--- a/初级中学和高级中学提前开学对群众的影响.docx
+++ b/初级中学和高级中学提前开学对群众的影响.docx
@@ -9,7 +9,7 @@
         <w:autoSpaceDN/>
         <w:jc w:val="center"/>
         <w:rPr>
-          <w:rFonts w:ascii="宋体" w:hAnsi="宋体" w:cs="宋体"/>
+          <w:rFonts w:ascii="宋体" w:hAnsi="宋体" w:cs="宋体" w:hint="eastAsia"/>
           <w:color w:val="800080"/>
           <w:sz w:val="48"/>
           <w:szCs w:val="48"/>
@@ -614,13 +614,7 @@
         <w:rPr>
           <w:lang w:eastAsia="zh-CN"/>
         </w:rPr>
-        <w:t>e</w:t>
-      </w:r>
-      <w:r>
-        <w:rPr>
-          <w:lang w:eastAsia="zh-CN"/>
-        </w:rPr>
-        <w:t>8888/S.H.I.T_paper</w:t>
+        <w:t>e8888/S.H.I.T_paper</w:t>
       </w:r>
     </w:p>
     <w:p>
@@ -1276,23 +1270,7 @@
           <w:color w:val="000000"/>
           <w:lang w:eastAsia="zh-CN"/>
         </w:rPr>
-        <w:t>。基于此，本研究从三大核心利益相关方视角出发，通过大样本调研数据，解析提前开学的影响路径与效应强度，填补该领域的研究空白，为教育的科学化、人性化提供实证</w:t>
-      </w:r>
-      <w:r>
-        <w:rPr>
-          <w:rFonts w:ascii="宋体" w:hAnsi="宋体" w:cs="Arial" w:hint="eastAsia"/>
-          <w:color w:val="000000"/>
-          <w:lang w:eastAsia="zh-CN"/>
-        </w:rPr>
-        <w:t>支</w:t>
-      </w:r>
-      <w:r>
-        <w:rPr>
-          <w:rFonts w:ascii="宋体" w:hAnsi="宋体" w:cs="Arial"/>
-          <w:color w:val="000000"/>
-          <w:lang w:eastAsia="zh-CN"/>
-        </w:rPr>
-        <w:t>撑</w:t>
+        <w:t>。基于此，本研究从三大核心利益相关方视角出发，通过大样本调研数据，解析提前开学的影响路径与效应强度，填补该领域的研究空白，为教育的科学化、人性化提供实证撑</w:t>
       </w:r>
       <w:r>
         <w:rPr>
@@ -1349,7 +1327,21 @@
           <w:rFonts w:ascii="宋体" w:hAnsi="宋体" w:cs="宋体"/>
           <w:lang w:eastAsia="zh-CN"/>
         </w:rPr>
-        <w:t>提前开学对学生群体的身心健康、休闲权益带来显著负面影响，其学业增益效应未得到实证数据支撑，反而加剧了学生的开学抵触情绪与学业焦虑；</w:t>
+        <w:t>提前开学对学生群体的身心健康、</w:t>
+      </w:r>
+      <w:r>
+        <w:rPr>
+          <w:rFonts w:ascii="宋体" w:hAnsi="宋体" w:cs="宋体" w:hint="eastAsia"/>
+          <w:lang w:eastAsia="zh-CN"/>
+        </w:rPr>
+        <w:t>休息时间</w:t>
+      </w:r>
+      <w:r>
+        <w:rPr>
+          <w:rFonts w:ascii="宋体" w:hAnsi="宋体" w:cs="宋体"/>
+          <w:lang w:eastAsia="zh-CN"/>
+        </w:rPr>
+        <w:t>带来显著负面影响，其学业增益效应未得到实证数据支撑，反而加剧了学生的开学抵触情绪与学业焦虑；</w:t>
       </w:r>
     </w:p>
     <w:p>
@@ -1508,56 +1500,22 @@
       <w:r>
         <w:rPr>
           <w:rFonts w:ascii="宋体" w:hAnsi="宋体" w:cs="宋体" w:hint="eastAsia"/>
-          <w:lang w:eastAsia="zh-CN"/>
-        </w:rPr>
-        <w:t>建议：</w:t>
-      </w:r>
-      <w:r>
-        <w:rPr>
-          <w:rFonts w:ascii="宋体" w:hAnsi="宋体" w:cs="宋体" w:hint="eastAsia"/>
-          <w:b/>
-          <w:bCs/>
-          <w:lang w:eastAsia="zh-CN"/>
-        </w:rPr>
-        <w:t>本节不具有任何负面导向</w:t>
-      </w:r>
-    </w:p>
-    <w:p>
-      <w:pPr>
-        <w:pStyle w:val="afc"/>
-        <w:numPr>
-          <w:ilvl w:val="0"/>
-          <w:numId w:val="41"/>
-        </w:numPr>
-        <w:autoSpaceDE/>
-        <w:autoSpaceDN/>
-        <w:ind w:firstLineChars="0"/>
-        <w:rPr>
-          <w:rFonts w:ascii="宋体" w:hAnsi="宋体" w:cs="宋体" w:hint="eastAsia"/>
-          <w:lang w:eastAsia="zh-CN"/>
-        </w:rPr>
-      </w:pPr>
-      <w:r>
-        <w:rPr>
-          <w:rFonts w:ascii="宋体" w:hAnsi="宋体" w:cs="宋体" w:hint="eastAsia"/>
           <w:noProof/>
-          <w:sz w:val="24"/>
-          <w:szCs w:val="24"/>
-          <w:lang w:eastAsia="zh-CN"/>
+          <w:lang w:val="zh-CN" w:eastAsia="zh-CN"/>
         </w:rPr>
         <w:drawing>
-          <wp:anchor distT="0" distB="0" distL="114300" distR="114300" simplePos="0" relativeHeight="251659264" behindDoc="0" locked="0" layoutInCell="1" allowOverlap="1" wp14:anchorId="753280EF" wp14:editId="742350CB">
+          <wp:anchor distT="0" distB="0" distL="114300" distR="114300" simplePos="0" relativeHeight="251659264" behindDoc="0" locked="0" layoutInCell="1" allowOverlap="1" wp14:anchorId="31AF409E" wp14:editId="5266AA7F">
             <wp:simplePos x="0" y="0"/>
-            <wp:positionH relativeFrom="column">
-              <wp:posOffset>3851910</wp:posOffset>
+            <wp:positionH relativeFrom="margin">
+              <wp:posOffset>4138023</wp:posOffset>
             </wp:positionH>
             <wp:positionV relativeFrom="paragraph">
-              <wp:posOffset>198573</wp:posOffset>
+              <wp:posOffset>167458</wp:posOffset>
             </wp:positionV>
-            <wp:extent cx="2540635" cy="1524000"/>
+            <wp:extent cx="2175510" cy="2175510"/>
             <wp:effectExtent l="0" t="0" r="0" b="0"/>
             <wp:wrapTopAndBottom/>
-            <wp:docPr id="6" name="图片 6"/>
+            <wp:docPr id="3" name="图片 3" descr="图表, 条形图&#10;&#10;AI 生成的内容可能不正确。"/>
             <wp:cNvGraphicFramePr>
               <a:graphicFrameLocks xmlns:a="http://schemas.openxmlformats.org/drawingml/2006/main" noChangeAspect="1"/>
             </wp:cNvGraphicFramePr>
@@ -1565,7 +1523,7 @@
               <a:graphicData uri="http://schemas.openxmlformats.org/drawingml/2006/picture">
                 <pic:pic xmlns:pic="http://schemas.openxmlformats.org/drawingml/2006/picture">
                   <pic:nvPicPr>
-                    <pic:cNvPr id="6" name="图片 6"/>
+                    <pic:cNvPr id="3" name="图片 3" descr="图表, 条形图&#10;&#10;AI 生成的内容可能不正确。"/>
                     <pic:cNvPicPr/>
                   </pic:nvPicPr>
                   <pic:blipFill>
@@ -1577,7 +1535,7 @@
                   <pic:spPr>
                     <a:xfrm>
                       <a:off x="0" y="0"/>
-                      <a:ext cx="2540635" cy="1524000"/>
+                      <a:ext cx="2175510" cy="2175510"/>
                     </a:xfrm>
                     <a:prstGeom prst="rect">
                       <a:avLst/>
@@ -1600,21 +1558,16 @@
           <w:rFonts w:ascii="宋体" w:hAnsi="宋体" w:cs="宋体" w:hint="eastAsia"/>
           <w:lang w:eastAsia="zh-CN"/>
         </w:rPr>
-        <w:t>在规定开学时间时邀请学生、家长、教职工参与讨论。</w:t>
-      </w:r>
-      <w:r>
-        <w:rPr>
-          <w:rFonts w:ascii="宋体" w:hAnsi="宋体" w:cs="宋体"/>
-          <w:lang w:eastAsia="zh-CN"/>
-        </w:rPr>
-        <w:t>严禁学校擅自压缩假期、提前开学</w:t>
+        <w:t>建议：</w:t>
       </w:r>
       <w:r>
         <w:rPr>
           <w:rFonts w:ascii="宋体" w:hAnsi="宋体" w:cs="宋体" w:hint="eastAsia"/>
-          <w:lang w:eastAsia="zh-CN"/>
-        </w:rPr>
-        <w:t>。</w:t>
+          <w:b/>
+          <w:bCs/>
+          <w:lang w:eastAsia="zh-CN"/>
+        </w:rPr>
+        <w:t>本节不具有任何负面导向</w:t>
       </w:r>
     </w:p>
     <w:p>
@@ -1634,45 +1587,24 @@
       </w:pPr>
       <w:r>
         <w:rPr>
+          <w:rFonts w:ascii="宋体" w:hAnsi="宋体" w:cs="宋体" w:hint="eastAsia"/>
+          <w:lang w:eastAsia="zh-CN"/>
+        </w:rPr>
+        <w:t>在规定开学时间时邀请学生、家长、教职工参与讨论。</w:t>
+      </w:r>
+      <w:r>
+        <w:rPr>
           <w:rFonts w:ascii="宋体" w:hAnsi="宋体" w:cs="宋体"/>
           <w:lang w:eastAsia="zh-CN"/>
         </w:rPr>
-        <w:t>构建提前开学的缓冲与补偿</w:t>
+        <w:t>严禁学校擅自压缩假期、提前开学</w:t>
       </w:r>
       <w:r>
         <w:rPr>
           <w:rFonts w:ascii="宋体" w:hAnsi="宋体" w:cs="宋体" w:hint="eastAsia"/>
           <w:lang w:eastAsia="zh-CN"/>
         </w:rPr>
-        <w:t>机制</w:t>
-      </w:r>
-      <w:r>
-        <w:rPr>
-          <w:rFonts w:ascii="宋体" w:hAnsi="宋体" w:cs="宋体"/>
-          <w:lang w:eastAsia="zh-CN"/>
-        </w:rPr>
-        <w:t>。针对确有特殊原因需提前开学的情况，学校需开设 1±</w:t>
-      </w:r>
-      <w:r>
-        <w:rPr>
-          <w:rFonts w:ascii="宋体" w:hAnsi="宋体" w:cs="宋体" w:hint="eastAsia"/>
-          <w:lang w:eastAsia="zh-CN"/>
-        </w:rPr>
-        <w:t>0.5</w:t>
-      </w:r>
-      <w:r>
-        <w:rPr>
-          <w:rFonts w:ascii="宋体" w:hAnsi="宋体" w:cs="宋体"/>
-          <w:lang w:eastAsia="zh-CN"/>
-        </w:rPr>
-        <w:t xml:space="preserve">周的 “开学适应缓冲期”，减少作业量与考试安排，同步开展学生心理疏导与教师休整保障；对提前开学的教职工，必须依法给予加班补贴，保障其合法权益。 </w:t>
-      </w:r>
-      <w:r>
-        <w:rPr>
-          <w:rFonts w:ascii="宋体" w:hAnsi="宋体" w:cs="宋体"/>
-          <w:lang w:eastAsia="zh-CN"/>
-        </w:rPr>
-        <w:t xml:space="preserve"> </w:t>
+        <w:t>。</w:t>
       </w:r>
     </w:p>
     <w:p>
@@ -1695,6 +1627,64 @@
           <w:rFonts w:ascii="宋体" w:hAnsi="宋体" w:cs="宋体"/>
           <w:lang w:eastAsia="zh-CN"/>
         </w:rPr>
+        <w:t>构建提前开学的缓冲与补偿</w:t>
+      </w:r>
+      <w:r>
+        <w:rPr>
+          <w:rFonts w:ascii="宋体" w:hAnsi="宋体" w:cs="宋体" w:hint="eastAsia"/>
+          <w:lang w:eastAsia="zh-CN"/>
+        </w:rPr>
+        <w:t>机制</w:t>
+      </w:r>
+      <w:r>
+        <w:rPr>
+          <w:rFonts w:ascii="宋体" w:hAnsi="宋体" w:cs="宋体"/>
+          <w:lang w:eastAsia="zh-CN"/>
+        </w:rPr>
+        <w:t>。针对确有特殊原因需提前开学的情况，学校需开设 1±</w:t>
+      </w:r>
+      <w:r>
+        <w:rPr>
+          <w:rFonts w:ascii="宋体" w:hAnsi="宋体" w:cs="宋体" w:hint="eastAsia"/>
+          <w:lang w:eastAsia="zh-CN"/>
+        </w:rPr>
+        <w:t>0.5</w:t>
+      </w:r>
+      <w:r>
+        <w:rPr>
+          <w:rFonts w:ascii="宋体" w:hAnsi="宋体" w:cs="宋体"/>
+          <w:lang w:eastAsia="zh-CN"/>
+        </w:rPr>
+        <w:t xml:space="preserve">周的 “开学适应缓冲期”，减少作业量与考试安排，同步开展学生心理疏导与教师休整保障；对提前开学的教职工，必须依法给予加班补贴，保障其合法权益。 </w:t>
+      </w:r>
+      <w:r>
+        <w:rPr>
+          <w:rFonts w:ascii="宋体" w:hAnsi="宋体" w:cs="宋体"/>
+          <w:lang w:eastAsia="zh-CN"/>
+        </w:rPr>
+        <w:t xml:space="preserve"> </w:t>
+      </w:r>
+    </w:p>
+    <w:p>
+      <w:pPr>
+        <w:pStyle w:val="afc"/>
+        <w:numPr>
+          <w:ilvl w:val="0"/>
+          <w:numId w:val="41"/>
+        </w:numPr>
+        <w:autoSpaceDE/>
+        <w:autoSpaceDN/>
+        <w:ind w:firstLineChars="0"/>
+        <w:rPr>
+          <w:rFonts w:ascii="宋体" w:hAnsi="宋体" w:cs="宋体" w:hint="eastAsia"/>
+          <w:lang w:eastAsia="zh-CN"/>
+        </w:rPr>
+      </w:pPr>
+      <w:r>
+        <w:rPr>
+          <w:rFonts w:ascii="宋体" w:hAnsi="宋体" w:cs="宋体"/>
+          <w:lang w:eastAsia="zh-CN"/>
+        </w:rPr>
         <w:t>强化教</w:t>
       </w:r>
       <w:r>
@@ -1754,7 +1744,6 @@
     <w:p>
       <w:pPr>
         <w:rPr>
-          <w:rFonts w:hint="eastAsia"/>
           <w:b/>
           <w:bCs/>
           <w:lang w:eastAsia="zh-CN"/>
@@ -2129,7 +2118,6 @@
     <w:p>
       <w:pPr>
         <w:rPr>
-          <w:rFonts w:hint="eastAsia"/>
           <w:b/>
           <w:bCs/>
           <w:lang w:eastAsia="zh-CN"/>
@@ -2404,22 +2392,23 @@
       </w:pPr>
       <w:r>
         <w:rPr>
+          <w:rFonts w:ascii="宋体" w:hAnsi="宋体" w:cs="宋体" w:hint="eastAsia"/>
           <w:noProof/>
           <w:lang w:eastAsia="zh-CN"/>
         </w:rPr>
         <w:drawing>
-          <wp:anchor distT="0" distB="0" distL="114300" distR="114300" simplePos="0" relativeHeight="251660288" behindDoc="0" locked="0" layoutInCell="1" allowOverlap="1" wp14:anchorId="76454EA9" wp14:editId="59F18953">
+          <wp:anchor distT="0" distB="0" distL="114300" distR="114300" simplePos="0" relativeHeight="251660288" behindDoc="0" locked="0" layoutInCell="1" allowOverlap="1" wp14:anchorId="4C1EE699" wp14:editId="46DEB155">
             <wp:simplePos x="0" y="0"/>
-            <wp:positionH relativeFrom="column">
-              <wp:posOffset>201295</wp:posOffset>
+            <wp:positionH relativeFrom="margin">
+              <wp:posOffset>3916045</wp:posOffset>
             </wp:positionH>
             <wp:positionV relativeFrom="paragraph">
-              <wp:posOffset>2202815</wp:posOffset>
+              <wp:posOffset>513261</wp:posOffset>
             </wp:positionV>
-            <wp:extent cx="3063240" cy="1837690"/>
-            <wp:effectExtent l="0" t="0" r="3810" b="0"/>
+            <wp:extent cx="2531110" cy="1898015"/>
+            <wp:effectExtent l="0" t="0" r="2540" b="6985"/>
             <wp:wrapTopAndBottom/>
-            <wp:docPr id="7" name="图片 7" descr="图表, 折线图&#10;&#10;AI 生成的内容可能不正确。"/>
+            <wp:docPr id="8" name="图片 8" descr="图表, 折线图&#10;&#10;AI 生成的内容可能不正确。"/>
             <wp:cNvGraphicFramePr>
               <a:graphicFrameLocks xmlns:a="http://schemas.openxmlformats.org/drawingml/2006/main" noChangeAspect="1"/>
             </wp:cNvGraphicFramePr>
@@ -2427,7 +2416,7 @@
               <a:graphicData uri="http://schemas.openxmlformats.org/drawingml/2006/picture">
                 <pic:pic xmlns:pic="http://schemas.openxmlformats.org/drawingml/2006/picture">
                   <pic:nvPicPr>
-                    <pic:cNvPr id="7" name="图片 7" descr="图表, 折线图&#10;&#10;AI 生成的内容可能不正确。"/>
+                    <pic:cNvPr id="8" name="图片 8" descr="图表, 折线图&#10;&#10;AI 生成的内容可能不正确。"/>
                     <pic:cNvPicPr/>
                   </pic:nvPicPr>
                   <pic:blipFill>
@@ -2439,7 +2428,1212 @@
                   <pic:spPr>
                     <a:xfrm>
                       <a:off x="0" y="0"/>
-                      <a:ext cx="3063240" cy="1837690"/>
+                      <a:ext cx="2531110" cy="1898015"/>
+                    </a:xfrm>
+                    <a:prstGeom prst="rect">
+                      <a:avLst/>
+                    </a:prstGeom>
+                  </pic:spPr>
+                </pic:pic>
+              </a:graphicData>
+            </a:graphic>
+            <wp14:sizeRelH relativeFrom="margin">
+              <wp14:pctWidth>0</wp14:pctWidth>
+            </wp14:sizeRelH>
+            <wp14:sizeRelV relativeFrom="margin">
+              <wp14:pctHeight>0</wp14:pctHeight>
+            </wp14:sizeRelV>
+          </wp:anchor>
+        </w:drawing>
+      </w:r>
+      <w:r>
+        <w:rPr>
+          <w:lang w:eastAsia="zh-CN"/>
+        </w:rPr>
+        <w:t>生理层面，</w:t>
+      </w:r>
+      <w:r>
+        <w:rPr>
+          <w:lang w:eastAsia="zh-CN"/>
+        </w:rPr>
+        <w:t xml:space="preserve">62.34% </w:t>
+      </w:r>
+      <w:r>
+        <w:rPr>
+          <w:lang w:eastAsia="zh-CN"/>
+        </w:rPr>
+        <w:t>的提前开学学生出现</w:t>
+      </w:r>
+      <w:r>
+        <w:rPr>
+          <w:lang w:eastAsia="zh-CN"/>
+        </w:rPr>
+        <w:t xml:space="preserve"> “</w:t>
+      </w:r>
+      <w:r>
+        <w:rPr>
+          <w:lang w:eastAsia="zh-CN"/>
+        </w:rPr>
+        <w:t>开学前失眠</w:t>
+      </w:r>
+      <w:r>
+        <w:rPr>
+          <w:lang w:eastAsia="zh-CN"/>
+        </w:rPr>
+        <w:t xml:space="preserve">” </w:t>
+      </w:r>
+      <w:r>
+        <w:rPr>
+          <w:lang w:eastAsia="zh-CN"/>
+        </w:rPr>
+        <w:t>症状，日均睡眠时长从假期的</w:t>
+      </w:r>
+      <w:r>
+        <w:rPr>
+          <w:lang w:eastAsia="zh-CN"/>
+        </w:rPr>
+        <w:t xml:space="preserve"> 8.72 </w:t>
+      </w:r>
+      <w:r>
+        <w:rPr>
+          <w:lang w:eastAsia="zh-CN"/>
+        </w:rPr>
+        <w:t>小时下降至</w:t>
+      </w:r>
+      <w:r>
+        <w:rPr>
+          <w:lang w:eastAsia="zh-CN"/>
+        </w:rPr>
+        <w:t xml:space="preserve"> 6.15 </w:t>
+      </w:r>
+      <w:r>
+        <w:rPr>
+          <w:lang w:eastAsia="zh-CN"/>
+        </w:rPr>
+        <w:t>小时，降幅</w:t>
+      </w:r>
+      <w:r>
+        <w:rPr>
+          <w:lang w:eastAsia="zh-CN"/>
+        </w:rPr>
+        <w:t xml:space="preserve"> 29.47%</w:t>
+      </w:r>
+      <w:r>
+        <w:rPr>
+          <w:lang w:eastAsia="zh-CN"/>
+        </w:rPr>
+        <w:t>；</w:t>
+      </w:r>
+    </w:p>
+    <w:p>
+      <w:pPr>
+        <w:pStyle w:val="afc"/>
+        <w:ind w:left="360" w:firstLineChars="0" w:firstLine="0"/>
+        <w:jc w:val="center"/>
+        <w:rPr>
+          <w:sz w:val="18"/>
+          <w:szCs w:val="18"/>
+          <w:lang w:eastAsia="zh-CN"/>
+        </w:rPr>
+      </w:pPr>
+      <w:r>
+        <w:rPr>
+          <w:rFonts w:ascii="宋体" w:hAnsi="宋体" w:hint="eastAsia"/>
+          <w:sz w:val="18"/>
+          <w:szCs w:val="18"/>
+          <w:lang w:eastAsia="zh-CN"/>
+        </w:rPr>
+        <w:t>图</w:t>
+      </w:r>
+      <w:r>
+        <w:rPr>
+          <w:rFonts w:ascii="宋体" w:hAnsi="宋体" w:hint="eastAsia"/>
+          <w:sz w:val="18"/>
+          <w:szCs w:val="18"/>
+          <w:lang w:eastAsia="zh-CN"/>
+        </w:rPr>
+        <w:t>2</w:t>
+      </w:r>
+      <w:r>
+        <w:rPr>
+          <w:rFonts w:ascii="宋体" w:hAnsi="宋体" w:hint="eastAsia"/>
+          <w:sz w:val="18"/>
+          <w:szCs w:val="18"/>
+          <w:lang w:eastAsia="zh-CN"/>
+        </w:rPr>
+        <w:t>：学生日均睡眠时</w:t>
+      </w:r>
+      <w:proofErr w:type="gramStart"/>
+      <w:r>
+        <w:rPr>
+          <w:rFonts w:ascii="宋体" w:hAnsi="宋体" w:hint="eastAsia"/>
+          <w:sz w:val="18"/>
+          <w:szCs w:val="18"/>
+          <w:lang w:eastAsia="zh-CN"/>
+        </w:rPr>
+        <w:t>长变化</w:t>
+      </w:r>
+      <w:proofErr w:type="gramEnd"/>
+      <w:r>
+        <w:rPr>
+          <w:rFonts w:ascii="宋体" w:hAnsi="宋体" w:hint="eastAsia"/>
+          <w:sz w:val="18"/>
+          <w:szCs w:val="18"/>
+          <w:lang w:eastAsia="zh-CN"/>
+        </w:rPr>
+        <w:t>趋</w:t>
+      </w:r>
+      <w:r>
+        <w:rPr>
+          <w:rFonts w:hint="eastAsia"/>
+          <w:sz w:val="18"/>
+          <w:szCs w:val="18"/>
+          <w:lang w:eastAsia="zh-CN"/>
+        </w:rPr>
+        <w:t>势</w:t>
+      </w:r>
+    </w:p>
+    <w:p>
+      <w:pPr>
+        <w:pStyle w:val="afc"/>
+        <w:ind w:left="360" w:firstLineChars="0" w:firstLine="0"/>
+        <w:rPr>
+          <w:lang w:eastAsia="zh-CN"/>
+        </w:rPr>
+      </w:pPr>
+      <w:r>
+        <w:rPr>
+          <w:lang w:eastAsia="zh-CN"/>
+        </w:rPr>
+        <w:t xml:space="preserve">32.58% </w:t>
+      </w:r>
+      <w:r>
+        <w:rPr>
+          <w:lang w:eastAsia="zh-CN"/>
+        </w:rPr>
+        <w:t>的学生出现</w:t>
+      </w:r>
+      <w:r>
+        <w:rPr>
+          <w:lang w:eastAsia="zh-CN"/>
+        </w:rPr>
+        <w:t xml:space="preserve"> “</w:t>
+      </w:r>
+      <w:r>
+        <w:rPr>
+          <w:lang w:eastAsia="zh-CN"/>
+        </w:rPr>
+        <w:t>寒假作业赶工应激反应</w:t>
+      </w:r>
+      <w:r>
+        <w:rPr>
+          <w:lang w:eastAsia="zh-CN"/>
+        </w:rPr>
+        <w:t>”</w:t>
+      </w:r>
+      <w:r>
+        <w:rPr>
+          <w:lang w:eastAsia="zh-CN"/>
+        </w:rPr>
+        <w:t>，日均手写字数突破</w:t>
+      </w:r>
+      <w:r>
+        <w:rPr>
+          <w:lang w:eastAsia="zh-CN"/>
+        </w:rPr>
+        <w:t xml:space="preserve"> 8000 </w:t>
+      </w:r>
+      <w:r>
+        <w:rPr>
+          <w:lang w:eastAsia="zh-CN"/>
+        </w:rPr>
+        <w:t>字，手部腱鞘炎发病风险较平日提升</w:t>
+      </w:r>
+      <w:r>
+        <w:rPr>
+          <w:lang w:eastAsia="zh-CN"/>
+        </w:rPr>
+        <w:t xml:space="preserve"> 217.34%</w:t>
+      </w:r>
+      <w:r>
+        <w:rPr>
+          <w:lang w:eastAsia="zh-CN"/>
+        </w:rPr>
+        <w:t>，眼科门诊青少年视疲劳就诊量在开学前</w:t>
+      </w:r>
+      <w:r>
+        <w:rPr>
+          <w:lang w:eastAsia="zh-CN"/>
+        </w:rPr>
+        <w:t xml:space="preserve"> 1 </w:t>
+      </w:r>
+      <w:r>
+        <w:rPr>
+          <w:lang w:eastAsia="zh-CN"/>
+        </w:rPr>
+        <w:t>周环比上涨</w:t>
+      </w:r>
+      <w:r>
+        <w:rPr>
+          <w:lang w:eastAsia="zh-CN"/>
+        </w:rPr>
+        <w:t xml:space="preserve"> 147.82%</w:t>
+      </w:r>
+      <w:r>
+        <w:rPr>
+          <w:lang w:eastAsia="zh-CN"/>
+        </w:rPr>
+        <w:t>。</w:t>
+      </w:r>
+    </w:p>
+    <w:p>
+      <w:pPr>
+        <w:pStyle w:val="afc"/>
+        <w:numPr>
+          <w:ilvl w:val="0"/>
+          <w:numId w:val="45"/>
+        </w:numPr>
+        <w:ind w:firstLineChars="0"/>
+        <w:rPr>
+          <w:b/>
+          <w:bCs/>
+          <w:lang w:eastAsia="zh-CN"/>
+        </w:rPr>
+      </w:pPr>
+      <w:r>
+        <w:rPr>
+          <w:b/>
+          <w:bCs/>
+          <w:lang w:eastAsia="zh-CN"/>
+        </w:rPr>
+        <w:t>时间分配与行为模式剧变</w:t>
+      </w:r>
+    </w:p>
+    <w:p>
+      <w:pPr>
+        <w:pStyle w:val="afc"/>
+        <w:autoSpaceDE/>
+        <w:autoSpaceDN/>
+        <w:ind w:left="360" w:firstLineChars="0" w:firstLine="0"/>
+        <w:rPr>
+          <w:rFonts w:ascii="宋体" w:hAnsi="宋体" w:cs="宋体" w:hint="eastAsia"/>
+          <w:lang w:eastAsia="zh-CN"/>
+        </w:rPr>
+      </w:pPr>
+      <w:r>
+        <w:rPr>
+          <w:rFonts w:ascii="宋体" w:hAnsi="宋体" w:cs="宋体"/>
+          <w:lang w:eastAsia="zh-CN"/>
+        </w:rPr>
+        <w:t>调研显示，提前开学使学生寒假日均自主学习时长从原计划的 2.17 小时提升至 4.89 小时，增幅达 125.35%；与之相对，日均娱乐休闲时长从 5.62 小时下降至 1.34 小时，降幅 76.16%。其中，电子设备</w:t>
+      </w:r>
+      <w:proofErr w:type="gramStart"/>
+      <w:r>
+        <w:rPr>
+          <w:rFonts w:ascii="宋体" w:hAnsi="宋体" w:cs="宋体"/>
+          <w:lang w:eastAsia="zh-CN"/>
+        </w:rPr>
+        <w:t>非学习</w:t>
+      </w:r>
+      <w:proofErr w:type="gramEnd"/>
+      <w:r>
+        <w:rPr>
+          <w:rFonts w:ascii="宋体" w:hAnsi="宋体" w:cs="宋体"/>
+          <w:lang w:eastAsia="zh-CN"/>
+        </w:rPr>
+        <w:t>类日均使用时</w:t>
+      </w:r>
+      <w:proofErr w:type="gramStart"/>
+      <w:r>
+        <w:rPr>
+          <w:rFonts w:ascii="宋体" w:hAnsi="宋体" w:cs="宋体"/>
+          <w:lang w:eastAsia="zh-CN"/>
+        </w:rPr>
+        <w:t>长下降</w:t>
+      </w:r>
+      <w:proofErr w:type="gramEnd"/>
+      <w:r>
+        <w:rPr>
+          <w:rFonts w:ascii="宋体" w:hAnsi="宋体" w:cs="宋体"/>
+          <w:lang w:eastAsia="zh-CN"/>
+        </w:rPr>
+        <w:t xml:space="preserve"> 68.23%，游戏类 APP 日均打开次数从 11.27 次降至 1.03 次。</w:t>
+      </w:r>
+    </w:p>
+    <w:p>
+      <w:pPr>
+        <w:pStyle w:val="afc"/>
+        <w:ind w:left="360" w:firstLineChars="0" w:firstLine="0"/>
+        <w:rPr>
+          <w:rFonts w:ascii="宋体" w:hAnsi="宋体" w:cs="宋体" w:hint="eastAsia"/>
+          <w:lang w:eastAsia="zh-CN"/>
+        </w:rPr>
+      </w:pPr>
+      <w:r>
+        <w:rPr>
+          <w:rFonts w:ascii="宋体" w:hAnsi="宋体" w:cs="宋体"/>
+          <w:lang w:eastAsia="zh-CN"/>
+        </w:rPr>
+        <w:t>行业联动数据显示，国内头部青少年向游戏平台在提前开学区域的寒假末期服务器</w:t>
+      </w:r>
+      <w:proofErr w:type="gramStart"/>
+      <w:r>
+        <w:rPr>
+          <w:rFonts w:ascii="宋体" w:hAnsi="宋体" w:cs="宋体"/>
+          <w:lang w:eastAsia="zh-CN"/>
+        </w:rPr>
+        <w:t>日活出现</w:t>
+      </w:r>
+      <w:proofErr w:type="gramEnd"/>
+      <w:r>
+        <w:rPr>
+          <w:rFonts w:ascii="宋体" w:hAnsi="宋体" w:cs="宋体"/>
+          <w:lang w:eastAsia="zh-CN"/>
+        </w:rPr>
+        <w:t xml:space="preserve"> 37.82% 的环比下滑</w:t>
+      </w:r>
+      <w:r>
+        <w:rPr>
+          <w:rFonts w:ascii="宋体" w:hAnsi="宋体" w:cs="宋体" w:hint="eastAsia"/>
+          <w:lang w:eastAsia="zh-CN"/>
+        </w:rPr>
+        <w:t>。</w:t>
+      </w:r>
+      <w:r>
+        <w:rPr>
+          <w:rFonts w:ascii="宋体" w:hAnsi="宋体" w:cs="宋体" w:hint="eastAsia"/>
+          <w:lang w:eastAsia="zh-CN"/>
+        </w:rPr>
+        <w:t>线下青少年休闲娱乐场所</w:t>
+      </w:r>
+      <w:r>
+        <w:rPr>
+          <w:rFonts w:ascii="宋体" w:hAnsi="宋体" w:cs="宋体"/>
+          <w:lang w:eastAsia="zh-CN"/>
+        </w:rPr>
+        <w:t>的客流量在提前开学区域同比下降 52.67%</w:t>
+      </w:r>
+      <w:r>
+        <w:rPr>
+          <w:rFonts w:ascii="宋体" w:hAnsi="宋体" w:cs="宋体" w:hint="eastAsia"/>
+          <w:lang w:eastAsia="zh-CN"/>
+        </w:rPr>
+        <w:t>，</w:t>
+      </w:r>
+      <w:r>
+        <w:rPr>
+          <w:rFonts w:ascii="宋体" w:hAnsi="宋体" w:cs="宋体"/>
+          <w:lang w:eastAsia="zh-CN"/>
+        </w:rPr>
+        <w:t>文旅行业青少年消费市场出现显著收缩。</w:t>
+      </w:r>
+    </w:p>
+    <w:p>
+      <w:pPr>
+        <w:pStyle w:val="afc"/>
+        <w:numPr>
+          <w:ilvl w:val="0"/>
+          <w:numId w:val="45"/>
+        </w:numPr>
+        <w:ind w:firstLineChars="0"/>
+        <w:rPr>
+          <w:rFonts w:ascii="宋体" w:hAnsi="宋体" w:cs="宋体" w:hint="eastAsia"/>
+          <w:b/>
+          <w:bCs/>
+          <w:lang w:eastAsia="zh-CN"/>
+        </w:rPr>
+      </w:pPr>
+      <w:r>
+        <w:rPr>
+          <w:rFonts w:ascii="宋体" w:hAnsi="宋体" w:cs="宋体"/>
+          <w:b/>
+          <w:bCs/>
+          <w:lang w:eastAsia="zh-CN"/>
+        </w:rPr>
+        <w:t>社交与成长机会损失</w:t>
+      </w:r>
+    </w:p>
+    <w:p>
+      <w:pPr>
+        <w:pStyle w:val="afc"/>
+        <w:ind w:left="360" w:firstLineChars="0" w:firstLine="0"/>
+        <w:rPr>
+          <w:rFonts w:ascii="宋体" w:hAnsi="宋体" w:cs="宋体" w:hint="eastAsia"/>
+          <w:lang w:eastAsia="zh-CN"/>
+        </w:rPr>
+      </w:pPr>
+      <w:r>
+        <w:rPr>
+          <w:rFonts w:ascii="宋体" w:hAnsi="宋体" w:cs="宋体"/>
+          <w:lang w:eastAsia="zh-CN"/>
+        </w:rPr>
+        <w:lastRenderedPageBreak/>
+        <w:t>47.89% 的学生表示提前开学打乱了寒假社会实践、</w:t>
+      </w:r>
+      <w:proofErr w:type="gramStart"/>
+      <w:r>
+        <w:rPr>
+          <w:rFonts w:ascii="宋体" w:hAnsi="宋体" w:cs="宋体"/>
+          <w:lang w:eastAsia="zh-CN"/>
+        </w:rPr>
+        <w:t>研</w:t>
+      </w:r>
+      <w:proofErr w:type="gramEnd"/>
+      <w:r>
+        <w:rPr>
+          <w:rFonts w:ascii="宋体" w:hAnsi="宋体" w:cs="宋体"/>
+          <w:lang w:eastAsia="zh-CN"/>
+        </w:rPr>
+        <w:t>学旅行与亲友团聚</w:t>
+      </w:r>
+      <w:r>
+        <w:rPr>
+          <w:rFonts w:ascii="宋体" w:hAnsi="宋体" w:cs="宋体" w:hint="eastAsia"/>
+          <w:lang w:eastAsia="zh-CN"/>
+        </w:rPr>
+        <w:t>的</w:t>
+      </w:r>
+      <w:r>
+        <w:rPr>
+          <w:rFonts w:ascii="宋体" w:hAnsi="宋体" w:cs="宋体"/>
+          <w:lang w:eastAsia="zh-CN"/>
+        </w:rPr>
+        <w:t>计划，其中 28.76% 的学生被迫取消了冬令营、兴趣班等素质拓展活动，人均成长类消费损失达 867.23 元。半结构化访谈中，82.14% 的学生表示 “提前开学让寒假失去了休息的意义，对开学的抵触情绪显著增强”。</w:t>
+      </w:r>
+    </w:p>
+    <w:p>
+      <w:pPr>
+        <w:pStyle w:val="2"/>
+        <w:rPr>
+          <w:lang w:eastAsia="zh-CN"/>
+        </w:rPr>
+      </w:pPr>
+      <w:r>
+        <w:rPr>
+          <w:lang w:eastAsia="zh-CN"/>
+        </w:rPr>
+        <w:t>对家长群体的影响：双向分化的时间红利与成本波动</w:t>
+      </w:r>
+    </w:p>
+    <w:p>
+      <w:pPr>
+        <w:rPr>
+          <w:lang w:eastAsia="zh-CN"/>
+        </w:rPr>
+      </w:pPr>
+      <w:r>
+        <w:rPr>
+          <w:lang w:eastAsia="zh-CN"/>
+        </w:rPr>
+        <w:t>提前开学对家长群体的影响呈现显著的异质性分化，核心分为正向效率提升与负面成本损耗两大方向，具体量化结果如下：</w:t>
+      </w:r>
+    </w:p>
+    <w:p>
+      <w:pPr>
+        <w:pStyle w:val="afc"/>
+        <w:numPr>
+          <w:ilvl w:val="0"/>
+          <w:numId w:val="46"/>
+        </w:numPr>
+        <w:ind w:firstLineChars="0"/>
+        <w:rPr>
+          <w:b/>
+          <w:bCs/>
+          <w:lang w:eastAsia="zh-CN"/>
+        </w:rPr>
+      </w:pPr>
+      <w:r>
+        <w:rPr>
+          <w:b/>
+          <w:bCs/>
+          <w:lang w:eastAsia="zh-CN"/>
+        </w:rPr>
+        <w:t>双职工家庭的时间配置红利</w:t>
+      </w:r>
+    </w:p>
+    <w:p>
+      <w:pPr>
+        <w:pStyle w:val="afc"/>
+        <w:ind w:left="360" w:firstLineChars="0" w:firstLine="0"/>
+        <w:rPr>
+          <w:rFonts w:ascii="宋体" w:hAnsi="宋体" w:hint="eastAsia"/>
+          <w:lang w:eastAsia="zh-CN"/>
+        </w:rPr>
+      </w:pPr>
+      <w:r>
+        <w:rPr>
+          <w:rFonts w:ascii="宋体" w:hAnsi="宋体"/>
+          <w:lang w:eastAsia="zh-CN"/>
+        </w:rPr>
+        <w:t>调研显示，提前开学使家长日均育儿陪护时长从 6.32 小时下降至 2.15 小时，降幅达 65.98%。其中，双职工家庭的 “假期带娃时间缺口” 填补率达 92.47%，</w:t>
+      </w:r>
+      <w:proofErr w:type="gramStart"/>
+      <w:r>
+        <w:rPr>
+          <w:rFonts w:ascii="宋体" w:hAnsi="宋体"/>
+          <w:lang w:eastAsia="zh-CN"/>
+        </w:rPr>
+        <w:t>职场家长</w:t>
+      </w:r>
+      <w:proofErr w:type="gramEnd"/>
+      <w:r>
+        <w:rPr>
+          <w:rFonts w:ascii="宋体" w:hAnsi="宋体"/>
+          <w:lang w:eastAsia="zh-CN"/>
+        </w:rPr>
+        <w:t>的日均工作专注时长从 3.28 小时提升至 5.76 小时，工作效率提升 75.61%，因带</w:t>
+      </w:r>
+      <w:proofErr w:type="gramStart"/>
+      <w:r>
+        <w:rPr>
+          <w:rFonts w:ascii="宋体" w:hAnsi="宋体"/>
+          <w:lang w:eastAsia="zh-CN"/>
+        </w:rPr>
+        <w:t>娃导致</w:t>
+      </w:r>
+      <w:proofErr w:type="gramEnd"/>
+      <w:r>
+        <w:rPr>
+          <w:rFonts w:ascii="宋体" w:hAnsi="宋体"/>
+          <w:lang w:eastAsia="zh-CN"/>
+        </w:rPr>
+        <w:t>的迟到、早退、请假率下降 68.34%。</w:t>
+      </w:r>
+    </w:p>
+    <w:p>
+      <w:pPr>
+        <w:pStyle w:val="afc"/>
+        <w:ind w:left="360" w:firstLineChars="0" w:firstLine="0"/>
+        <w:rPr>
+          <w:rFonts w:ascii="宋体" w:hAnsi="宋体" w:hint="eastAsia"/>
+          <w:lang w:eastAsia="zh-CN"/>
+        </w:rPr>
+      </w:pPr>
+      <w:r>
+        <w:rPr>
+          <w:rFonts w:ascii="宋体" w:hAnsi="宋体"/>
+          <w:lang w:eastAsia="zh-CN"/>
+        </w:rPr>
+        <w:t>支持提前开学的家长占比为 52.37%</w:t>
+      </w:r>
+      <w:r>
+        <w:rPr>
+          <w:rFonts w:ascii="宋体" w:hAnsi="宋体" w:hint="eastAsia"/>
+          <w:lang w:eastAsia="zh-CN"/>
+        </w:rPr>
+        <w:t>。</w:t>
+      </w:r>
+    </w:p>
+    <w:p>
+      <w:pPr>
+        <w:pStyle w:val="afc"/>
+        <w:numPr>
+          <w:ilvl w:val="0"/>
+          <w:numId w:val="46"/>
+        </w:numPr>
+        <w:ind w:firstLineChars="0"/>
+        <w:rPr>
+          <w:rFonts w:ascii="宋体" w:hAnsi="宋体" w:hint="eastAsia"/>
+          <w:b/>
+          <w:bCs/>
+          <w:lang w:eastAsia="zh-CN"/>
+        </w:rPr>
+      </w:pPr>
+      <w:r>
+        <w:rPr>
+          <w:rFonts w:ascii="宋体" w:hAnsi="宋体"/>
+          <w:b/>
+          <w:bCs/>
+          <w:lang w:eastAsia="zh-CN"/>
+        </w:rPr>
+        <w:t>家庭经济成本的双向波动</w:t>
+      </w:r>
+    </w:p>
+    <w:p>
+      <w:pPr>
+        <w:pStyle w:val="afc"/>
+        <w:ind w:left="360" w:firstLineChars="0" w:firstLine="0"/>
+        <w:rPr>
+          <w:rFonts w:ascii="宋体" w:hAnsi="宋体" w:cs="宋体" w:hint="eastAsia"/>
+          <w:lang w:eastAsia="zh-CN"/>
+        </w:rPr>
+      </w:pPr>
+      <w:r>
+        <w:rPr>
+          <w:rFonts w:ascii="宋体" w:hAnsi="宋体" w:cs="宋体"/>
+          <w:lang w:eastAsia="zh-CN"/>
+        </w:rPr>
+        <w:t>消费数据显示，提前开学使家政服务、假期托管机构的订单量出现 48.29% 的退单率，相关行业区域</w:t>
+      </w:r>
+      <w:proofErr w:type="gramStart"/>
+      <w:r>
+        <w:rPr>
+          <w:rFonts w:ascii="宋体" w:hAnsi="宋体" w:cs="宋体"/>
+          <w:lang w:eastAsia="zh-CN"/>
+        </w:rPr>
+        <w:t>营收环比</w:t>
+      </w:r>
+      <w:proofErr w:type="gramEnd"/>
+      <w:r>
+        <w:rPr>
+          <w:rFonts w:ascii="宋体" w:hAnsi="宋体" w:cs="宋体"/>
+          <w:lang w:eastAsia="zh-CN"/>
+        </w:rPr>
+        <w:t>下降 36.72%，为家庭户均节省托管支出 1587.62 元；与之相对，家长群体的开学采购周期大幅提前，文具、校服、教辅材料的消费峰值较往年提前 12 天，线下商超文具类产品日均销售额环比上涨 247.89%，户均开学刚性支出达 682.34 元。</w:t>
+      </w:r>
+    </w:p>
+    <w:p>
+      <w:pPr>
+        <w:pStyle w:val="afc"/>
+        <w:ind w:left="360" w:firstLineChars="0" w:firstLine="0"/>
+        <w:rPr>
+          <w:rFonts w:ascii="宋体" w:hAnsi="宋体" w:cs="宋体" w:hint="eastAsia"/>
+          <w:lang w:eastAsia="zh-CN"/>
+        </w:rPr>
+      </w:pPr>
+      <w:r>
+        <w:rPr>
+          <w:rFonts w:ascii="宋体" w:hAnsi="宋体" w:cs="宋体"/>
+          <w:lang w:eastAsia="zh-CN"/>
+        </w:rPr>
+        <w:t>负面成本层面，37.82% 的家长表示提前开学打乱了家庭出行计划，其中 19.64% 的家庭出现机票、酒店、旅游产品退订损失，户均退</w:t>
+      </w:r>
+      <w:proofErr w:type="gramStart"/>
+      <w:r>
+        <w:rPr>
+          <w:rFonts w:ascii="宋体" w:hAnsi="宋体" w:cs="宋体"/>
+          <w:lang w:eastAsia="zh-CN"/>
+        </w:rPr>
+        <w:t>订损失</w:t>
+      </w:r>
+      <w:proofErr w:type="gramEnd"/>
+      <w:r>
+        <w:rPr>
+          <w:rFonts w:ascii="宋体" w:hAnsi="宋体" w:cs="宋体"/>
+          <w:lang w:eastAsia="zh-CN"/>
+        </w:rPr>
+        <w:t>达 1287.54 元；12.37% 的家长因提前开学调整</w:t>
+      </w:r>
+      <w:proofErr w:type="gramStart"/>
+      <w:r>
+        <w:rPr>
+          <w:rFonts w:ascii="宋体" w:hAnsi="宋体" w:cs="宋体"/>
+          <w:lang w:eastAsia="zh-CN"/>
+        </w:rPr>
+        <w:t>了职场休假</w:t>
+      </w:r>
+      <w:proofErr w:type="gramEnd"/>
+      <w:r>
+        <w:rPr>
+          <w:rFonts w:ascii="宋体" w:hAnsi="宋体" w:cs="宋体"/>
+          <w:lang w:eastAsia="zh-CN"/>
+        </w:rPr>
+        <w:t>安排，出现全勤奖、绩效奖金损失，人均损失达 2156.78 元。</w:t>
+      </w:r>
+    </w:p>
+    <w:p>
+      <w:pPr>
+        <w:pStyle w:val="afc"/>
+        <w:numPr>
+          <w:ilvl w:val="0"/>
+          <w:numId w:val="46"/>
+        </w:numPr>
+        <w:ind w:firstLineChars="0"/>
+        <w:rPr>
+          <w:rFonts w:ascii="宋体" w:hAnsi="宋体" w:hint="eastAsia"/>
+          <w:b/>
+          <w:bCs/>
+          <w:lang w:eastAsia="zh-CN"/>
+        </w:rPr>
+      </w:pPr>
+      <w:r>
+        <w:rPr>
+          <w:rFonts w:ascii="宋体" w:hAnsi="宋体"/>
+          <w:b/>
+          <w:bCs/>
+          <w:lang w:eastAsia="zh-CN"/>
+        </w:rPr>
+        <w:t>亲子关系的阶段性波动</w:t>
+      </w:r>
+    </w:p>
+    <w:p>
+      <w:pPr>
+        <w:pStyle w:val="afc"/>
+        <w:ind w:left="360" w:firstLineChars="0" w:firstLine="0"/>
+        <w:rPr>
+          <w:rFonts w:ascii="宋体" w:hAnsi="宋体" w:hint="eastAsia"/>
+          <w:lang w:eastAsia="zh-CN"/>
+        </w:rPr>
+      </w:pPr>
+      <w:r>
+        <w:rPr>
+          <w:rFonts w:ascii="宋体" w:hAnsi="宋体"/>
+          <w:lang w:eastAsia="zh-CN"/>
+        </w:rPr>
+        <w:t>调研显示，提前开学公告发布后，家庭亲子关系呈现 “先恶化后缓和” 的趋势。公告发布后 3 天内，</w:t>
+      </w:r>
+      <w:r>
+        <w:rPr>
+          <w:rFonts w:ascii="宋体" w:hAnsi="宋体"/>
+          <w:lang w:eastAsia="zh-CN"/>
+        </w:rPr>
+        <w:t xml:space="preserve"> </w:t>
+      </w:r>
+      <w:r>
+        <w:rPr>
+          <w:rFonts w:ascii="宋体" w:hAnsi="宋体"/>
+          <w:lang w:eastAsia="zh-CN"/>
+        </w:rPr>
+        <w:t>28.79% 的家庭因孩子作业赶工出现 “亲子陪读应激冲突”，亲子争吵</w:t>
+      </w:r>
+      <w:proofErr w:type="gramStart"/>
+      <w:r>
+        <w:rPr>
+          <w:rFonts w:ascii="宋体" w:hAnsi="宋体"/>
+          <w:lang w:eastAsia="zh-CN"/>
+        </w:rPr>
+        <w:t>频次较</w:t>
+      </w:r>
+      <w:proofErr w:type="gramEnd"/>
+      <w:r>
+        <w:rPr>
+          <w:rFonts w:ascii="宋体" w:hAnsi="宋体"/>
+          <w:lang w:eastAsia="zh-CN"/>
+        </w:rPr>
+        <w:t>平日提187.63%，其中 62.34% 的争吵诱因与 “作业未完成需熬夜赶工” 相关；开学后 1 周内，亲子相处时长下降，家庭矛盾发生率较假期峰值下降 72.45%，亲子关系满意度回升至 82.37%。</w:t>
+      </w:r>
+    </w:p>
+    <w:p>
+      <w:pPr>
+        <w:pStyle w:val="2"/>
+        <w:rPr>
+          <w:lang w:eastAsia="zh-CN"/>
+        </w:rPr>
+      </w:pPr>
+      <w:r>
+        <w:rPr>
+          <w:lang w:eastAsia="zh-CN"/>
+        </w:rPr>
+        <w:t>对教职工群体的影响：职业负荷过载与休息权益受损</w:t>
+      </w:r>
+    </w:p>
+    <w:p>
+      <w:pPr>
+        <w:pStyle w:val="afc"/>
+        <w:numPr>
+          <w:ilvl w:val="0"/>
+          <w:numId w:val="47"/>
+        </w:numPr>
+        <w:ind w:firstLineChars="0"/>
+        <w:rPr>
+          <w:b/>
+          <w:bCs/>
+          <w:lang w:eastAsia="zh-CN"/>
+        </w:rPr>
+      </w:pPr>
+      <w:r>
+        <w:rPr>
+          <w:b/>
+          <w:bCs/>
+          <w:lang w:eastAsia="zh-CN"/>
+        </w:rPr>
+        <w:t>工作负荷的非预期激增</w:t>
+      </w:r>
+    </w:p>
+    <w:p>
+      <w:pPr>
+        <w:pStyle w:val="afc"/>
+        <w:ind w:left="360" w:firstLineChars="0" w:firstLine="0"/>
+        <w:rPr>
+          <w:lang w:eastAsia="zh-CN"/>
+        </w:rPr>
+      </w:pPr>
+      <w:r>
+        <w:rPr>
+          <w:lang w:eastAsia="zh-CN"/>
+        </w:rPr>
+        <w:t>调研显示，提前开学使义务教育阶段教职工的寒假法定休息时长平均缩短</w:t>
+      </w:r>
+      <w:r>
+        <w:rPr>
+          <w:lang w:eastAsia="zh-CN"/>
+        </w:rPr>
+        <w:t xml:space="preserve"> </w:t>
+      </w:r>
+      <w:r>
+        <w:rPr>
+          <w:rFonts w:hint="eastAsia"/>
+          <w:lang w:eastAsia="zh-CN"/>
+        </w:rPr>
+        <w:t>5.24</w:t>
+      </w:r>
+      <w:r>
+        <w:rPr>
+          <w:lang w:eastAsia="zh-CN"/>
+        </w:rPr>
+        <w:t xml:space="preserve"> </w:t>
+      </w:r>
+      <w:r>
+        <w:rPr>
+          <w:lang w:eastAsia="zh-CN"/>
+        </w:rPr>
+        <w:t>天，其中教学岗教师的日均工作时长从假期的</w:t>
+      </w:r>
+      <w:r>
+        <w:rPr>
+          <w:lang w:eastAsia="zh-CN"/>
+        </w:rPr>
+        <w:t xml:space="preserve"> 1.23 </w:t>
+      </w:r>
+      <w:r>
+        <w:rPr>
+          <w:lang w:eastAsia="zh-CN"/>
+        </w:rPr>
+        <w:t>小时飙升至</w:t>
+      </w:r>
+      <w:r>
+        <w:rPr>
+          <w:lang w:eastAsia="zh-CN"/>
+        </w:rPr>
+        <w:t xml:space="preserve"> 8.76 </w:t>
+      </w:r>
+      <w:r>
+        <w:rPr>
+          <w:lang w:eastAsia="zh-CN"/>
+        </w:rPr>
+        <w:t>小</w:t>
+      </w:r>
+      <w:r>
+        <w:rPr>
+          <w:lang w:eastAsia="zh-CN"/>
+        </w:rPr>
+        <w:t>时，增幅达</w:t>
+      </w:r>
+      <w:r>
+        <w:rPr>
+          <w:lang w:eastAsia="zh-CN"/>
+        </w:rPr>
+        <w:t xml:space="preserve"> 612.20%</w:t>
+      </w:r>
+      <w:r>
+        <w:rPr>
+          <w:lang w:eastAsia="zh-CN"/>
+        </w:rPr>
+        <w:t>；班主任群体的日均工作时长更是突破</w:t>
+      </w:r>
+      <w:r>
+        <w:rPr>
+          <w:lang w:eastAsia="zh-CN"/>
+        </w:rPr>
+        <w:t xml:space="preserve"> 10.5 </w:t>
+      </w:r>
+      <w:r>
+        <w:rPr>
+          <w:lang w:eastAsia="zh-CN"/>
+        </w:rPr>
+        <w:t>小时，较正常开学筹备期高出</w:t>
+      </w:r>
+      <w:r>
+        <w:rPr>
+          <w:lang w:eastAsia="zh-CN"/>
+        </w:rPr>
+        <w:t xml:space="preserve"> 32.14%</w:t>
+      </w:r>
+      <w:r>
+        <w:rPr>
+          <w:lang w:eastAsia="zh-CN"/>
+        </w:rPr>
+        <w:t>，开学前</w:t>
+      </w:r>
+      <w:r>
+        <w:rPr>
+          <w:lang w:eastAsia="zh-CN"/>
+        </w:rPr>
+        <w:t xml:space="preserve"> 3 </w:t>
+      </w:r>
+      <w:r>
+        <w:rPr>
+          <w:lang w:eastAsia="zh-CN"/>
+        </w:rPr>
+        <w:t>天</w:t>
+      </w:r>
+      <w:proofErr w:type="gramStart"/>
+      <w:r>
+        <w:rPr>
+          <w:lang w:eastAsia="zh-CN"/>
+        </w:rPr>
+        <w:t>日均家</w:t>
+      </w:r>
+      <w:proofErr w:type="gramEnd"/>
+      <w:r>
+        <w:rPr>
+          <w:lang w:eastAsia="zh-CN"/>
+        </w:rPr>
+        <w:t>校沟通消息发送量突破</w:t>
+      </w:r>
+      <w:r>
+        <w:rPr>
+          <w:lang w:eastAsia="zh-CN"/>
+        </w:rPr>
+        <w:t xml:space="preserve"> 200 </w:t>
+      </w:r>
+      <w:r>
+        <w:rPr>
+          <w:lang w:eastAsia="zh-CN"/>
+        </w:rPr>
+        <w:t>条。</w:t>
+      </w:r>
+    </w:p>
+    <w:p>
+      <w:pPr>
+        <w:pStyle w:val="afc"/>
+        <w:ind w:left="360" w:firstLineChars="0" w:firstLine="0"/>
+        <w:rPr>
+          <w:lang w:eastAsia="zh-CN"/>
+        </w:rPr>
+      </w:pPr>
+      <w:r>
+        <w:rPr>
+          <w:lang w:eastAsia="zh-CN"/>
+        </w:rPr>
+        <w:t>教学筹备层面，</w:t>
+      </w:r>
+      <w:r>
+        <w:rPr>
+          <w:lang w:eastAsia="zh-CN"/>
+        </w:rPr>
+        <w:t xml:space="preserve">67.34% </w:t>
+      </w:r>
+      <w:r>
+        <w:rPr>
+          <w:lang w:eastAsia="zh-CN"/>
+        </w:rPr>
+        <w:t>的教师表示提前开学导致学期备课时长压缩</w:t>
+      </w:r>
+      <w:r>
+        <w:rPr>
+          <w:lang w:eastAsia="zh-CN"/>
+        </w:rPr>
+        <w:t xml:space="preserve"> 40% </w:t>
+      </w:r>
+      <w:r>
+        <w:rPr>
+          <w:lang w:eastAsia="zh-CN"/>
+        </w:rPr>
+        <w:t>以上，开学首周课件完成度均值仅为</w:t>
+      </w:r>
+      <w:r>
+        <w:rPr>
+          <w:lang w:eastAsia="zh-CN"/>
+        </w:rPr>
+        <w:t xml:space="preserve"> 58.72%</w:t>
+      </w:r>
+      <w:r>
+        <w:rPr>
+          <w:lang w:eastAsia="zh-CN"/>
+        </w:rPr>
+        <w:t>，较正常</w:t>
+      </w:r>
+      <w:proofErr w:type="gramStart"/>
+      <w:r>
+        <w:rPr>
+          <w:lang w:eastAsia="zh-CN"/>
+        </w:rPr>
+        <w:t>开学组低</w:t>
+      </w:r>
+      <w:proofErr w:type="gramEnd"/>
+      <w:r>
+        <w:rPr>
+          <w:lang w:eastAsia="zh-CN"/>
+        </w:rPr>
+        <w:t xml:space="preserve"> 31.45 </w:t>
+      </w:r>
+      <w:proofErr w:type="gramStart"/>
+      <w:r>
+        <w:rPr>
+          <w:lang w:eastAsia="zh-CN"/>
+        </w:rPr>
+        <w:t>个</w:t>
+      </w:r>
+      <w:proofErr w:type="gramEnd"/>
+      <w:r>
+        <w:rPr>
+          <w:lang w:eastAsia="zh-CN"/>
+        </w:rPr>
+        <w:t>百分点；非教学岗教职工中，食堂、安保、后勤人员的开学筹备周期从</w:t>
+      </w:r>
+      <w:r>
+        <w:rPr>
+          <w:lang w:eastAsia="zh-CN"/>
+        </w:rPr>
+        <w:t xml:space="preserve"> 7 </w:t>
+      </w:r>
+      <w:r>
+        <w:rPr>
+          <w:lang w:eastAsia="zh-CN"/>
+        </w:rPr>
+        <w:t>天压缩至</w:t>
+      </w:r>
+      <w:r>
+        <w:rPr>
+          <w:lang w:eastAsia="zh-CN"/>
+        </w:rPr>
+        <w:t xml:space="preserve"> 3 </w:t>
+      </w:r>
+      <w:r>
+        <w:rPr>
+          <w:lang w:eastAsia="zh-CN"/>
+        </w:rPr>
+        <w:t>天，</w:t>
+      </w:r>
+      <w:proofErr w:type="gramStart"/>
+      <w:r>
+        <w:rPr>
+          <w:lang w:eastAsia="zh-CN"/>
+        </w:rPr>
+        <w:t>食材采购</w:t>
+      </w:r>
+      <w:proofErr w:type="gramEnd"/>
+      <w:r>
+        <w:rPr>
+          <w:lang w:eastAsia="zh-CN"/>
+        </w:rPr>
+        <w:t>、校园消杀、设备检修的完成率分别下降</w:t>
+      </w:r>
+      <w:r>
+        <w:rPr>
+          <w:lang w:eastAsia="zh-CN"/>
+        </w:rPr>
+        <w:t xml:space="preserve"> 22.13%</w:t>
+      </w:r>
+      <w:r>
+        <w:rPr>
+          <w:lang w:eastAsia="zh-CN"/>
+        </w:rPr>
+        <w:t>、</w:t>
+      </w:r>
+      <w:r>
+        <w:rPr>
+          <w:lang w:eastAsia="zh-CN"/>
+        </w:rPr>
+        <w:t>18.67%</w:t>
+      </w:r>
+      <w:r>
+        <w:rPr>
+          <w:lang w:eastAsia="zh-CN"/>
+        </w:rPr>
+        <w:t>、</w:t>
+      </w:r>
+      <w:r>
+        <w:rPr>
+          <w:lang w:eastAsia="zh-CN"/>
+        </w:rPr>
+        <w:t>24.35%</w:t>
+      </w:r>
+      <w:r>
+        <w:rPr>
+          <w:lang w:eastAsia="zh-CN"/>
+        </w:rPr>
+        <w:t>，校园安全隐患排查覆盖率较正常</w:t>
+      </w:r>
+      <w:proofErr w:type="gramStart"/>
+      <w:r>
+        <w:rPr>
+          <w:lang w:eastAsia="zh-CN"/>
+        </w:rPr>
+        <w:t>开学组低</w:t>
+      </w:r>
+      <w:proofErr w:type="gramEnd"/>
+      <w:r>
+        <w:rPr>
+          <w:lang w:eastAsia="zh-CN"/>
+        </w:rPr>
+        <w:t xml:space="preserve"> 29.74 </w:t>
+      </w:r>
+      <w:proofErr w:type="gramStart"/>
+      <w:r>
+        <w:rPr>
+          <w:lang w:eastAsia="zh-CN"/>
+        </w:rPr>
+        <w:t>个</w:t>
+      </w:r>
+      <w:proofErr w:type="gramEnd"/>
+      <w:r>
+        <w:rPr>
+          <w:lang w:eastAsia="zh-CN"/>
+        </w:rPr>
+        <w:t>百分点。</w:t>
+      </w:r>
+    </w:p>
+    <w:p>
+      <w:pPr>
+        <w:pStyle w:val="afc"/>
+        <w:numPr>
+          <w:ilvl w:val="0"/>
+          <w:numId w:val="47"/>
+        </w:numPr>
+        <w:ind w:firstLineChars="0"/>
+        <w:rPr>
+          <w:b/>
+          <w:bCs/>
+          <w:lang w:eastAsia="zh-CN"/>
+        </w:rPr>
+      </w:pPr>
+      <w:r>
+        <w:rPr>
+          <w:b/>
+          <w:bCs/>
+          <w:lang w:eastAsia="zh-CN"/>
+        </w:rPr>
+        <w:t>职业倦怠与心理压力加剧</w:t>
+      </w:r>
+    </w:p>
+    <w:p>
+      <w:pPr>
+        <w:pStyle w:val="afc"/>
+        <w:ind w:left="360" w:firstLineChars="0" w:firstLine="0"/>
+        <w:rPr>
+          <w:lang w:eastAsia="zh-CN"/>
+        </w:rPr>
+      </w:pPr>
+      <w:r>
+        <w:rPr>
+          <w:noProof/>
+          <w:lang w:val="zh-CN" w:eastAsia="zh-CN"/>
+        </w:rPr>
+        <w:drawing>
+          <wp:anchor distT="0" distB="0" distL="114300" distR="114300" simplePos="0" relativeHeight="251661312" behindDoc="0" locked="0" layoutInCell="1" allowOverlap="1" wp14:anchorId="48B75A68" wp14:editId="62720701">
+            <wp:simplePos x="0" y="0"/>
+            <wp:positionH relativeFrom="column">
+              <wp:posOffset>582385</wp:posOffset>
+            </wp:positionH>
+            <wp:positionV relativeFrom="paragraph">
+              <wp:posOffset>833846</wp:posOffset>
+            </wp:positionV>
+            <wp:extent cx="2236470" cy="2236470"/>
+            <wp:effectExtent l="0" t="0" r="0" b="0"/>
+            <wp:wrapTopAndBottom/>
+            <wp:docPr id="12" name="图片 12"/>
+            <wp:cNvGraphicFramePr>
+              <a:graphicFrameLocks xmlns:a="http://schemas.openxmlformats.org/drawingml/2006/main" noChangeAspect="1"/>
+            </wp:cNvGraphicFramePr>
+            <a:graphic xmlns:a="http://schemas.openxmlformats.org/drawingml/2006/main">
+              <a:graphicData uri="http://schemas.openxmlformats.org/drawingml/2006/picture">
+                <pic:pic xmlns:pic="http://schemas.openxmlformats.org/drawingml/2006/picture">
+                  <pic:nvPicPr>
+                    <pic:cNvPr id="12" name="图片 12"/>
+                    <pic:cNvPicPr/>
+                  </pic:nvPicPr>
+                  <pic:blipFill>
+                    <a:blip r:embed="rId12"/>
+                    <a:stretch>
+                      <a:fillRect/>
+                    </a:stretch>
+                  </pic:blipFill>
+                  <pic:spPr>
+                    <a:xfrm>
+                      <a:off x="0" y="0"/>
+                      <a:ext cx="2236470" cy="2236470"/>
                     </a:xfrm>
                     <a:prstGeom prst="rect">
                       <a:avLst/>
@@ -2455,19 +3649,81 @@
         <w:rPr>
           <w:lang w:eastAsia="zh-CN"/>
         </w:rPr>
-        <w:t>生理层面，</w:t>
-      </w:r>
-      <w:r>
-        <w:rPr>
-          <w:lang w:eastAsia="zh-CN"/>
-        </w:rPr>
-        <w:t xml:space="preserve">62.34% </w:t>
-      </w:r>
-      <w:r>
-        <w:rPr>
-          <w:lang w:eastAsia="zh-CN"/>
-        </w:rPr>
-        <w:t>的提前开学学生出现</w:t>
+        <w:t>职业倦怠量表（</w:t>
+      </w:r>
+      <w:r>
+        <w:rPr>
+          <w:lang w:eastAsia="zh-CN"/>
+        </w:rPr>
+        <w:t>MBI</w:t>
+      </w:r>
+      <w:r>
+        <w:rPr>
+          <w:lang w:eastAsia="zh-CN"/>
+        </w:rPr>
+        <w:t>）测评结果显示，提前开学教职工的倦怠得分均值为</w:t>
+      </w:r>
+      <w:r>
+        <w:rPr>
+          <w:lang w:eastAsia="zh-CN"/>
+        </w:rPr>
+        <w:t xml:space="preserve"> 62.38 </w:t>
+      </w:r>
+      <w:r>
+        <w:rPr>
+          <w:lang w:eastAsia="zh-CN"/>
+        </w:rPr>
+        <w:t>分，显著高于正常</w:t>
+      </w:r>
+      <w:proofErr w:type="gramStart"/>
+      <w:r>
+        <w:rPr>
+          <w:lang w:eastAsia="zh-CN"/>
+        </w:rPr>
+        <w:t>开学组</w:t>
+      </w:r>
+      <w:proofErr w:type="gramEnd"/>
+      <w:r>
+        <w:rPr>
+          <w:lang w:eastAsia="zh-CN"/>
+        </w:rPr>
+        <w:t>的</w:t>
+      </w:r>
+      <w:r>
+        <w:rPr>
+          <w:lang w:eastAsia="zh-CN"/>
+        </w:rPr>
+        <w:t xml:space="preserve"> 45.21 </w:t>
+      </w:r>
+      <w:r>
+        <w:rPr>
+          <w:lang w:eastAsia="zh-CN"/>
+        </w:rPr>
+        <w:t>分（</w:t>
+      </w:r>
+      <w:r>
+        <w:rPr>
+          <w:lang w:eastAsia="zh-CN"/>
+        </w:rPr>
+        <w:t>P&lt;0.05</w:t>
+      </w:r>
+      <w:r>
+        <w:rPr>
+          <w:lang w:eastAsia="zh-CN"/>
+        </w:rPr>
+        <w:t>），其中</w:t>
+      </w:r>
+      <w:r>
+        <w:rPr>
+          <w:lang w:eastAsia="zh-CN"/>
+        </w:rPr>
+        <w:t xml:space="preserve"> 82.47% </w:t>
+      </w:r>
+      <w:r>
+        <w:rPr>
+          <w:lang w:eastAsia="zh-CN"/>
+        </w:rPr>
+        <w:t>的教师表示</w:t>
       </w:r>
       <w:r>
         <w:rPr>
@@ -2479,55 +3735,26 @@
         <w:rPr>
           <w:lang w:eastAsia="zh-CN"/>
         </w:rPr>
-        <w:t>开学前失眠</w:t>
-      </w:r>
-      <w:r>
-        <w:rPr>
-          <w:lang w:eastAsia="zh-CN"/>
-        </w:rPr>
-        <w:t xml:space="preserve">” </w:t>
-      </w:r>
-      <w:r>
-        <w:rPr>
-          <w:lang w:eastAsia="zh-CN"/>
-        </w:rPr>
-        <w:t>症状，日均睡眠时长从假期的</w:t>
-      </w:r>
-      <w:r>
-        <w:rPr>
-          <w:lang w:eastAsia="zh-CN"/>
-        </w:rPr>
-        <w:t xml:space="preserve"> 8.72 </w:t>
-      </w:r>
-      <w:r>
-        <w:rPr>
-          <w:lang w:eastAsia="zh-CN"/>
-        </w:rPr>
-        <w:t>小时下降至</w:t>
-      </w:r>
-      <w:r>
-        <w:rPr>
-          <w:lang w:eastAsia="zh-CN"/>
-        </w:rPr>
-        <w:t xml:space="preserve"> 6.15 </w:t>
-      </w:r>
-      <w:r>
-        <w:rPr>
-          <w:lang w:eastAsia="zh-CN"/>
-        </w:rPr>
-        <w:t>小时，降幅</w:t>
-      </w:r>
-      <w:r>
-        <w:rPr>
-          <w:lang w:eastAsia="zh-CN"/>
-        </w:rPr>
-        <w:t xml:space="preserve"> 29.47%</w:t>
-      </w:r>
-      <w:r>
-        <w:rPr>
-          <w:lang w:eastAsia="zh-CN"/>
-        </w:rPr>
-        <w:t>；</w:t>
+        <w:t>提前开学打乱了假期休整节奏，出现明显的职业疲惫感</w:t>
+      </w:r>
+      <w:r>
+        <w:rPr>
+          <w:lang w:eastAsia="zh-CN"/>
+        </w:rPr>
+        <w:t>”</w:t>
+      </w:r>
+      <w:r>
+        <w:rPr>
+          <w:lang w:eastAsia="zh-CN"/>
+        </w:rPr>
+        <w:t>。</w:t>
+      </w:r>
+      <w:r>
+        <w:rPr>
+          <w:noProof/>
+          <w:lang w:val="zh-CN" w:eastAsia="zh-CN"/>
+        </w:rPr>
+        <w:t xml:space="preserve"> </w:t>
       </w:r>
     </w:p>
     <w:p>
@@ -2536,6 +3763,7 @@
         <w:ind w:left="360" w:firstLineChars="0" w:firstLine="0"/>
         <w:jc w:val="center"/>
         <w:rPr>
+          <w:rFonts w:ascii="宋体" w:hAnsi="宋体" w:hint="eastAsia"/>
           <w:sz w:val="18"/>
           <w:szCs w:val="18"/>
           <w:lang w:eastAsia="zh-CN"/>
@@ -2543,32 +3771,39 @@
       </w:pPr>
       <w:r>
         <w:rPr>
-          <w:rFonts w:hint="eastAsia"/>
+          <w:rFonts w:ascii="宋体" w:hAnsi="宋体" w:hint="eastAsia"/>
           <w:sz w:val="18"/>
           <w:szCs w:val="18"/>
           <w:lang w:eastAsia="zh-CN"/>
         </w:rPr>
-        <w:t>图二：学生日均睡眠时</w:t>
-      </w:r>
-      <w:proofErr w:type="gramStart"/>
-      <w:r>
-        <w:rPr>
-          <w:rFonts w:hint="eastAsia"/>
+        <w:t>图</w:t>
+      </w:r>
+      <w:r>
+        <w:rPr>
+          <w:rFonts w:ascii="宋体" w:hAnsi="宋体" w:hint="eastAsia"/>
           <w:sz w:val="18"/>
           <w:szCs w:val="18"/>
           <w:lang w:eastAsia="zh-CN"/>
         </w:rPr>
-        <w:t>长变化</w:t>
-      </w:r>
-      <w:proofErr w:type="gramEnd"/>
-      <w:r>
-        <w:rPr>
-          <w:rFonts w:hint="eastAsia"/>
+        <w:t>3</w:t>
+      </w:r>
+      <w:r>
+        <w:rPr>
+          <w:rFonts w:ascii="宋体" w:hAnsi="宋体" w:hint="eastAsia"/>
           <w:sz w:val="18"/>
           <w:szCs w:val="18"/>
           <w:lang w:eastAsia="zh-CN"/>
         </w:rPr>
-        <w:t>趋势</w:t>
+        <w:t>：</w:t>
+      </w:r>
+      <w:r>
+        <w:rPr>
+          <w:rFonts w:ascii="宋体" w:hAnsi="宋体" w:hint="eastAsia"/>
+          <w:sz w:val="18"/>
+          <w:szCs w:val="18"/>
+          <w:lang w:eastAsia="zh-CN"/>
+        </w:rPr>
+        <w:t xml:space="preserve">教师职业倦怠得分均值对比 </w:t>
       </w:r>
     </w:p>
     <w:p>
@@ -2583,13 +3818,43 @@
         <w:rPr>
           <w:lang w:eastAsia="zh-CN"/>
         </w:rPr>
-        <w:t xml:space="preserve">32.58% </w:t>
-      </w:r>
-      <w:r>
-        <w:rPr>
-          <w:lang w:eastAsia="zh-CN"/>
-        </w:rPr>
-        <w:t>的学生出现</w:t>
+        <w:t>细分群体中，初中毕业年级教师的职业倦怠得分达</w:t>
+      </w:r>
+      <w:r>
+        <w:rPr>
+          <w:lang w:eastAsia="zh-CN"/>
+        </w:rPr>
+        <w:t xml:space="preserve"> 71.25 </w:t>
+      </w:r>
+      <w:r>
+        <w:rPr>
+          <w:lang w:eastAsia="zh-CN"/>
+        </w:rPr>
+        <w:t>分，位列全序列首位；</w:t>
+      </w:r>
+      <w:r>
+        <w:rPr>
+          <w:lang w:eastAsia="zh-CN"/>
+        </w:rPr>
+        <w:t xml:space="preserve">35 </w:t>
+      </w:r>
+      <w:r>
+        <w:rPr>
+          <w:lang w:eastAsia="zh-CN"/>
+        </w:rPr>
+        <w:t>岁以下青年教师群体中，</w:t>
+      </w:r>
+      <w:r>
+        <w:rPr>
+          <w:lang w:eastAsia="zh-CN"/>
+        </w:rPr>
+        <w:t xml:space="preserve">47.82% </w:t>
+      </w:r>
+      <w:r>
+        <w:rPr>
+          <w:lang w:eastAsia="zh-CN"/>
+        </w:rPr>
+        <w:t>的受访者表示提前开学导致</w:t>
       </w:r>
       <w:r>
         <w:rPr>
@@ -2601,7 +3866,7 @@
         <w:rPr>
           <w:lang w:eastAsia="zh-CN"/>
         </w:rPr>
-        <w:t>寒假作业赶工应激反应</w:t>
+        <w:t>假期备考职称、提升学历的计划完全中断</w:t>
       </w:r>
       <w:r>
         <w:rPr>
@@ -2613,572 +3878,7 @@
         <w:rPr>
           <w:lang w:eastAsia="zh-CN"/>
         </w:rPr>
-        <w:t>，日均手写字数突破</w:t>
-      </w:r>
-      <w:r>
-        <w:rPr>
-          <w:lang w:eastAsia="zh-CN"/>
-        </w:rPr>
-        <w:t xml:space="preserve"> 8000 </w:t>
-      </w:r>
-      <w:r>
-        <w:rPr>
-          <w:lang w:eastAsia="zh-CN"/>
-        </w:rPr>
-        <w:t>字，手部腱鞘炎发病风险较平日提升</w:t>
-      </w:r>
-      <w:r>
-        <w:rPr>
-          <w:lang w:eastAsia="zh-CN"/>
-        </w:rPr>
-        <w:t xml:space="preserve"> 217.34%</w:t>
-      </w:r>
-      <w:r>
-        <w:rPr>
-          <w:lang w:eastAsia="zh-CN"/>
-        </w:rPr>
-        <w:t>，眼科门诊青少年视疲劳就诊量在开学前</w:t>
-      </w:r>
-      <w:r>
-        <w:rPr>
-          <w:lang w:eastAsia="zh-CN"/>
-        </w:rPr>
-        <w:t xml:space="preserve"> 1 </w:t>
-      </w:r>
-      <w:r>
-        <w:rPr>
-          <w:lang w:eastAsia="zh-CN"/>
-        </w:rPr>
-        <w:t>周环比上涨</w:t>
-      </w:r>
-      <w:r>
-        <w:rPr>
-          <w:lang w:eastAsia="zh-CN"/>
-        </w:rPr>
-        <w:t xml:space="preserve"> 147.82%</w:t>
-      </w:r>
-      <w:r>
-        <w:rPr>
-          <w:lang w:eastAsia="zh-CN"/>
-        </w:rPr>
-        <w:t>。</w:t>
-      </w:r>
-    </w:p>
-    <w:p>
-      <w:pPr>
-        <w:pStyle w:val="afc"/>
-        <w:numPr>
-          <w:ilvl w:val="0"/>
-          <w:numId w:val="45"/>
-        </w:numPr>
-        <w:ind w:firstLineChars="0"/>
-        <w:rPr>
-          <w:b/>
-          <w:bCs/>
-          <w:lang w:eastAsia="zh-CN"/>
-        </w:rPr>
-      </w:pPr>
-      <w:r>
-        <w:rPr>
-          <w:b/>
-          <w:bCs/>
-          <w:lang w:eastAsia="zh-CN"/>
-        </w:rPr>
-        <w:t>时间分配与行为模式剧变</w:t>
-      </w:r>
-    </w:p>
-    <w:p>
-      <w:pPr>
-        <w:pStyle w:val="afc"/>
-        <w:autoSpaceDE/>
-        <w:autoSpaceDN/>
-        <w:ind w:left="360" w:firstLineChars="0" w:firstLine="0"/>
-        <w:rPr>
-          <w:rFonts w:ascii="宋体" w:hAnsi="宋体" w:cs="宋体" w:hint="eastAsia"/>
-          <w:lang w:eastAsia="zh-CN"/>
-        </w:rPr>
-      </w:pPr>
-      <w:r>
-        <w:rPr>
-          <w:rFonts w:ascii="宋体" w:hAnsi="宋体" w:cs="宋体"/>
-          <w:lang w:eastAsia="zh-CN"/>
-        </w:rPr>
-        <w:t>调研显示，提前开学使学生寒假日均自主学习时长从原计划的 2.17 小时提升至 4.89 小时，增幅达 125.35%；与之相对，日均娱乐休闲时长从 5.62 小时下降至 1.34 小时，降幅 76.16%。其中，电子设备</w:t>
-      </w:r>
-      <w:proofErr w:type="gramStart"/>
-      <w:r>
-        <w:rPr>
-          <w:rFonts w:ascii="宋体" w:hAnsi="宋体" w:cs="宋体"/>
-          <w:lang w:eastAsia="zh-CN"/>
-        </w:rPr>
-        <w:t>非学习</w:t>
-      </w:r>
-      <w:proofErr w:type="gramEnd"/>
-      <w:r>
-        <w:rPr>
-          <w:rFonts w:ascii="宋体" w:hAnsi="宋体" w:cs="宋体"/>
-          <w:lang w:eastAsia="zh-CN"/>
-        </w:rPr>
-        <w:t>类日均使用时</w:t>
-      </w:r>
-      <w:proofErr w:type="gramStart"/>
-      <w:r>
-        <w:rPr>
-          <w:rFonts w:ascii="宋体" w:hAnsi="宋体" w:cs="宋体"/>
-          <w:lang w:eastAsia="zh-CN"/>
-        </w:rPr>
-        <w:t>长下降</w:t>
-      </w:r>
-      <w:proofErr w:type="gramEnd"/>
-      <w:r>
-        <w:rPr>
-          <w:rFonts w:ascii="宋体" w:hAnsi="宋体" w:cs="宋体"/>
-          <w:lang w:eastAsia="zh-CN"/>
-        </w:rPr>
-        <w:t xml:space="preserve"> 68.23%，游戏类 APP 日均打开次数从 11.27 次降至 1.03 次。</w:t>
-      </w:r>
-    </w:p>
-    <w:p>
-      <w:pPr>
-        <w:pStyle w:val="afc"/>
-        <w:ind w:left="360" w:firstLineChars="0" w:firstLine="0"/>
-        <w:rPr>
-          <w:rFonts w:ascii="宋体" w:hAnsi="宋体" w:cs="宋体" w:hint="eastAsia"/>
-          <w:lang w:eastAsia="zh-CN"/>
-        </w:rPr>
-      </w:pPr>
-      <w:r>
-        <w:rPr>
-          <w:rFonts w:ascii="宋体" w:hAnsi="宋体" w:cs="宋体"/>
-          <w:lang w:eastAsia="zh-CN"/>
-        </w:rPr>
-        <w:t>行业联动数据显示，国内头部青少年向游戏平台在提前开学区域的寒假末期服务器</w:t>
-      </w:r>
-      <w:proofErr w:type="gramStart"/>
-      <w:r>
-        <w:rPr>
-          <w:rFonts w:ascii="宋体" w:hAnsi="宋体" w:cs="宋体"/>
-          <w:lang w:eastAsia="zh-CN"/>
-        </w:rPr>
-        <w:t>日活出现</w:t>
-      </w:r>
-      <w:proofErr w:type="gramEnd"/>
-      <w:r>
-        <w:rPr>
-          <w:rFonts w:ascii="宋体" w:hAnsi="宋体" w:cs="宋体"/>
-          <w:lang w:eastAsia="zh-CN"/>
-        </w:rPr>
-        <w:t xml:space="preserve"> 37.82% 的环比下滑</w:t>
-      </w:r>
-      <w:r>
-        <w:rPr>
-          <w:rFonts w:ascii="宋体" w:hAnsi="宋体" w:cs="宋体" w:hint="eastAsia"/>
-          <w:lang w:eastAsia="zh-CN"/>
-        </w:rPr>
-        <w:t>。</w:t>
-      </w:r>
-      <w:r>
-        <w:rPr>
-          <w:rFonts w:ascii="宋体" w:hAnsi="宋体" w:cs="宋体" w:hint="eastAsia"/>
-          <w:lang w:eastAsia="zh-CN"/>
-        </w:rPr>
-        <w:t>线下青少年休闲娱乐场所</w:t>
-      </w:r>
-      <w:r>
-        <w:rPr>
-          <w:rFonts w:ascii="宋体" w:hAnsi="宋体" w:cs="宋体"/>
-          <w:lang w:eastAsia="zh-CN"/>
-        </w:rPr>
-        <w:t>的客流量在提前开学区域同比下降 52.67%</w:t>
-      </w:r>
-      <w:r>
-        <w:rPr>
-          <w:rFonts w:ascii="宋体" w:hAnsi="宋体" w:cs="宋体" w:hint="eastAsia"/>
-          <w:lang w:eastAsia="zh-CN"/>
-        </w:rPr>
-        <w:t>，</w:t>
-      </w:r>
-      <w:r>
-        <w:rPr>
-          <w:rFonts w:ascii="宋体" w:hAnsi="宋体" w:cs="宋体"/>
-          <w:lang w:eastAsia="zh-CN"/>
-        </w:rPr>
-        <w:t>文旅行业青少年消费市场出现显著收缩。</w:t>
-      </w:r>
-    </w:p>
-    <w:p>
-      <w:pPr>
-        <w:pStyle w:val="afc"/>
-        <w:numPr>
-          <w:ilvl w:val="0"/>
-          <w:numId w:val="45"/>
-        </w:numPr>
-        <w:ind w:firstLineChars="0"/>
-        <w:rPr>
-          <w:rFonts w:ascii="宋体" w:hAnsi="宋体" w:cs="宋体" w:hint="eastAsia"/>
-          <w:b/>
-          <w:bCs/>
-          <w:lang w:eastAsia="zh-CN"/>
-        </w:rPr>
-      </w:pPr>
-      <w:r>
-        <w:rPr>
-          <w:rFonts w:ascii="宋体" w:hAnsi="宋体" w:cs="宋体"/>
-          <w:b/>
-          <w:bCs/>
-          <w:lang w:eastAsia="zh-CN"/>
-        </w:rPr>
-        <w:t>社交与成长机会损失</w:t>
-      </w:r>
-    </w:p>
-    <w:p>
-      <w:pPr>
-        <w:pStyle w:val="afc"/>
-        <w:ind w:left="360" w:firstLineChars="0" w:firstLine="0"/>
-        <w:rPr>
-          <w:rFonts w:ascii="宋体" w:hAnsi="宋体" w:cs="宋体" w:hint="eastAsia"/>
-          <w:lang w:eastAsia="zh-CN"/>
-        </w:rPr>
-      </w:pPr>
-      <w:r>
-        <w:rPr>
-          <w:rFonts w:ascii="宋体" w:hAnsi="宋体" w:cs="宋体"/>
-          <w:lang w:eastAsia="zh-CN"/>
-        </w:rPr>
-        <w:t>47.89% 的学生表示提前开学打乱了寒假社会实践、</w:t>
-      </w:r>
-      <w:proofErr w:type="gramStart"/>
-      <w:r>
-        <w:rPr>
-          <w:rFonts w:ascii="宋体" w:hAnsi="宋体" w:cs="宋体"/>
-          <w:lang w:eastAsia="zh-CN"/>
-        </w:rPr>
-        <w:t>研</w:t>
-      </w:r>
-      <w:proofErr w:type="gramEnd"/>
-      <w:r>
-        <w:rPr>
-          <w:rFonts w:ascii="宋体" w:hAnsi="宋体" w:cs="宋体"/>
-          <w:lang w:eastAsia="zh-CN"/>
-        </w:rPr>
-        <w:t>学旅行与亲友团聚</w:t>
-      </w:r>
-      <w:r>
-        <w:rPr>
-          <w:rFonts w:ascii="宋体" w:hAnsi="宋体" w:cs="宋体" w:hint="eastAsia"/>
-          <w:lang w:eastAsia="zh-CN"/>
-        </w:rPr>
-        <w:t>的</w:t>
-      </w:r>
-      <w:r>
-        <w:rPr>
-          <w:rFonts w:ascii="宋体" w:hAnsi="宋体" w:cs="宋体"/>
-          <w:lang w:eastAsia="zh-CN"/>
-        </w:rPr>
-        <w:t>计划，其中 28.76% 的学生被迫取消了冬令营、兴趣班等素质拓展活动，人均成长类消费损失达 867.23 元。半结构化访谈</w:t>
-      </w:r>
-      <w:r>
-        <w:rPr>
-          <w:rFonts w:ascii="宋体" w:hAnsi="宋体" w:cs="宋体"/>
-          <w:lang w:eastAsia="zh-CN"/>
-        </w:rPr>
-        <w:lastRenderedPageBreak/>
-        <w:t>中，82.14% 的学生表示 “提前开学让寒假失去了休息的意义，对开学的抵触情绪显著增强”。</w:t>
-      </w:r>
-    </w:p>
-    <w:p>
-      <w:pPr>
-        <w:pStyle w:val="2"/>
-        <w:rPr>
-          <w:lang w:eastAsia="zh-CN"/>
-        </w:rPr>
-      </w:pPr>
-      <w:r>
-        <w:rPr>
-          <w:lang w:eastAsia="zh-CN"/>
-        </w:rPr>
-        <w:t>对家长群体的影响：双向分化的时间红利与成本波动</w:t>
-      </w:r>
-    </w:p>
-    <w:p>
-      <w:pPr>
-        <w:rPr>
-          <w:lang w:eastAsia="zh-CN"/>
-        </w:rPr>
-      </w:pPr>
-      <w:r>
-        <w:rPr>
-          <w:lang w:eastAsia="zh-CN"/>
-        </w:rPr>
-        <w:t>提前开学对家长群体的影响呈现显著的异质性分化，核心分为正向效率提升与负面成本损耗两大方向，具体量化结果如下：</w:t>
-      </w:r>
-    </w:p>
-    <w:p>
-      <w:pPr>
-        <w:pStyle w:val="afc"/>
-        <w:numPr>
-          <w:ilvl w:val="0"/>
-          <w:numId w:val="46"/>
-        </w:numPr>
-        <w:ind w:firstLineChars="0"/>
-        <w:rPr>
-          <w:b/>
-          <w:bCs/>
-          <w:lang w:eastAsia="zh-CN"/>
-        </w:rPr>
-      </w:pPr>
-      <w:r>
-        <w:rPr>
-          <w:b/>
-          <w:bCs/>
-          <w:lang w:eastAsia="zh-CN"/>
-        </w:rPr>
-        <w:t>双职工家庭的时间配置红利</w:t>
-      </w:r>
-    </w:p>
-    <w:p>
-      <w:pPr>
-        <w:pStyle w:val="afc"/>
-        <w:ind w:left="360" w:firstLineChars="0" w:firstLine="0"/>
-        <w:rPr>
-          <w:rFonts w:ascii="宋体" w:hAnsi="宋体" w:hint="eastAsia"/>
-          <w:lang w:eastAsia="zh-CN"/>
-        </w:rPr>
-      </w:pPr>
-      <w:r>
-        <w:rPr>
-          <w:rFonts w:ascii="宋体" w:hAnsi="宋体"/>
-          <w:lang w:eastAsia="zh-CN"/>
-        </w:rPr>
-        <w:t>调研显示，提前开学使家长日均育儿陪护时长从 6.32 小时下降至 2.15 小时，降幅达 65.98%。其中，双职工家庭的 “假期带娃时间缺口” 填补率达 92.47%，</w:t>
-      </w:r>
-      <w:proofErr w:type="gramStart"/>
-      <w:r>
-        <w:rPr>
-          <w:rFonts w:ascii="宋体" w:hAnsi="宋体"/>
-          <w:lang w:eastAsia="zh-CN"/>
-        </w:rPr>
-        <w:t>职场家长</w:t>
-      </w:r>
-      <w:proofErr w:type="gramEnd"/>
-      <w:r>
-        <w:rPr>
-          <w:rFonts w:ascii="宋体" w:hAnsi="宋体"/>
-          <w:lang w:eastAsia="zh-CN"/>
-        </w:rPr>
-        <w:t>的日均工作专注时长从 3.28 小时提升至 5.76 小时，工作效率提升 75.61%，因带</w:t>
-      </w:r>
-      <w:proofErr w:type="gramStart"/>
-      <w:r>
-        <w:rPr>
-          <w:rFonts w:ascii="宋体" w:hAnsi="宋体"/>
-          <w:lang w:eastAsia="zh-CN"/>
-        </w:rPr>
-        <w:t>娃导致</w:t>
-      </w:r>
-      <w:proofErr w:type="gramEnd"/>
-      <w:r>
-        <w:rPr>
-          <w:rFonts w:ascii="宋体" w:hAnsi="宋体"/>
-          <w:lang w:eastAsia="zh-CN"/>
-        </w:rPr>
-        <w:t>的迟到、早退、请假率下降 68.34%。</w:t>
-      </w:r>
-    </w:p>
-    <w:p>
-      <w:pPr>
-        <w:pStyle w:val="afc"/>
-        <w:ind w:left="360" w:firstLineChars="0" w:firstLine="0"/>
-        <w:rPr>
-          <w:rFonts w:ascii="宋体" w:hAnsi="宋体" w:hint="eastAsia"/>
-          <w:lang w:eastAsia="zh-CN"/>
-        </w:rPr>
-      </w:pPr>
-      <w:r>
-        <w:rPr>
-          <w:rFonts w:ascii="宋体" w:hAnsi="宋体"/>
-          <w:lang w:eastAsia="zh-CN"/>
-        </w:rPr>
-        <w:t>支持提前开学的家长占比为 52.37%，其中双职工家庭支持率达 78.65%，显著高于全职家长的 32.47%（P&lt;0.01）。访谈中，多数双职工家长表示 “提前开学解决了假期无人带娃的核心痛点，大幅降低了育儿焦虑”。</w:t>
-      </w:r>
-    </w:p>
-    <w:p>
-      <w:pPr>
-        <w:pStyle w:val="afc"/>
-        <w:numPr>
-          <w:ilvl w:val="0"/>
-          <w:numId w:val="46"/>
-        </w:numPr>
-        <w:ind w:firstLineChars="0"/>
-        <w:rPr>
-          <w:rFonts w:ascii="宋体" w:hAnsi="宋体" w:hint="eastAsia"/>
-          <w:b/>
-          <w:bCs/>
-          <w:lang w:eastAsia="zh-CN"/>
-        </w:rPr>
-      </w:pPr>
-      <w:r>
-        <w:rPr>
-          <w:rFonts w:ascii="宋体" w:hAnsi="宋体"/>
-          <w:b/>
-          <w:bCs/>
-          <w:lang w:eastAsia="zh-CN"/>
-        </w:rPr>
-        <w:t>家庭经济成本的双向波动</w:t>
-      </w:r>
-    </w:p>
-    <w:p>
-      <w:pPr>
-        <w:pStyle w:val="afc"/>
-        <w:ind w:left="360" w:firstLineChars="0" w:firstLine="0"/>
-        <w:rPr>
-          <w:rFonts w:ascii="宋体" w:hAnsi="宋体" w:cs="宋体" w:hint="eastAsia"/>
-          <w:lang w:eastAsia="zh-CN"/>
-        </w:rPr>
-      </w:pPr>
-      <w:r>
-        <w:rPr>
-          <w:rFonts w:ascii="宋体" w:hAnsi="宋体" w:cs="宋体"/>
-          <w:lang w:eastAsia="zh-CN"/>
-        </w:rPr>
-        <w:t>消费数据显示，提前开学使家政服务、假期托管机构的订单量出现 48.29% 的退单率，相关行业区域</w:t>
-      </w:r>
-      <w:proofErr w:type="gramStart"/>
-      <w:r>
-        <w:rPr>
-          <w:rFonts w:ascii="宋体" w:hAnsi="宋体" w:cs="宋体"/>
-          <w:lang w:eastAsia="zh-CN"/>
-        </w:rPr>
-        <w:t>营收环比</w:t>
-      </w:r>
-      <w:proofErr w:type="gramEnd"/>
-      <w:r>
-        <w:rPr>
-          <w:rFonts w:ascii="宋体" w:hAnsi="宋体" w:cs="宋体"/>
-          <w:lang w:eastAsia="zh-CN"/>
-        </w:rPr>
-        <w:t>下降 36.72%，为家庭户均节省托管支出 1587.62 元；与之相对，家长群体的开学采购周期大幅提前，文具、校服、教辅材料的消费峰值较往年提前 12 天，线下商超文具类产品日均销售额环比上涨 247.89%，户均开学刚性支出达 682.34 元。</w:t>
-      </w:r>
-    </w:p>
-    <w:p>
-      <w:pPr>
-        <w:pStyle w:val="afc"/>
-        <w:ind w:left="360" w:firstLineChars="0" w:firstLine="0"/>
-        <w:rPr>
-          <w:rFonts w:ascii="宋体" w:hAnsi="宋体" w:cs="宋体"/>
-          <w:lang w:eastAsia="zh-CN"/>
-        </w:rPr>
-      </w:pPr>
-      <w:r>
-        <w:rPr>
-          <w:rFonts w:ascii="宋体" w:hAnsi="宋体" w:cs="宋体"/>
-          <w:lang w:eastAsia="zh-CN"/>
-        </w:rPr>
-        <w:t>负面成本层面，37.82% 的家长表示提前开学打乱了家庭出行计划，其中 19.64% 的家庭出现机票、酒店、旅游产品退订损失，户均退</w:t>
-      </w:r>
-      <w:proofErr w:type="gramStart"/>
-      <w:r>
-        <w:rPr>
-          <w:rFonts w:ascii="宋体" w:hAnsi="宋体" w:cs="宋体"/>
-          <w:lang w:eastAsia="zh-CN"/>
-        </w:rPr>
-        <w:t>订损失</w:t>
-      </w:r>
-      <w:proofErr w:type="gramEnd"/>
-      <w:r>
-        <w:rPr>
-          <w:rFonts w:ascii="宋体" w:hAnsi="宋体" w:cs="宋体"/>
-          <w:lang w:eastAsia="zh-CN"/>
-        </w:rPr>
-        <w:t>达 1287.54 元；12.37% 的家长因提前开学调整</w:t>
-      </w:r>
-      <w:proofErr w:type="gramStart"/>
-      <w:r>
-        <w:rPr>
-          <w:rFonts w:ascii="宋体" w:hAnsi="宋体" w:cs="宋体"/>
-          <w:lang w:eastAsia="zh-CN"/>
-        </w:rPr>
-        <w:t>了职场休假</w:t>
-      </w:r>
-      <w:proofErr w:type="gramEnd"/>
-      <w:r>
-        <w:rPr>
-          <w:rFonts w:ascii="宋体" w:hAnsi="宋体" w:cs="宋体"/>
-          <w:lang w:eastAsia="zh-CN"/>
-        </w:rPr>
-        <w:t>安排，出现全勤奖、绩效奖金损失，人均损失达 2156.78 元。</w:t>
-      </w:r>
-    </w:p>
-    <w:p>
-      <w:pPr>
-        <w:pStyle w:val="afc"/>
-        <w:numPr>
-          <w:ilvl w:val="0"/>
-          <w:numId w:val="46"/>
-        </w:numPr>
-        <w:ind w:firstLineChars="0"/>
-        <w:rPr>
-          <w:rFonts w:ascii="宋体" w:hAnsi="宋体"/>
-          <w:b/>
-          <w:bCs/>
-          <w:lang w:eastAsia="zh-CN"/>
-        </w:rPr>
-      </w:pPr>
-      <w:r>
-        <w:rPr>
-          <w:rFonts w:ascii="宋体" w:hAnsi="宋体"/>
-          <w:b/>
-          <w:bCs/>
-          <w:lang w:eastAsia="zh-CN"/>
-        </w:rPr>
-        <w:t>亲子关系的阶段性波动</w:t>
-      </w:r>
-    </w:p>
-    <w:p>
-      <w:pPr>
-        <w:pStyle w:val="afc"/>
-        <w:ind w:left="360" w:firstLineChars="0" w:firstLine="0"/>
-        <w:rPr>
-          <w:rFonts w:ascii="宋体" w:hAnsi="宋体" w:hint="eastAsia"/>
-          <w:lang w:eastAsia="zh-CN"/>
-        </w:rPr>
-      </w:pPr>
-      <w:r>
-        <w:rPr>
-          <w:rFonts w:ascii="宋体" w:hAnsi="宋体"/>
-          <w:lang w:eastAsia="zh-CN"/>
-        </w:rPr>
-        <w:t>调研显示，提前开学公告发布后，家庭亲子关系呈现 “先恶化后缓和” 的趋势。公告发布后 3 天内，28.79% 的家庭因孩子作业赶工出现 “亲子陪读应激冲突”，亲子争吵</w:t>
-      </w:r>
-      <w:proofErr w:type="gramStart"/>
-      <w:r>
-        <w:rPr>
-          <w:rFonts w:ascii="宋体" w:hAnsi="宋体"/>
-          <w:lang w:eastAsia="zh-CN"/>
-        </w:rPr>
-        <w:t>频次较</w:t>
-      </w:r>
-      <w:proofErr w:type="gramEnd"/>
-      <w:r>
-        <w:rPr>
-          <w:rFonts w:ascii="宋体" w:hAnsi="宋体"/>
-          <w:lang w:eastAsia="zh-CN"/>
-        </w:rPr>
-        <w:t>平日提升 187.63%，其中 62.34% 的争吵诱因与 “作业未完成需熬夜赶工” 相关；开学后 1 周内，亲子相处时长下降，家庭矛盾发生率较假期峰值下降 72.45%，亲子关系满意度回升至 82.37%。</w:t>
-      </w:r>
-    </w:p>
-    <w:p>
-      <w:pPr>
-        <w:pStyle w:val="2"/>
-        <w:rPr>
-          <w:lang w:eastAsia="zh-CN"/>
-        </w:rPr>
-      </w:pPr>
-      <w:r>
-        <w:rPr>
-          <w:lang w:eastAsia="zh-CN"/>
-        </w:rPr>
-        <w:t>对教职工群体的影响：职业负荷过载与休息权益受损</w:t>
+        <w:t>，职业发展规划受到显著影响。</w:t>
       </w:r>
     </w:p>
     <w:p>
@@ -3201,7 +3901,7 @@
           <w:bCs/>
           <w:lang w:eastAsia="zh-CN"/>
         </w:rPr>
-        <w:t>工作负荷的非预期激增</w:t>
+        <w:t>个人权益与生活规划受损</w:t>
       </w:r>
     </w:p>
     <w:p>
@@ -3216,123 +3916,61 @@
         <w:rPr>
           <w:lang w:eastAsia="zh-CN"/>
         </w:rPr>
-        <w:t>调研显示，提前开学使义务教育阶段教职工的寒假法定休息时长平均缩短</w:t>
-      </w:r>
-      <w:r>
-        <w:rPr>
-          <w:lang w:eastAsia="zh-CN"/>
-        </w:rPr>
-        <w:t xml:space="preserve"> 7.24 </w:t>
-      </w:r>
-      <w:r>
-        <w:rPr>
-          <w:lang w:eastAsia="zh-CN"/>
-        </w:rPr>
-        <w:t>天，其中教学岗教师的日均工作时长从假期的</w:t>
-      </w:r>
-      <w:r>
-        <w:rPr>
-          <w:lang w:eastAsia="zh-CN"/>
-        </w:rPr>
-        <w:t xml:space="preserve"> 1.23 </w:t>
-      </w:r>
-      <w:r>
-        <w:rPr>
-          <w:lang w:eastAsia="zh-CN"/>
-        </w:rPr>
-        <w:t>小时飙升至</w:t>
-      </w:r>
-      <w:r>
-        <w:rPr>
-          <w:lang w:eastAsia="zh-CN"/>
-        </w:rPr>
-        <w:t xml:space="preserve"> 8.76 </w:t>
-      </w:r>
-      <w:r>
-        <w:rPr>
-          <w:lang w:eastAsia="zh-CN"/>
-        </w:rPr>
-        <w:t>小</w:t>
-      </w:r>
-      <w:r>
-        <w:rPr>
-          <w:lang w:eastAsia="zh-CN"/>
-        </w:rPr>
-        <w:t>时，增幅达</w:t>
-      </w:r>
-      <w:r>
-        <w:rPr>
-          <w:lang w:eastAsia="zh-CN"/>
-        </w:rPr>
-        <w:t xml:space="preserve"> 612.20%</w:t>
-      </w:r>
-      <w:r>
-        <w:rPr>
-          <w:lang w:eastAsia="zh-CN"/>
-        </w:rPr>
-        <w:t>；班主任群体的日均工作时长更是突破</w:t>
-      </w:r>
-      <w:r>
-        <w:rPr>
-          <w:lang w:eastAsia="zh-CN"/>
-        </w:rPr>
-        <w:t xml:space="preserve"> 10.5 </w:t>
-      </w:r>
-      <w:r>
-        <w:rPr>
-          <w:lang w:eastAsia="zh-CN"/>
-        </w:rPr>
-        <w:t>小时，较正常开学筹备期高出</w:t>
-      </w:r>
-      <w:r>
-        <w:rPr>
-          <w:lang w:eastAsia="zh-CN"/>
-        </w:rPr>
-        <w:t xml:space="preserve"> 32.14%</w:t>
-      </w:r>
-      <w:r>
-        <w:rPr>
-          <w:lang w:eastAsia="zh-CN"/>
-        </w:rPr>
-        <w:t>，开学前</w:t>
-      </w:r>
-      <w:r>
-        <w:rPr>
-          <w:lang w:eastAsia="zh-CN"/>
-        </w:rPr>
-        <w:t xml:space="preserve"> 3 </w:t>
-      </w:r>
-      <w:r>
-        <w:rPr>
-          <w:lang w:eastAsia="zh-CN"/>
-        </w:rPr>
-        <w:t>天</w:t>
-      </w:r>
-      <w:proofErr w:type="gramStart"/>
-      <w:r>
-        <w:rPr>
-          <w:lang w:eastAsia="zh-CN"/>
-        </w:rPr>
-        <w:t>日均家</w:t>
-      </w:r>
-      <w:proofErr w:type="gramEnd"/>
-      <w:r>
-        <w:rPr>
-          <w:lang w:eastAsia="zh-CN"/>
-        </w:rPr>
-        <w:t>校沟通消息发送量突破</w:t>
-      </w:r>
-      <w:r>
-        <w:rPr>
-          <w:lang w:eastAsia="zh-CN"/>
-        </w:rPr>
-        <w:t xml:space="preserve"> 200 </w:t>
-      </w:r>
-      <w:r>
-        <w:rPr>
-          <w:lang w:eastAsia="zh-CN"/>
-        </w:rPr>
-        <w:t>条。</w:t>
+        <w:t>调研显示，</w:t>
+      </w:r>
+      <w:r>
+        <w:rPr>
+          <w:lang w:eastAsia="zh-CN"/>
+        </w:rPr>
+        <w:t xml:space="preserve">58.67% </w:t>
+      </w:r>
+      <w:r>
+        <w:rPr>
+          <w:lang w:eastAsia="zh-CN"/>
+        </w:rPr>
+        <w:t>的教职工因提前开学取消了寒假出行计划，其中</w:t>
+      </w:r>
+      <w:r>
+        <w:rPr>
+          <w:lang w:eastAsia="zh-CN"/>
+        </w:rPr>
+        <w:t xml:space="preserve"> 34.29% </w:t>
+      </w:r>
+      <w:r>
+        <w:rPr>
+          <w:lang w:eastAsia="zh-CN"/>
+        </w:rPr>
+        <w:t>的教职工出现旅游产品退订损失，人均损失达</w:t>
+      </w:r>
+      <w:r>
+        <w:rPr>
+          <w:lang w:eastAsia="zh-CN"/>
+        </w:rPr>
+        <w:t xml:space="preserve"> 1872.36 </w:t>
+      </w:r>
+      <w:r>
+        <w:rPr>
+          <w:lang w:eastAsia="zh-CN"/>
+        </w:rPr>
+        <w:t>元；</w:t>
+      </w:r>
+      <w:r>
+        <w:rPr>
+          <w:lang w:eastAsia="zh-CN"/>
+        </w:rPr>
+        <w:t xml:space="preserve"> </w:t>
+      </w:r>
+      <w:r>
+        <w:rPr>
+          <w:lang w:eastAsia="zh-CN"/>
+        </w:rPr>
+        <w:t xml:space="preserve">17.65% </w:t>
+      </w:r>
+      <w:r>
+        <w:rPr>
+          <w:lang w:eastAsia="zh-CN"/>
+        </w:rPr>
+        <w:t>的教职工因提前开学无法陪护异地返乡的家人，出现显著的家庭关系矛盾。</w:t>
       </w:r>
     </w:p>
     <w:p>
@@ -3347,542 +3985,26 @@
         <w:rPr>
           <w:lang w:eastAsia="zh-CN"/>
         </w:rPr>
-        <w:t>教学筹备层面，</w:t>
-      </w:r>
-      <w:r>
-        <w:rPr>
-          <w:lang w:eastAsia="zh-CN"/>
-        </w:rPr>
-        <w:t xml:space="preserve">67.34% </w:t>
-      </w:r>
-      <w:r>
-        <w:rPr>
-          <w:lang w:eastAsia="zh-CN"/>
-        </w:rPr>
-        <w:t>的教师表示提前开学导致学期备课时长压缩</w:t>
-      </w:r>
-      <w:r>
-        <w:rPr>
-          <w:lang w:eastAsia="zh-CN"/>
-        </w:rPr>
-        <w:t xml:space="preserve"> 40% </w:t>
-      </w:r>
-      <w:r>
-        <w:rPr>
-          <w:lang w:eastAsia="zh-CN"/>
-        </w:rPr>
-        <w:t>以上，开学首周课件完成度均值仅为</w:t>
-      </w:r>
-      <w:r>
-        <w:rPr>
-          <w:lang w:eastAsia="zh-CN"/>
-        </w:rPr>
-        <w:t xml:space="preserve"> 58.72%</w:t>
-      </w:r>
-      <w:r>
-        <w:rPr>
-          <w:lang w:eastAsia="zh-CN"/>
-        </w:rPr>
-        <w:t>，较正常</w:t>
-      </w:r>
-      <w:proofErr w:type="gramStart"/>
-      <w:r>
-        <w:rPr>
-          <w:lang w:eastAsia="zh-CN"/>
-        </w:rPr>
-        <w:t>开学组低</w:t>
-      </w:r>
-      <w:proofErr w:type="gramEnd"/>
-      <w:r>
-        <w:rPr>
-          <w:lang w:eastAsia="zh-CN"/>
-        </w:rPr>
-        <w:t xml:space="preserve"> 31.45 </w:t>
-      </w:r>
-      <w:proofErr w:type="gramStart"/>
-      <w:r>
-        <w:rPr>
-          <w:lang w:eastAsia="zh-CN"/>
-        </w:rPr>
-        <w:t>个</w:t>
-      </w:r>
-      <w:proofErr w:type="gramEnd"/>
-      <w:r>
-        <w:rPr>
-          <w:lang w:eastAsia="zh-CN"/>
-        </w:rPr>
-        <w:t>百分点；非教学岗教职工中，食堂、安保、后勤人员的开学筹备周期从</w:t>
-      </w:r>
-      <w:r>
-        <w:rPr>
-          <w:lang w:eastAsia="zh-CN"/>
-        </w:rPr>
-        <w:t xml:space="preserve"> 7 </w:t>
-      </w:r>
-      <w:r>
-        <w:rPr>
-          <w:lang w:eastAsia="zh-CN"/>
-        </w:rPr>
-        <w:t>天压缩至</w:t>
-      </w:r>
-      <w:r>
-        <w:rPr>
-          <w:lang w:eastAsia="zh-CN"/>
-        </w:rPr>
-        <w:t xml:space="preserve"> 3 </w:t>
-      </w:r>
-      <w:r>
-        <w:rPr>
-          <w:lang w:eastAsia="zh-CN"/>
-        </w:rPr>
-        <w:t>天，</w:t>
-      </w:r>
-      <w:proofErr w:type="gramStart"/>
-      <w:r>
-        <w:rPr>
-          <w:lang w:eastAsia="zh-CN"/>
-        </w:rPr>
-        <w:t>食材采购</w:t>
-      </w:r>
-      <w:proofErr w:type="gramEnd"/>
-      <w:r>
-        <w:rPr>
-          <w:lang w:eastAsia="zh-CN"/>
-        </w:rPr>
-        <w:t>、校园消杀、设备检修的完成率分别下降</w:t>
-      </w:r>
-      <w:r>
-        <w:rPr>
-          <w:lang w:eastAsia="zh-CN"/>
-        </w:rPr>
-        <w:t xml:space="preserve"> 22.13%</w:t>
-      </w:r>
-      <w:r>
-        <w:rPr>
-          <w:lang w:eastAsia="zh-CN"/>
-        </w:rPr>
-        <w:t>、</w:t>
-      </w:r>
-      <w:r>
-        <w:rPr>
-          <w:lang w:eastAsia="zh-CN"/>
-        </w:rPr>
-        <w:t>18.67%</w:t>
-      </w:r>
-      <w:r>
-        <w:rPr>
-          <w:lang w:eastAsia="zh-CN"/>
-        </w:rPr>
-        <w:t>、</w:t>
-      </w:r>
-      <w:r>
-        <w:rPr>
-          <w:lang w:eastAsia="zh-CN"/>
-        </w:rPr>
-        <w:t>24.35%</w:t>
-      </w:r>
-      <w:r>
-        <w:rPr>
-          <w:lang w:eastAsia="zh-CN"/>
-        </w:rPr>
-        <w:t>，校园安全隐患排查覆盖率较正常</w:t>
-      </w:r>
-      <w:proofErr w:type="gramStart"/>
-      <w:r>
-        <w:rPr>
-          <w:lang w:eastAsia="zh-CN"/>
-        </w:rPr>
-        <w:t>开学组低</w:t>
-      </w:r>
-      <w:proofErr w:type="gramEnd"/>
-      <w:r>
-        <w:rPr>
-          <w:lang w:eastAsia="zh-CN"/>
-        </w:rPr>
-        <w:t xml:space="preserve"> 29.74 </w:t>
-      </w:r>
-      <w:proofErr w:type="gramStart"/>
-      <w:r>
-        <w:rPr>
-          <w:lang w:eastAsia="zh-CN"/>
-        </w:rPr>
-        <w:t>个</w:t>
-      </w:r>
-      <w:proofErr w:type="gramEnd"/>
-      <w:r>
-        <w:rPr>
-          <w:lang w:eastAsia="zh-CN"/>
-        </w:rPr>
-        <w:t>百分点。</w:t>
-      </w:r>
-    </w:p>
-    <w:p>
-      <w:pPr>
-        <w:pStyle w:val="afc"/>
-        <w:numPr>
-          <w:ilvl w:val="0"/>
-          <w:numId w:val="47"/>
-        </w:numPr>
-        <w:ind w:firstLineChars="0"/>
-        <w:rPr>
-          <w:b/>
-          <w:bCs/>
-          <w:lang w:eastAsia="zh-CN"/>
-        </w:rPr>
-      </w:pPr>
-      <w:r>
-        <w:rPr>
-          <w:b/>
-          <w:bCs/>
-          <w:lang w:eastAsia="zh-CN"/>
-        </w:rPr>
-        <w:t>职业倦怠与心理压力加剧</w:t>
-      </w:r>
-    </w:p>
-    <w:p>
-      <w:pPr>
-        <w:pStyle w:val="afc"/>
-        <w:ind w:left="360" w:firstLineChars="0" w:firstLine="0"/>
-        <w:rPr>
-          <w:lang w:eastAsia="zh-CN"/>
-        </w:rPr>
-      </w:pPr>
-      <w:r>
-        <w:rPr>
-          <w:lang w:eastAsia="zh-CN"/>
-        </w:rPr>
-        <w:t>职业倦怠量表（</w:t>
-      </w:r>
-      <w:r>
-        <w:rPr>
-          <w:lang w:eastAsia="zh-CN"/>
-        </w:rPr>
-        <w:t>MBI</w:t>
-      </w:r>
-      <w:r>
-        <w:rPr>
-          <w:lang w:eastAsia="zh-CN"/>
-        </w:rPr>
-        <w:t>）测评结果显示，提前开学教职工的倦怠得分均值为</w:t>
-      </w:r>
-      <w:r>
-        <w:rPr>
-          <w:lang w:eastAsia="zh-CN"/>
-        </w:rPr>
-        <w:t xml:space="preserve"> 62.38 </w:t>
-      </w:r>
-      <w:r>
-        <w:rPr>
-          <w:lang w:eastAsia="zh-CN"/>
-        </w:rPr>
-        <w:t>分，显著高于正常</w:t>
-      </w:r>
-      <w:proofErr w:type="gramStart"/>
-      <w:r>
-        <w:rPr>
-          <w:lang w:eastAsia="zh-CN"/>
-        </w:rPr>
-        <w:t>开学组</w:t>
-      </w:r>
-      <w:proofErr w:type="gramEnd"/>
-      <w:r>
-        <w:rPr>
-          <w:lang w:eastAsia="zh-CN"/>
-        </w:rPr>
-        <w:t>的</w:t>
-      </w:r>
-      <w:r>
-        <w:rPr>
-          <w:lang w:eastAsia="zh-CN"/>
-        </w:rPr>
-        <w:t xml:space="preserve"> 45.21 </w:t>
-      </w:r>
-      <w:r>
-        <w:rPr>
-          <w:lang w:eastAsia="zh-CN"/>
-        </w:rPr>
-        <w:t>分（</w:t>
-      </w:r>
-      <w:r>
-        <w:rPr>
-          <w:lang w:eastAsia="zh-CN"/>
-        </w:rPr>
-        <w:t>P&lt;0.05</w:t>
-      </w:r>
-      <w:r>
-        <w:rPr>
-          <w:lang w:eastAsia="zh-CN"/>
-        </w:rPr>
-        <w:t>），其中</w:t>
-      </w:r>
-      <w:r>
-        <w:rPr>
-          <w:lang w:eastAsia="zh-CN"/>
-        </w:rPr>
-        <w:t xml:space="preserve"> 82.47% </w:t>
-      </w:r>
-      <w:r>
-        <w:rPr>
-          <w:lang w:eastAsia="zh-CN"/>
-        </w:rPr>
-        <w:t>的教师表示</w:t>
-      </w:r>
-      <w:r>
-        <w:rPr>
-          <w:lang w:eastAsia="zh-CN"/>
-        </w:rPr>
-        <w:t xml:space="preserve"> “</w:t>
-      </w:r>
-      <w:r>
-        <w:rPr>
-          <w:lang w:eastAsia="zh-CN"/>
-        </w:rPr>
-        <w:t>提前开学打乱了假期休整节奏，出现明显的职业疲惫感</w:t>
-      </w:r>
-      <w:r>
-        <w:rPr>
-          <w:lang w:eastAsia="zh-CN"/>
-        </w:rPr>
-        <w:t>”</w:t>
-      </w:r>
-      <w:r>
-        <w:rPr>
-          <w:lang w:eastAsia="zh-CN"/>
-        </w:rPr>
-        <w:t>。</w:t>
-      </w:r>
-    </w:p>
-    <w:p>
-      <w:pPr>
-        <w:pStyle w:val="afc"/>
-        <w:ind w:left="360" w:firstLineChars="0" w:firstLine="0"/>
-        <w:rPr>
-          <w:lang w:eastAsia="zh-CN"/>
-        </w:rPr>
-      </w:pPr>
-      <w:r>
-        <w:rPr>
-          <w:lang w:eastAsia="zh-CN"/>
-        </w:rPr>
-        <w:t>细分群体中，初中毕业年级教师的职业倦怠得分达</w:t>
-      </w:r>
-      <w:r>
-        <w:rPr>
-          <w:lang w:eastAsia="zh-CN"/>
-        </w:rPr>
-        <w:t xml:space="preserve"> 71.25 </w:t>
-      </w:r>
-      <w:r>
-        <w:rPr>
-          <w:lang w:eastAsia="zh-CN"/>
-        </w:rPr>
-        <w:t>分，位列全序列首位；</w:t>
-      </w:r>
-      <w:r>
-        <w:rPr>
-          <w:lang w:eastAsia="zh-CN"/>
-        </w:rPr>
-        <w:t xml:space="preserve">35 </w:t>
-      </w:r>
-      <w:r>
-        <w:rPr>
-          <w:lang w:eastAsia="zh-CN"/>
-        </w:rPr>
-        <w:t>岁以下青年教师群体中，</w:t>
-      </w:r>
-      <w:r>
-        <w:rPr>
-          <w:lang w:eastAsia="zh-CN"/>
-        </w:rPr>
-        <w:t xml:space="preserve">47.82% </w:t>
-      </w:r>
-      <w:r>
-        <w:rPr>
-          <w:lang w:eastAsia="zh-CN"/>
-        </w:rPr>
-        <w:t>的受访者表示提前开学导致</w:t>
-      </w:r>
-      <w:r>
-        <w:rPr>
-          <w:lang w:eastAsia="zh-CN"/>
-        </w:rPr>
-        <w:t xml:space="preserve"> “</w:t>
-      </w:r>
-      <w:r>
-        <w:rPr>
-          <w:lang w:eastAsia="zh-CN"/>
-        </w:rPr>
-        <w:t>假期备考职称、提升学历的计划完全中断</w:t>
-      </w:r>
-      <w:r>
-        <w:rPr>
-          <w:lang w:eastAsia="zh-CN"/>
-        </w:rPr>
-        <w:t>”</w:t>
-      </w:r>
-      <w:r>
-        <w:rPr>
-          <w:lang w:eastAsia="zh-CN"/>
-        </w:rPr>
-        <w:t>，职业发展规划受到显著影响。</w:t>
-      </w:r>
-    </w:p>
-    <w:p>
-      <w:pPr>
-        <w:pStyle w:val="afc"/>
-        <w:numPr>
-          <w:ilvl w:val="0"/>
-          <w:numId w:val="47"/>
-        </w:numPr>
-        <w:ind w:firstLineChars="0"/>
-        <w:rPr>
-          <w:b/>
-          <w:bCs/>
-          <w:lang w:eastAsia="zh-CN"/>
-        </w:rPr>
-      </w:pPr>
-      <w:r>
-        <w:rPr>
-          <w:b/>
-          <w:bCs/>
-          <w:lang w:eastAsia="zh-CN"/>
-        </w:rPr>
-        <w:t>个人权益与生活规划受损</w:t>
-      </w:r>
-    </w:p>
-    <w:p>
-      <w:pPr>
-        <w:pStyle w:val="afc"/>
-        <w:ind w:left="360" w:firstLineChars="0" w:firstLine="0"/>
-        <w:rPr>
-          <w:lang w:eastAsia="zh-CN"/>
-        </w:rPr>
-      </w:pPr>
-      <w:r>
-        <w:rPr>
-          <w:lang w:eastAsia="zh-CN"/>
-        </w:rPr>
-        <w:t>调研显示，</w:t>
-      </w:r>
-      <w:r>
-        <w:rPr>
-          <w:lang w:eastAsia="zh-CN"/>
-        </w:rPr>
-        <w:t xml:space="preserve">58.67% </w:t>
-      </w:r>
-      <w:r>
-        <w:rPr>
-          <w:lang w:eastAsia="zh-CN"/>
-        </w:rPr>
-        <w:t>的教职工因提前开学取消了寒假出行计划，其中</w:t>
-      </w:r>
-      <w:r>
-        <w:rPr>
-          <w:lang w:eastAsia="zh-CN"/>
-        </w:rPr>
-        <w:t xml:space="preserve"> 34.29% </w:t>
-      </w:r>
-      <w:r>
-        <w:rPr>
-          <w:lang w:eastAsia="zh-CN"/>
-        </w:rPr>
-        <w:t>的教职工出现旅游产品退订损失，人均损失达</w:t>
-      </w:r>
-      <w:r>
-        <w:rPr>
-          <w:lang w:eastAsia="zh-CN"/>
-        </w:rPr>
-        <w:t xml:space="preserve"> 1872.36 </w:t>
-      </w:r>
-      <w:r>
-        <w:rPr>
-          <w:lang w:eastAsia="zh-CN"/>
-        </w:rPr>
-        <w:t>元；</w:t>
-      </w:r>
-      <w:r>
-        <w:rPr>
-          <w:lang w:eastAsia="zh-CN"/>
-        </w:rPr>
-        <w:t xml:space="preserve">28.47% </w:t>
-      </w:r>
-      <w:r>
-        <w:rPr>
-          <w:lang w:eastAsia="zh-CN"/>
-        </w:rPr>
-        <w:t>的未婚教职工表示提前开学打乱了相亲、婚恋安排，寒假相亲场次平均减少</w:t>
-      </w:r>
-      <w:r>
-        <w:rPr>
-          <w:lang w:eastAsia="zh-CN"/>
-        </w:rPr>
-        <w:t xml:space="preserve"> 3.2 </w:t>
-      </w:r>
-      <w:r>
-        <w:rPr>
-          <w:lang w:eastAsia="zh-CN"/>
-        </w:rPr>
-        <w:t>场，</w:t>
-      </w:r>
-      <w:proofErr w:type="gramStart"/>
-      <w:r>
-        <w:rPr>
-          <w:lang w:eastAsia="zh-CN"/>
-        </w:rPr>
-        <w:t>脱单概率</w:t>
-      </w:r>
-      <w:proofErr w:type="gramEnd"/>
-      <w:r>
-        <w:rPr>
-          <w:lang w:eastAsia="zh-CN"/>
-        </w:rPr>
-        <w:t>下降</w:t>
-      </w:r>
-      <w:r>
-        <w:rPr>
-          <w:lang w:eastAsia="zh-CN"/>
-        </w:rPr>
-        <w:t xml:space="preserve"> 47.82%</w:t>
-      </w:r>
-      <w:r>
-        <w:rPr>
-          <w:lang w:eastAsia="zh-CN"/>
-        </w:rPr>
-        <w:t>；</w:t>
-      </w:r>
-      <w:r>
-        <w:rPr>
-          <w:lang w:eastAsia="zh-CN"/>
-        </w:rPr>
-        <w:t xml:space="preserve">17.65% </w:t>
-      </w:r>
-      <w:r>
-        <w:rPr>
-          <w:lang w:eastAsia="zh-CN"/>
-        </w:rPr>
-        <w:t>的教职工因提前开学无法陪护异地返乡的家人，出现显著的家庭关系矛盾。</w:t>
-      </w:r>
-    </w:p>
-    <w:p>
-      <w:pPr>
-        <w:pStyle w:val="afc"/>
-        <w:ind w:left="360" w:firstLineChars="0" w:firstLine="0"/>
+        <w:t>值得注意的是，仅</w:t>
+      </w:r>
+      <w:r>
+        <w:rPr>
+          <w:lang w:eastAsia="zh-CN"/>
+        </w:rPr>
+        <w:t xml:space="preserve"> </w:t>
+      </w:r>
+      <w:r>
         <w:rPr>
           <w:rFonts w:hint="eastAsia"/>
           <w:lang w:eastAsia="zh-CN"/>
         </w:rPr>
-      </w:pPr>
-      <w:r>
-        <w:rPr>
-          <w:lang w:eastAsia="zh-CN"/>
-        </w:rPr>
-        <w:t>值得注意的是，仅</w:t>
-      </w:r>
-      <w:r>
-        <w:rPr>
-          <w:lang w:eastAsia="zh-CN"/>
-        </w:rPr>
-        <w:t xml:space="preserve"> 12.38% </w:t>
+        <w:t>2.6</w:t>
+      </w:r>
+      <w:r>
+        <w:rPr>
+          <w:lang w:eastAsia="zh-CN"/>
+        </w:rPr>
+        <w:t xml:space="preserve">% </w:t>
       </w:r>
       <w:r>
         <w:rPr>
@@ -3892,9 +4014,10 @@
       </w:r>
       <w:r>
         <w:rPr>
-          <w:lang w:eastAsia="zh-CN"/>
-        </w:rPr>
-        <w:t xml:space="preserve">87.62% </w:t>
+          <w:rFonts w:hint="eastAsia"/>
+          <w:lang w:eastAsia="zh-CN"/>
+        </w:rPr>
+        <w:t>大部分</w:t>
       </w:r>
       <w:r>
         <w:rPr>
@@ -3914,6 +4037,7 @@
         <w:rPr>
           <w:lang w:eastAsia="zh-CN"/>
         </w:rPr>
+        <w:lastRenderedPageBreak/>
         <w:t>群体异质性与差异分析</w:t>
       </w:r>
     </w:p>
@@ -4028,55 +4152,102 @@
       </w:pPr>
       <w:r>
         <w:rPr>
-          <w:lang w:eastAsia="zh-CN"/>
-        </w:rPr>
-        <w:t>双职工家庭对提前开学的支持率显著高于单职工、全职家长家庭；留守儿童家庭对提前开学的支持率达</w:t>
-      </w:r>
-      <w:r>
-        <w:rPr>
-          <w:lang w:eastAsia="zh-CN"/>
-        </w:rPr>
-        <w:t xml:space="preserve"> 81.24%</w:t>
-      </w:r>
-      <w:r>
-        <w:rPr>
-          <w:lang w:eastAsia="zh-CN"/>
-        </w:rPr>
-        <w:t>，核心诉求为</w:t>
-      </w:r>
-      <w:r>
-        <w:rPr>
-          <w:lang w:eastAsia="zh-CN"/>
-        </w:rPr>
-        <w:t xml:space="preserve"> “</w:t>
-      </w:r>
-      <w:r>
-        <w:rPr>
-          <w:lang w:eastAsia="zh-CN"/>
-        </w:rPr>
-        <w:t>学校托管替代隔代陪护，降低安全风险</w:t>
-      </w:r>
-      <w:r>
-        <w:rPr>
-          <w:lang w:eastAsia="zh-CN"/>
-        </w:rPr>
-        <w:t>”</w:t>
-      </w:r>
-      <w:r>
-        <w:rPr>
-          <w:lang w:eastAsia="zh-CN"/>
-        </w:rPr>
-        <w:t>。</w:t>
+          <w:rFonts w:hint="eastAsia"/>
+          <w:noProof/>
+          <w:sz w:val="18"/>
+          <w:szCs w:val="18"/>
+          <w:lang w:val="zh-CN" w:eastAsia="zh-CN"/>
+        </w:rPr>
+        <w:drawing>
+          <wp:anchor distT="0" distB="0" distL="114300" distR="114300" simplePos="0" relativeHeight="251662336" behindDoc="0" locked="0" layoutInCell="1" allowOverlap="1" wp14:anchorId="0745FC03" wp14:editId="1663030C">
+            <wp:simplePos x="0" y="0"/>
+            <wp:positionH relativeFrom="column">
+              <wp:posOffset>464889</wp:posOffset>
+            </wp:positionH>
+            <wp:positionV relativeFrom="paragraph">
+              <wp:posOffset>428418</wp:posOffset>
+            </wp:positionV>
+            <wp:extent cx="2105025" cy="2105025"/>
+            <wp:effectExtent l="0" t="0" r="9525" b="9525"/>
+            <wp:wrapTopAndBottom/>
+            <wp:docPr id="13" name="图片 13" descr="图表, 条形图&#10;&#10;AI 生成的内容可能不正确。"/>
+            <wp:cNvGraphicFramePr>
+              <a:graphicFrameLocks xmlns:a="http://schemas.openxmlformats.org/drawingml/2006/main" noChangeAspect="1"/>
+            </wp:cNvGraphicFramePr>
+            <a:graphic xmlns:a="http://schemas.openxmlformats.org/drawingml/2006/main">
+              <a:graphicData uri="http://schemas.openxmlformats.org/drawingml/2006/picture">
+                <pic:pic xmlns:pic="http://schemas.openxmlformats.org/drawingml/2006/picture">
+                  <pic:nvPicPr>
+                    <pic:cNvPr id="13" name="图片 13" descr="图表, 条形图&#10;&#10;AI 生成的内容可能不正确。"/>
+                    <pic:cNvPicPr/>
+                  </pic:nvPicPr>
+                  <pic:blipFill>
+                    <a:blip r:embed="rId13"/>
+                    <a:stretch>
+                      <a:fillRect/>
+                    </a:stretch>
+                  </pic:blipFill>
+                  <pic:spPr>
+                    <a:xfrm>
+                      <a:off x="0" y="0"/>
+                      <a:ext cx="2105025" cy="2105025"/>
+                    </a:xfrm>
+                    <a:prstGeom prst="rect">
+                      <a:avLst/>
+                    </a:prstGeom>
+                  </pic:spPr>
+                </pic:pic>
+              </a:graphicData>
+            </a:graphic>
+          </wp:anchor>
+        </w:drawing>
+      </w:r>
+      <w:r>
+        <w:rPr>
+          <w:lang w:eastAsia="zh-CN"/>
+        </w:rPr>
+        <w:t>双职工家庭对提前开学的支持率显著高于单职工、全职家长家庭；</w:t>
       </w:r>
     </w:p>
     <w:p>
       <w:pPr>
         <w:pStyle w:val="afc"/>
         <w:ind w:left="360" w:firstLineChars="0" w:firstLine="0"/>
-        <w:rPr>
-          <w:lang w:eastAsia="zh-CN"/>
-        </w:rPr>
-      </w:pPr>
+        <w:jc w:val="center"/>
+        <w:rPr>
+          <w:rFonts w:ascii="宋体" w:hAnsi="宋体"/>
+          <w:sz w:val="16"/>
+          <w:szCs w:val="16"/>
+          <w:lang w:eastAsia="zh-CN"/>
+        </w:rPr>
+      </w:pPr>
+      <w:r>
+        <w:rPr>
+          <w:rFonts w:ascii="宋体" w:hAnsi="宋体" w:hint="eastAsia"/>
+          <w:sz w:val="16"/>
+          <w:szCs w:val="16"/>
+          <w:lang w:eastAsia="zh-CN"/>
+        </w:rPr>
+        <w:t>图3：</w:t>
+      </w:r>
+      <w:r>
+        <w:rPr>
+          <w:rFonts w:ascii="宋体" w:hAnsi="宋体" w:hint="eastAsia"/>
+          <w:sz w:val="16"/>
+          <w:szCs w:val="16"/>
+          <w:lang w:eastAsia="zh-CN"/>
+        </w:rPr>
+        <w:t>不同家庭结构对提前开学的支持率</w:t>
+      </w:r>
+      <w:r>
+        <w:rPr>
+          <w:rFonts w:ascii="宋体" w:hAnsi="宋体"/>
+          <w:sz w:val="16"/>
+          <w:szCs w:val="16"/>
+          <w:lang w:eastAsia="zh-CN"/>
+        </w:rPr>
+        <w:t xml:space="preserve"> </w:t>
+      </w:r>
     </w:p>
     <w:p>
       <w:pPr>
@@ -4086,20 +4257,86 @@
           <w:lang w:eastAsia="zh-CN"/>
         </w:rPr>
       </w:pPr>
-    </w:p>
-    <w:p>
-      <w:pPr>
-        <w:pStyle w:val="afc"/>
-        <w:ind w:left="360" w:firstLineChars="0" w:firstLine="0"/>
-        <w:rPr>
-          <w:lang w:eastAsia="zh-CN"/>
-        </w:rPr>
-      </w:pPr>
-    </w:p>
-    <w:p>
-      <w:pPr>
-        <w:pStyle w:val="afc"/>
-        <w:ind w:left="360" w:firstLineChars="0" w:firstLine="0"/>
+      <w:r>
+        <w:rPr>
+          <w:rFonts w:ascii="宋体" w:hAnsi="宋体"/>
+          <w:lang w:eastAsia="zh-CN"/>
+        </w:rPr>
+        <w:t>双职工家庭</w:t>
+      </w:r>
+      <w:r>
+        <w:rPr>
+          <w:rFonts w:ascii="宋体" w:hAnsi="宋体" w:hint="eastAsia"/>
+          <w:lang w:eastAsia="zh-CN"/>
+        </w:rPr>
+        <w:t>提前开学支持</w:t>
+      </w:r>
+      <w:r>
+        <w:rPr>
+          <w:rFonts w:ascii="宋体" w:hAnsi="宋体"/>
+          <w:lang w:eastAsia="zh-CN"/>
+        </w:rPr>
+        <w:t>率</w:t>
+      </w:r>
+      <w:r>
+        <w:rPr>
+          <w:rFonts w:ascii="宋体" w:hAnsi="宋体" w:hint="eastAsia"/>
+          <w:lang w:eastAsia="zh-CN"/>
+        </w:rPr>
+        <w:t>达</w:t>
+      </w:r>
+      <w:r>
+        <w:rPr>
+          <w:rFonts w:ascii="宋体" w:hAnsi="宋体"/>
+          <w:lang w:eastAsia="zh-CN"/>
+        </w:rPr>
+        <w:t>78.65%，显著高于全职家长的 32.47（P&lt;0.01）。访谈中，多数双职工家长表示 “提前开学解决了假期无人带娃的核心痛点，大幅降低了育儿焦虑”。</w:t>
+      </w:r>
+      <w:r>
+        <w:rPr>
+          <w:lang w:eastAsia="zh-CN"/>
+        </w:rPr>
+        <w:t>留守儿童家庭对提前开学的支持率达</w:t>
+      </w:r>
+      <w:r>
+        <w:rPr>
+          <w:lang w:eastAsia="zh-CN"/>
+        </w:rPr>
+        <w:t xml:space="preserve"> 81.24%</w:t>
+      </w:r>
+      <w:r>
+        <w:rPr>
+          <w:lang w:eastAsia="zh-CN"/>
+        </w:rPr>
+        <w:t>，核心诉求为</w:t>
+      </w:r>
+      <w:r>
+        <w:rPr>
+          <w:lang w:eastAsia="zh-CN"/>
+        </w:rPr>
+        <w:t xml:space="preserve"> “</w:t>
+      </w:r>
+      <w:r>
+        <w:rPr>
+          <w:lang w:eastAsia="zh-CN"/>
+        </w:rPr>
+        <w:t>学校托管替代隔代陪护，降低安全风险</w:t>
+      </w:r>
+      <w:r>
+        <w:rPr>
+          <w:lang w:eastAsia="zh-CN"/>
+        </w:rPr>
+        <w:t>”</w:t>
+      </w:r>
+      <w:r>
+        <w:rPr>
+          <w:lang w:eastAsia="zh-CN"/>
+        </w:rPr>
+        <w:t>。</w:t>
+      </w:r>
+    </w:p>
+    <w:p>
+      <w:pPr>
         <w:rPr>
           <w:rFonts w:hint="eastAsia"/>
           <w:lang w:eastAsia="zh-CN"/>
@@ -4191,6 +4428,7 @@
         </w:numPr>
         <w:ind w:firstLineChars="0"/>
         <w:rPr>
+          <w:rFonts w:hint="eastAsia"/>
           <w:lang w:eastAsia="zh-CN"/>
         </w:rPr>
       </w:pPr>
@@ -4203,27 +4441,6 @@
     </w:p>
     <w:p>
       <w:pPr>
-        <w:rPr>
-          <w:lang w:eastAsia="zh-CN"/>
-        </w:rPr>
-      </w:pPr>
-    </w:p>
-    <w:p>
-      <w:pPr>
-        <w:rPr>
-          <w:lang w:eastAsia="zh-CN"/>
-        </w:rPr>
-      </w:pPr>
-    </w:p>
-    <w:p>
-      <w:pPr>
-        <w:rPr>
-          <w:lang w:eastAsia="zh-CN"/>
-        </w:rPr>
-      </w:pPr>
-    </w:p>
-    <w:p>
-      <w:pPr>
         <w:pStyle w:val="Style1"/>
         <w:rPr>
           <w:lang w:eastAsia="zh-CN"/>
@@ -4264,7 +4481,6 @@
     <w:p>
       <w:pPr>
         <w:rPr>
-          <w:rFonts w:hint="eastAsia"/>
           <w:lang w:eastAsia="zh-CN"/>
         </w:rPr>
       </w:pPr>
@@ -4501,7 +4717,6 @@
         <w:autoSpaceDE/>
         <w:autoSpaceDN/>
         <w:rPr>
-          <w:rFonts w:hint="eastAsia"/>
           <w:smallCaps/>
           <w:kern w:val="28"/>
           <w:lang w:eastAsia="zh-CN"/>
@@ -7791,6 +8006,7 @@
   <w:style w:type="character" w:default="1" w:styleId="a0">
     <w:name w:val="Default Paragraph Font"/>
     <w:uiPriority w:val="1"/>
+    <w:semiHidden/>
     <w:unhideWhenUsed/>
   </w:style>
   <w:style w:type="table" w:default="1" w:styleId="a1">

--- a/初级中学和高级中学提前开学对群众的影响.docx
+++ b/初级中学和高级中学提前开学对群众的影响.docx
@@ -4,6 +4,321 @@
   <w:body>
     <w:p>
       <w:pPr>
+        <w:framePr w:w="9360" w:h="2430" w:hRule="exact" w:hSpace="187" w:vSpace="187" w:wrap="notBeside" w:vAnchor="text" w:hAnchor="page" w:x="1453" w:y="2053"/>
+        <w:autoSpaceDE/>
+        <w:autoSpaceDN/>
+        <w:jc w:val="center"/>
+        <w:rPr>
+          <w:rFonts w:ascii="宋体" w:hAnsi="宋体" w:cs="宋体" w:hint="eastAsia"/>
+          <w:color w:val="800080"/>
+          <w:sz w:val="48"/>
+          <w:szCs w:val="48"/>
+          <w:lang w:eastAsia="zh-CN"/>
+        </w:rPr>
+      </w:pPr>
+      <w:r>
+        <w:rPr>
+          <w:rFonts w:ascii="宋体" w:hAnsi="宋体" w:cs="宋体" w:hint="eastAsia"/>
+          <w:color w:val="800080"/>
+          <w:sz w:val="48"/>
+          <w:szCs w:val="48"/>
+          <w:lang w:eastAsia="zh-CN"/>
+        </w:rPr>
+        <w:t>初级中学和高级中学提前开学对群众的影响</w:t>
+      </w:r>
+    </w:p>
+    <w:p>
+      <w:pPr>
+        <w:framePr w:w="9177" w:h="2701" w:hRule="exact" w:hSpace="187" w:vSpace="187" w:wrap="notBeside" w:vAnchor="text" w:hAnchor="page" w:x="1566" w:y="5150"/>
+        <w:autoSpaceDE/>
+        <w:autoSpaceDN/>
+        <w:jc w:val="center"/>
+        <w:rPr>
+          <w:rFonts w:ascii="宋体" w:hAnsi="宋体" w:cs="宋体" w:hint="eastAsia"/>
+          <w:b/>
+          <w:bCs/>
+          <w:color w:val="000000"/>
+          <w:sz w:val="30"/>
+          <w:szCs w:val="30"/>
+          <w:vertAlign w:val="superscript"/>
+          <w:lang w:eastAsia="zh-CN"/>
+        </w:rPr>
+      </w:pPr>
+      <w:r>
+        <w:rPr>
+          <w:rFonts w:ascii="宋体" w:hAnsi="宋体" w:cs="宋体" w:hint="eastAsia"/>
+          <w:b/>
+          <w:bCs/>
+          <w:color w:val="000000"/>
+          <w:sz w:val="30"/>
+          <w:szCs w:val="30"/>
+          <w:lang w:eastAsia="zh-CN"/>
+        </w:rPr>
+        <w:t>作者：</w:t>
+      </w:r>
+      <w:proofErr w:type="gramStart"/>
+      <w:r>
+        <w:rPr>
+          <w:rFonts w:ascii="宋体" w:hAnsi="宋体" w:cs="宋体" w:hint="eastAsia"/>
+          <w:b/>
+          <w:bCs/>
+          <w:color w:val="000000"/>
+          <w:sz w:val="30"/>
+          <w:szCs w:val="30"/>
+          <w:lang w:eastAsia="zh-CN"/>
+        </w:rPr>
+        <w:t>Dr .</w:t>
+      </w:r>
+      <w:proofErr w:type="gramEnd"/>
+      <w:r>
+        <w:rPr>
+          <w:rFonts w:ascii="宋体" w:hAnsi="宋体" w:cs="宋体" w:hint="eastAsia"/>
+          <w:b/>
+          <w:bCs/>
+          <w:color w:val="000000"/>
+          <w:sz w:val="30"/>
+          <w:szCs w:val="30"/>
+          <w:lang w:eastAsia="zh-CN"/>
+        </w:rPr>
+        <w:t xml:space="preserve"> XiaoYe_小叶</w:t>
+      </w:r>
+      <w:r>
+        <w:rPr>
+          <w:rFonts w:ascii="宋体" w:hAnsi="宋体" w:cs="宋体" w:hint="eastAsia"/>
+          <w:b/>
+          <w:bCs/>
+          <w:color w:val="000000"/>
+          <w:sz w:val="30"/>
+          <w:szCs w:val="30"/>
+          <w:vertAlign w:val="superscript"/>
+          <w:lang w:eastAsia="zh-CN"/>
+        </w:rPr>
+        <w:t>1</w:t>
+      </w:r>
+    </w:p>
+    <w:p>
+      <w:pPr>
+        <w:framePr w:w="9177" w:h="2701" w:hRule="exact" w:hSpace="187" w:vSpace="187" w:wrap="notBeside" w:vAnchor="text" w:hAnchor="page" w:x="1566" w:y="5150"/>
+        <w:autoSpaceDE/>
+        <w:autoSpaceDN/>
+        <w:jc w:val="center"/>
+        <w:rPr>
+          <w:rFonts w:ascii="宋体" w:hAnsi="宋体" w:cs="宋体" w:hint="eastAsia"/>
+          <w:sz w:val="28"/>
+          <w:szCs w:val="28"/>
+          <w:lang w:eastAsia="zh-CN"/>
+        </w:rPr>
+      </w:pPr>
+      <w:r>
+        <w:rPr>
+          <w:rFonts w:ascii="宋体" w:hAnsi="宋体" w:cs="宋体"/>
+          <w:color w:val="000000"/>
+          <w:sz w:val="28"/>
+          <w:szCs w:val="28"/>
+          <w:lang w:eastAsia="zh-CN"/>
+        </w:rPr>
+        <w:t>“寒假时长与民生幸福” 调研专项课题（</w:t>
+      </w:r>
+      <w:r>
+        <w:rPr>
+          <w:rFonts w:ascii="宋体" w:hAnsi="宋体" w:cs="宋体" w:hint="eastAsia"/>
+          <w:color w:val="000000"/>
+          <w:sz w:val="28"/>
+          <w:szCs w:val="28"/>
+          <w:lang w:eastAsia="zh-CN"/>
+        </w:rPr>
+        <w:t>SHIT</w:t>
+      </w:r>
+      <w:r>
+        <w:rPr>
+          <w:rFonts w:ascii="宋体" w:hAnsi="宋体" w:cs="宋体"/>
+          <w:color w:val="000000"/>
+          <w:sz w:val="28"/>
+          <w:szCs w:val="28"/>
+          <w:lang w:eastAsia="zh-CN"/>
+        </w:rPr>
+        <w:t>20260</w:t>
+      </w:r>
+      <w:r>
+        <w:rPr>
+          <w:rFonts w:ascii="宋体" w:hAnsi="宋体" w:cs="宋体" w:hint="eastAsia"/>
+          <w:color w:val="000000"/>
+          <w:sz w:val="28"/>
+          <w:szCs w:val="28"/>
+          <w:lang w:eastAsia="zh-CN"/>
+        </w:rPr>
+        <w:t>114</w:t>
+      </w:r>
+      <w:r>
+        <w:rPr>
+          <w:rFonts w:ascii="宋体" w:hAnsi="宋体" w:cs="宋体"/>
+          <w:color w:val="000000"/>
+          <w:sz w:val="28"/>
+          <w:szCs w:val="28"/>
+          <w:lang w:eastAsia="zh-CN"/>
+        </w:rPr>
+        <w:t>）</w:t>
+      </w:r>
+    </w:p>
+    <w:p>
+      <w:pPr>
+        <w:framePr w:w="9177" w:h="2701" w:hRule="exact" w:hSpace="187" w:vSpace="187" w:wrap="notBeside" w:vAnchor="text" w:hAnchor="page" w:x="1566" w:y="5150"/>
+        <w:autoSpaceDE/>
+        <w:autoSpaceDN/>
+        <w:jc w:val="center"/>
+        <w:rPr>
+          <w:rFonts w:ascii="宋体" w:hAnsi="宋体" w:cs="宋体" w:hint="eastAsia"/>
+          <w:b/>
+          <w:bCs/>
+          <w:color w:val="000000"/>
+          <w:sz w:val="22"/>
+          <w:szCs w:val="22"/>
+          <w:lang w:eastAsia="zh-CN"/>
+        </w:rPr>
+      </w:pPr>
+      <w:r>
+        <w:rPr>
+          <w:rFonts w:ascii="宋体" w:hAnsi="宋体" w:cs="宋体" w:hint="eastAsia"/>
+          <w:b/>
+          <w:bCs/>
+          <w:color w:val="000000"/>
+          <w:sz w:val="22"/>
+          <w:szCs w:val="22"/>
+          <w:lang w:eastAsia="zh-CN"/>
+        </w:rPr>
+        <w:t>本文件使用CC BY-NC</w:t>
+      </w:r>
+      <w:r>
+        <w:rPr>
+          <w:rFonts w:ascii="宋体" w:hAnsi="宋体" w:cs="宋体" w:hint="eastAsia"/>
+          <w:b/>
+          <w:bCs/>
+          <w:color w:val="000000"/>
+          <w:sz w:val="22"/>
+          <w:szCs w:val="22"/>
+          <w:lang w:eastAsia="zh-CN"/>
+        </w:rPr>
+        <w:t>协议</w:t>
+      </w:r>
+      <w:r>
+        <w:rPr>
+          <w:rFonts w:ascii="宋体" w:hAnsi="宋体" w:cs="宋体" w:hint="eastAsia"/>
+          <w:b/>
+          <w:bCs/>
+          <w:color w:val="000000"/>
+          <w:sz w:val="22"/>
+          <w:szCs w:val="22"/>
+          <w:lang w:eastAsia="zh-CN"/>
+        </w:rPr>
+        <w:t xml:space="preserve"> 这意味着你可以在署名</w:t>
+      </w:r>
+      <w:r>
+        <w:rPr>
+          <w:rFonts w:ascii="宋体" w:hAnsi="宋体" w:cs="宋体" w:hint="eastAsia"/>
+          <w:b/>
+          <w:bCs/>
+          <w:color w:val="000000"/>
+          <w:sz w:val="22"/>
+          <w:szCs w:val="22"/>
+          <w:lang w:eastAsia="zh-CN"/>
+        </w:rPr>
+        <w:t>且</w:t>
+      </w:r>
+      <w:proofErr w:type="gramStart"/>
+      <w:r>
+        <w:rPr>
+          <w:rFonts w:ascii="宋体" w:hAnsi="宋体" w:cs="宋体" w:hint="eastAsia"/>
+          <w:b/>
+          <w:bCs/>
+          <w:color w:val="000000"/>
+          <w:sz w:val="22"/>
+          <w:szCs w:val="22"/>
+          <w:lang w:eastAsia="zh-CN"/>
+        </w:rPr>
+        <w:t>不</w:t>
+      </w:r>
+      <w:proofErr w:type="gramEnd"/>
+      <w:r>
+        <w:rPr>
+          <w:rFonts w:ascii="宋体" w:hAnsi="宋体" w:cs="宋体" w:hint="eastAsia"/>
+          <w:b/>
+          <w:bCs/>
+          <w:color w:val="000000"/>
+          <w:sz w:val="22"/>
+          <w:szCs w:val="22"/>
+          <w:lang w:eastAsia="zh-CN"/>
+        </w:rPr>
+        <w:t>商用的前提下随意修改并发布</w:t>
+      </w:r>
+    </w:p>
+    <w:p>
+      <w:pPr>
+        <w:rPr>
+          <w:lang w:eastAsia="zh-CN"/>
+        </w:rPr>
+      </w:pPr>
+      <w:r>
+        <w:rPr>
+          <w:rFonts w:ascii="宋体" w:hAnsi="宋体" w:cs="宋体" w:hint="eastAsia"/>
+          <w:noProof/>
+          <w:color w:val="000000"/>
+          <w:sz w:val="22"/>
+          <w:szCs w:val="22"/>
+          <w:lang w:eastAsia="zh-CN"/>
+        </w:rPr>
+        <w:drawing>
+          <wp:anchor distT="0" distB="0" distL="114300" distR="114300" simplePos="0" relativeHeight="251664384" behindDoc="1" locked="0" layoutInCell="1" allowOverlap="1" wp14:anchorId="50531A69" wp14:editId="3C819404">
+            <wp:simplePos x="0" y="0"/>
+            <wp:positionH relativeFrom="margin">
+              <wp:align>center</wp:align>
+            </wp:positionH>
+            <wp:positionV relativeFrom="paragraph">
+              <wp:posOffset>4089969</wp:posOffset>
+            </wp:positionV>
+            <wp:extent cx="1387475" cy="485140"/>
+            <wp:effectExtent l="0" t="0" r="3175" b="0"/>
+            <wp:wrapSquare wrapText="bothSides"/>
+            <wp:docPr id="2" name="图片 2"/>
+            <wp:cNvGraphicFramePr>
+              <a:graphicFrameLocks xmlns:a="http://schemas.openxmlformats.org/drawingml/2006/main" noChangeAspect="1"/>
+            </wp:cNvGraphicFramePr>
+            <a:graphic xmlns:a="http://schemas.openxmlformats.org/drawingml/2006/main">
+              <a:graphicData uri="http://schemas.openxmlformats.org/drawingml/2006/picture">
+                <pic:pic xmlns:pic="http://schemas.openxmlformats.org/drawingml/2006/picture">
+                  <pic:nvPicPr>
+                    <pic:cNvPr id="1" name="图片 1"/>
+                    <pic:cNvPicPr/>
+                  </pic:nvPicPr>
+                  <pic:blipFill>
+                    <a:blip r:embed="rId8"/>
+                    <a:stretch>
+                      <a:fillRect/>
+                    </a:stretch>
+                  </pic:blipFill>
+                  <pic:spPr>
+                    <a:xfrm>
+                      <a:off x="0" y="0"/>
+                      <a:ext cx="1387475" cy="485140"/>
+                    </a:xfrm>
+                    <a:prstGeom prst="rect">
+                      <a:avLst/>
+                    </a:prstGeom>
+                  </pic:spPr>
+                </pic:pic>
+              </a:graphicData>
+            </a:graphic>
+          </wp:anchor>
+        </w:drawing>
+      </w:r>
+      <w:r>
+        <w:rPr>
+          <w:lang w:eastAsia="zh-CN"/>
+        </w:rPr>
+        <w:br w:type="page"/>
+      </w:r>
+    </w:p>
+    <w:p>
+      <w:pPr>
         <w:framePr w:w="9360" w:h="2430" w:hRule="exact" w:hSpace="187" w:vSpace="187" w:wrap="notBeside" w:vAnchor="text" w:hAnchor="page" w:x="1304" w:y="223"/>
         <w:autoSpaceDE/>
         <w:autoSpaceDN/>
@@ -24,6 +339,7 @@
           <w:szCs w:val="48"/>
           <w:lang w:eastAsia="zh-CN"/>
         </w:rPr>
+        <w:lastRenderedPageBreak/>
         <w:t>初级中学和高级中学</w:t>
       </w:r>
       <w:r>
@@ -3776,34 +4092,7 @@
           <w:szCs w:val="18"/>
           <w:lang w:eastAsia="zh-CN"/>
         </w:rPr>
-        <w:t>图</w:t>
-      </w:r>
-      <w:r>
-        <w:rPr>
-          <w:rFonts w:ascii="宋体" w:hAnsi="宋体" w:hint="eastAsia"/>
-          <w:sz w:val="18"/>
-          <w:szCs w:val="18"/>
-          <w:lang w:eastAsia="zh-CN"/>
-        </w:rPr>
-        <w:t>3</w:t>
-      </w:r>
-      <w:r>
-        <w:rPr>
-          <w:rFonts w:ascii="宋体" w:hAnsi="宋体" w:hint="eastAsia"/>
-          <w:sz w:val="18"/>
-          <w:szCs w:val="18"/>
-          <w:lang w:eastAsia="zh-CN"/>
-        </w:rPr>
-        <w:t>：</w:t>
-      </w:r>
-      <w:r>
-        <w:rPr>
-          <w:rFonts w:ascii="宋体" w:hAnsi="宋体" w:hint="eastAsia"/>
-          <w:sz w:val="18"/>
-          <w:szCs w:val="18"/>
-          <w:lang w:eastAsia="zh-CN"/>
-        </w:rPr>
-        <w:t xml:space="preserve">教师职业倦怠得分均值对比 </w:t>
+        <w:t xml:space="preserve">图3：教师职业倦怠得分均值对比 </w:t>
       </w:r>
     </w:p>
     <w:p>
@@ -4215,37 +4504,37 @@
         <w:ind w:left="360" w:firstLineChars="0" w:firstLine="0"/>
         <w:jc w:val="center"/>
         <w:rPr>
+          <w:rFonts w:ascii="宋体" w:hAnsi="宋体" w:hint="eastAsia"/>
+          <w:sz w:val="16"/>
+          <w:szCs w:val="16"/>
+          <w:lang w:eastAsia="zh-CN"/>
+        </w:rPr>
+      </w:pPr>
+      <w:r>
+        <w:rPr>
+          <w:rFonts w:ascii="宋体" w:hAnsi="宋体" w:hint="eastAsia"/>
+          <w:sz w:val="16"/>
+          <w:szCs w:val="16"/>
+          <w:lang w:eastAsia="zh-CN"/>
+        </w:rPr>
+        <w:t>图3：</w:t>
+      </w:r>
+      <w:r>
+        <w:rPr>
+          <w:rFonts w:ascii="宋体" w:hAnsi="宋体" w:hint="eastAsia"/>
+          <w:sz w:val="16"/>
+          <w:szCs w:val="16"/>
+          <w:lang w:eastAsia="zh-CN"/>
+        </w:rPr>
+        <w:t>不同家庭结构对提前开学的支持率</w:t>
+      </w:r>
+      <w:r>
+        <w:rPr>
           <w:rFonts w:ascii="宋体" w:hAnsi="宋体"/>
           <w:sz w:val="16"/>
           <w:szCs w:val="16"/>
           <w:lang w:eastAsia="zh-CN"/>
         </w:rPr>
-      </w:pPr>
-      <w:r>
-        <w:rPr>
-          <w:rFonts w:ascii="宋体" w:hAnsi="宋体" w:hint="eastAsia"/>
-          <w:sz w:val="16"/>
-          <w:szCs w:val="16"/>
-          <w:lang w:eastAsia="zh-CN"/>
-        </w:rPr>
-        <w:t>图3：</w:t>
-      </w:r>
-      <w:r>
-        <w:rPr>
-          <w:rFonts w:ascii="宋体" w:hAnsi="宋体" w:hint="eastAsia"/>
-          <w:sz w:val="16"/>
-          <w:szCs w:val="16"/>
-          <w:lang w:eastAsia="zh-CN"/>
-        </w:rPr>
-        <w:t>不同家庭结构对提前开学的支持率</w:t>
-      </w:r>
-      <w:r>
-        <w:rPr>
-          <w:rFonts w:ascii="宋体" w:hAnsi="宋体"/>
-          <w:sz w:val="16"/>
-          <w:szCs w:val="16"/>
-          <w:lang w:eastAsia="zh-CN"/>
-        </w:rPr>
         <w:t xml:space="preserve"> </w:t>
       </w:r>
     </w:p>
@@ -4338,7 +4627,6 @@
     <w:p>
       <w:pPr>
         <w:rPr>
-          <w:rFonts w:hint="eastAsia"/>
           <w:lang w:eastAsia="zh-CN"/>
         </w:rPr>
       </w:pPr>
@@ -4428,7 +4716,6 @@
         </w:numPr>
         <w:ind w:firstLineChars="0"/>
         <w:rPr>
-          <w:rFonts w:hint="eastAsia"/>
           <w:lang w:eastAsia="zh-CN"/>
         </w:rPr>
       </w:pPr>
@@ -7811,6 +8098,7 @@
   <w:style w:type="paragraph" w:default="1" w:styleId="a">
     <w:name w:val="Normal"/>
     <w:qFormat/>
+    <w:rsid w:val="00E00A30"/>
     <w:pPr>
       <w:autoSpaceDE w:val="0"/>
       <w:autoSpaceDN w:val="0"/>

--- a/初级中学和高级中学提前开学对群众的影响.docx
+++ b/初级中学和高级中学提前开学对群众的影响.docx
@@ -1501,7 +1501,15 @@
           <w:color w:val="000000"/>
           <w:lang w:eastAsia="zh-CN"/>
         </w:rPr>
-        <w:t>指定的</w:t>
+        <w:t>制</w:t>
+      </w:r>
+      <w:r>
+        <w:rPr>
+          <w:rFonts w:ascii="宋体" w:hAnsi="宋体" w:cs="Arial" w:hint="eastAsia"/>
+          <w:color w:val="000000"/>
+          <w:lang w:eastAsia="zh-CN"/>
+        </w:rPr>
+        <w:t>定的</w:t>
       </w:r>
       <w:r>
         <w:rPr>
@@ -1604,6 +1612,9 @@
         <w:pStyle w:val="1"/>
         <w:autoSpaceDE/>
         <w:autoSpaceDN/>
+        <w:rPr>
+          <w:rFonts w:hint="eastAsia"/>
+        </w:rPr>
       </w:pPr>
       <w:r>
         <w:t xml:space="preserve">Results </w:t>
@@ -1621,6 +1632,39 @@
           <w:lang w:eastAsia="zh-CN"/>
         </w:rPr>
         <w:t>结果</w:t>
+      </w:r>
+    </w:p>
+    <w:p>
+      <w:pPr>
+        <w:pStyle w:val="2"/>
+        <w:rPr>
+          <w:lang w:eastAsia="zh-CN"/>
+        </w:rPr>
+      </w:pPr>
+      <w:r>
+        <w:rPr>
+          <w:rFonts w:hint="eastAsia"/>
+          <w:lang w:eastAsia="zh-CN"/>
+        </w:rPr>
+        <w:t>研究设计和数据来源</w:t>
+      </w:r>
+    </w:p>
+    <w:p>
+      <w:pPr>
+        <w:rPr>
+          <w:b/>
+          <w:bCs/>
+          <w:lang w:eastAsia="zh-CN"/>
+        </w:rPr>
+      </w:pPr>
+      <w:r>
+        <w:rPr>
+          <w:rFonts w:hint="eastAsia"/>
+          <w:b/>
+          <w:bCs/>
+          <w:lang w:eastAsia="zh-CN"/>
+        </w:rPr>
+        <w:t>数据皆为编造</w:t>
       </w:r>
     </w:p>
     <w:p>
@@ -1628,59 +1672,422 @@
         <w:pStyle w:val="afc"/>
         <w:numPr>
           <w:ilvl w:val="0"/>
-          <w:numId w:val="42"/>
+          <w:numId w:val="43"/>
         </w:numPr>
-        <w:autoSpaceDE/>
-        <w:autoSpaceDN/>
         <w:ind w:firstLineChars="0"/>
         <w:rPr>
-          <w:rFonts w:ascii="宋体" w:hAnsi="宋体" w:cs="宋体" w:hint="eastAsia"/>
-          <w:lang w:eastAsia="zh-CN"/>
-        </w:rPr>
-      </w:pPr>
-      <w:r>
-        <w:rPr>
-          <w:rFonts w:ascii="宋体" w:hAnsi="宋体" w:cs="宋体"/>
-          <w:lang w:eastAsia="zh-CN"/>
-        </w:rPr>
-        <w:t>提前开学对学生群体的身心健康、</w:t>
-      </w:r>
-      <w:r>
-        <w:rPr>
-          <w:rFonts w:ascii="宋体" w:hAnsi="宋体" w:cs="宋体" w:hint="eastAsia"/>
-          <w:lang w:eastAsia="zh-CN"/>
-        </w:rPr>
-        <w:t>休息时间</w:t>
-      </w:r>
-      <w:r>
-        <w:rPr>
-          <w:rFonts w:ascii="宋体" w:hAnsi="宋体" w:cs="宋体"/>
-          <w:lang w:eastAsia="zh-CN"/>
-        </w:rPr>
-        <w:t>带来显著负面影响，其学业增益效应未得到实证数据支撑，反而加剧了学生的开学抵触情绪与学业焦虑；</w:t>
-      </w:r>
+          <w:b/>
+          <w:bCs/>
+          <w:lang w:eastAsia="zh-CN"/>
+        </w:rPr>
+      </w:pPr>
+      <w:r>
+        <w:rPr>
+          <w:rFonts w:hint="eastAsia"/>
+          <w:b/>
+          <w:bCs/>
+          <w:lang w:eastAsia="zh-CN"/>
+        </w:rPr>
+        <w:t>样本选择</w:t>
+      </w:r>
+    </w:p>
+    <w:p>
+      <w:pPr>
+        <w:pStyle w:val="afc"/>
+        <w:ind w:left="360" w:firstLineChars="0" w:firstLine="0"/>
+        <w:rPr>
+          <w:rFonts w:ascii="宋体" w:hAnsi="宋体" w:hint="eastAsia"/>
+          <w:lang w:eastAsia="zh-CN"/>
+        </w:rPr>
+      </w:pPr>
+      <w:r>
+        <w:rPr>
+          <w:rFonts w:ascii="宋体" w:hAnsi="宋体"/>
+          <w:lang w:eastAsia="zh-CN"/>
+        </w:rPr>
+        <w:t>本研究采用分层整群抽样方法</w:t>
+      </w:r>
+    </w:p>
+    <w:p>
+      <w:pPr>
+        <w:pStyle w:val="afc"/>
+        <w:ind w:left="360" w:firstLineChars="0" w:firstLine="0"/>
+        <w:rPr>
+          <w:rFonts w:ascii="宋体" w:hAnsi="宋体"/>
+          <w:lang w:eastAsia="zh-CN"/>
+        </w:rPr>
+      </w:pPr>
+      <w:r>
+        <w:rPr>
+          <w:rFonts w:ascii="宋体" w:hAnsi="宋体"/>
+          <w:lang w:eastAsia="zh-CN"/>
+        </w:rPr>
+        <w:t>于 2026 年 1-2 月寒假期间，按照</w:t>
+      </w:r>
+      <w:r>
+        <w:rPr>
+          <w:rFonts w:ascii="宋体" w:hAnsi="宋体" w:hint="eastAsia"/>
+          <w:lang w:eastAsia="zh-CN"/>
+        </w:rPr>
+        <w:t>初中</w:t>
+      </w:r>
+      <w:r>
+        <w:rPr>
+          <w:rFonts w:ascii="宋体" w:hAnsi="宋体"/>
+          <w:lang w:eastAsia="zh-CN"/>
+        </w:rPr>
+        <w:t xml:space="preserve"> / </w:t>
+      </w:r>
+      <w:r>
+        <w:rPr>
+          <w:rFonts w:ascii="宋体" w:hAnsi="宋体" w:hint="eastAsia"/>
+          <w:lang w:eastAsia="zh-CN"/>
+        </w:rPr>
+        <w:t>高</w:t>
+      </w:r>
+      <w:r>
+        <w:rPr>
+          <w:rFonts w:ascii="宋体" w:hAnsi="宋体"/>
+          <w:lang w:eastAsia="zh-CN"/>
+        </w:rPr>
+        <w:t>中学段</w:t>
+      </w:r>
+      <w:r>
+        <w:rPr>
+          <w:rFonts w:ascii="宋体" w:hAnsi="宋体" w:hint="eastAsia"/>
+          <w:lang w:eastAsia="zh-CN"/>
+        </w:rPr>
+        <w:t>这一个</w:t>
+      </w:r>
+      <w:r>
+        <w:rPr>
+          <w:rFonts w:ascii="宋体" w:hAnsi="宋体" w:hint="eastAsia"/>
+          <w:lang w:eastAsia="zh-CN"/>
+        </w:rPr>
+        <w:t>维度划分。</w:t>
+      </w:r>
+      <w:r>
+        <w:rPr>
+          <w:rFonts w:ascii="宋体" w:hAnsi="宋体"/>
+          <w:lang w:eastAsia="zh-CN"/>
+        </w:rPr>
+        <w:t>抽取全国 3</w:t>
+      </w:r>
+      <w:r>
+        <w:rPr>
+          <w:rFonts w:ascii="宋体" w:hAnsi="宋体" w:hint="eastAsia"/>
+          <w:lang w:eastAsia="zh-CN"/>
+        </w:rPr>
+        <w:t>1</w:t>
+      </w:r>
+      <w:r>
+        <w:rPr>
+          <w:rFonts w:ascii="宋体" w:hAnsi="宋体"/>
+          <w:lang w:eastAsia="zh-CN"/>
+        </w:rPr>
+        <w:t xml:space="preserve"> </w:t>
+      </w:r>
+      <w:proofErr w:type="gramStart"/>
+      <w:r>
+        <w:rPr>
+          <w:rFonts w:ascii="宋体" w:hAnsi="宋体"/>
+          <w:lang w:eastAsia="zh-CN"/>
+        </w:rPr>
+        <w:t>个</w:t>
+      </w:r>
+      <w:proofErr w:type="gramEnd"/>
+      <w:r>
+        <w:rPr>
+          <w:rFonts w:ascii="宋体" w:hAnsi="宋体"/>
+          <w:lang w:eastAsia="zh-CN"/>
+        </w:rPr>
+        <w:t>省</w:t>
+      </w:r>
+      <w:r>
+        <w:rPr>
+          <w:rFonts w:ascii="宋体" w:hAnsi="宋体" w:hint="eastAsia"/>
+          <w:lang w:eastAsia="zh-CN"/>
+        </w:rPr>
+        <w:t>（不包括港澳台地区）</w:t>
+      </w:r>
+      <w:r>
+        <w:rPr>
+          <w:rFonts w:ascii="宋体" w:hAnsi="宋体" w:hint="eastAsia"/>
+          <w:lang w:eastAsia="zh-CN"/>
+        </w:rPr>
+        <w:t>207</w:t>
+      </w:r>
+      <w:r>
+        <w:rPr>
+          <w:rFonts w:ascii="宋体" w:hAnsi="宋体"/>
+          <w:lang w:eastAsia="zh-CN"/>
+        </w:rPr>
+        <w:t xml:space="preserve"> 所义务教育学校（</w:t>
+      </w:r>
+      <w:r>
+        <w:rPr>
+          <w:rFonts w:ascii="宋体" w:hAnsi="宋体" w:hint="eastAsia"/>
+          <w:lang w:eastAsia="zh-CN"/>
+        </w:rPr>
+        <w:t>初中103</w:t>
+      </w:r>
+      <w:r>
+        <w:rPr>
+          <w:rFonts w:ascii="宋体" w:hAnsi="宋体" w:hint="eastAsia"/>
+          <w:lang w:eastAsia="zh-CN"/>
+        </w:rPr>
+        <w:t>所</w:t>
+      </w:r>
+      <w:r>
+        <w:rPr>
+          <w:rFonts w:ascii="宋体" w:hAnsi="宋体"/>
+          <w:lang w:eastAsia="zh-CN"/>
+        </w:rPr>
+        <w:t>，</w:t>
+      </w:r>
+      <w:r>
+        <w:rPr>
+          <w:rFonts w:ascii="宋体" w:hAnsi="宋体" w:hint="eastAsia"/>
+          <w:lang w:eastAsia="zh-CN"/>
+        </w:rPr>
+        <w:t>高</w:t>
+      </w:r>
+      <w:r>
+        <w:rPr>
+          <w:rFonts w:ascii="宋体" w:hAnsi="宋体"/>
+          <w:lang w:eastAsia="zh-CN"/>
+        </w:rPr>
+        <w:t xml:space="preserve">中 </w:t>
+      </w:r>
+      <w:r>
+        <w:rPr>
+          <w:rFonts w:ascii="宋体" w:hAnsi="宋体" w:hint="eastAsia"/>
+          <w:lang w:eastAsia="zh-CN"/>
+        </w:rPr>
+        <w:t>104</w:t>
+      </w:r>
+      <w:r>
+        <w:rPr>
+          <w:rFonts w:ascii="宋体" w:hAnsi="宋体"/>
+          <w:lang w:eastAsia="zh-CN"/>
+        </w:rPr>
+        <w:t xml:space="preserve"> 所；）作为调研样本。调研对象覆盖</w:t>
+      </w:r>
+      <w:r>
+        <w:rPr>
+          <w:rFonts w:ascii="宋体" w:hAnsi="宋体" w:hint="eastAsia"/>
+          <w:lang w:eastAsia="zh-CN"/>
+        </w:rPr>
+        <w:t>初中高中学生</w:t>
+      </w:r>
+      <w:r>
+        <w:rPr>
+          <w:rFonts w:ascii="宋体" w:hAnsi="宋体"/>
+          <w:lang w:eastAsia="zh-CN"/>
+        </w:rPr>
+        <w:t>、学生家长、学校教学岗与非教学岗教职工三类群体。</w:t>
+      </w:r>
+    </w:p>
+    <w:p>
+      <w:pPr>
+        <w:pStyle w:val="afc"/>
+        <w:ind w:left="360" w:firstLineChars="0" w:firstLine="0"/>
+        <w:rPr>
+          <w:rFonts w:ascii="宋体" w:hAnsi="宋体"/>
+          <w:lang w:eastAsia="zh-CN"/>
+        </w:rPr>
+      </w:pPr>
+    </w:p>
+    <w:p>
+      <w:pPr>
+        <w:pStyle w:val="afc"/>
+        <w:ind w:left="360" w:firstLineChars="0" w:firstLine="0"/>
+        <w:rPr>
+          <w:rFonts w:ascii="宋体" w:hAnsi="宋体" w:hint="eastAsia"/>
+          <w:lang w:eastAsia="zh-CN"/>
+        </w:rPr>
+      </w:pPr>
     </w:p>
     <w:p>
       <w:pPr>
         <w:pStyle w:val="afc"/>
         <w:numPr>
           <w:ilvl w:val="0"/>
-          <w:numId w:val="42"/>
+          <w:numId w:val="43"/>
         </w:numPr>
-        <w:autoSpaceDE/>
-        <w:autoSpaceDN/>
         <w:ind w:firstLineChars="0"/>
         <w:rPr>
-          <w:rFonts w:ascii="宋体" w:hAnsi="宋体" w:cs="宋体" w:hint="eastAsia"/>
-          <w:lang w:eastAsia="zh-CN"/>
-        </w:rPr>
-      </w:pPr>
-      <w:r>
-        <w:rPr>
-          <w:rFonts w:ascii="宋体" w:hAnsi="宋体" w:cs="宋体"/>
-          <w:lang w:eastAsia="zh-CN"/>
-        </w:rPr>
-        <w:t>提前开学对家长群体的影响呈现双向分化，双职工家庭、留守儿童家庭获得了显著的时间配置红利，而有假期出行规划、全职陪护的家庭则面临经济成本与规划打乱的损失；</w:t>
+          <w:rFonts w:ascii="宋体" w:hAnsi="宋体" w:hint="eastAsia"/>
+          <w:b/>
+          <w:bCs/>
+          <w:lang w:eastAsia="zh-CN"/>
+        </w:rPr>
+      </w:pPr>
+      <w:r>
+        <w:rPr>
+          <w:rFonts w:ascii="宋体" w:hAnsi="宋体" w:hint="eastAsia"/>
+          <w:b/>
+          <w:bCs/>
+          <w:lang w:eastAsia="zh-CN"/>
+        </w:rPr>
+        <w:lastRenderedPageBreak/>
+        <w:t>数据处理</w:t>
+      </w:r>
+    </w:p>
+    <w:p>
+      <w:pPr>
+        <w:pStyle w:val="afc"/>
+        <w:ind w:left="360" w:firstLine="400"/>
+        <w:rPr>
+          <w:rFonts w:ascii="宋体" w:hAnsi="宋体" w:hint="eastAsia"/>
+          <w:lang w:eastAsia="zh-CN"/>
+        </w:rPr>
+      </w:pPr>
+      <w:r>
+        <w:rPr>
+          <w:rFonts w:ascii="宋体" w:hAnsi="宋体"/>
+          <w:lang w:eastAsia="zh-CN"/>
+        </w:rPr>
+        <w:t>本研究共发放问卷 41301 份，剔除无效作答、逻辑矛盾问卷后，回收有效问卷 36712 份，有效回收率 9</w:t>
+      </w:r>
+      <w:r>
+        <w:rPr>
+          <w:rFonts w:ascii="宋体" w:hAnsi="宋体" w:hint="eastAsia"/>
+          <w:lang w:eastAsia="zh-CN"/>
+        </w:rPr>
+        <w:t>1</w:t>
+      </w:r>
+      <w:r>
+        <w:rPr>
+          <w:rFonts w:ascii="宋体" w:hAnsi="宋体"/>
+          <w:lang w:eastAsia="zh-CN"/>
+        </w:rPr>
+        <w:t>.</w:t>
+      </w:r>
+      <w:r>
+        <w:rPr>
+          <w:rFonts w:ascii="宋体" w:hAnsi="宋体" w:hint="eastAsia"/>
+          <w:lang w:eastAsia="zh-CN"/>
+        </w:rPr>
+        <w:t>7</w:t>
+      </w:r>
+      <w:r>
+        <w:rPr>
+          <w:rFonts w:ascii="宋体" w:hAnsi="宋体"/>
+          <w:lang w:eastAsia="zh-CN"/>
+        </w:rPr>
+        <w:t xml:space="preserve">8%。同时辅以半结构化深度访谈，完成学生代表访谈 42 人、家长代表访谈 36 人、教职工代表访谈 28 人，质性资料与量化数据形成互证，确保研究结论的内部效度。数据处理采用 </w:t>
+      </w:r>
+      <w:proofErr w:type="spellStart"/>
+      <w:r>
+        <w:rPr>
+          <w:rFonts w:ascii="宋体" w:hAnsi="宋体" w:hint="eastAsia"/>
+          <w:lang w:eastAsia="zh-CN"/>
+        </w:rPr>
+        <w:t>python</w:t>
+      </w:r>
+      <w:r>
+        <w:rPr>
+          <w:rFonts w:ascii="宋体" w:hAnsi="宋体" w:hint="eastAsia"/>
+          <w:lang w:eastAsia="zh-CN"/>
+        </w:rPr>
+        <w:t>,</w:t>
+      </w:r>
+      <w:r>
+        <w:rPr>
+          <w:rFonts w:ascii="宋体" w:hAnsi="宋体" w:hint="eastAsia"/>
+          <w:lang w:eastAsia="zh-CN"/>
+        </w:rPr>
+        <w:t>matplotlib.pyplot</w:t>
+      </w:r>
+      <w:r>
+        <w:rPr>
+          <w:rFonts w:ascii="宋体" w:hAnsi="宋体" w:hint="eastAsia"/>
+          <w:lang w:eastAsia="zh-CN"/>
+        </w:rPr>
+        <w:t>,</w:t>
+      </w:r>
+      <w:r>
+        <w:rPr>
+          <w:rFonts w:ascii="宋体" w:hAnsi="宋体" w:hint="eastAsia"/>
+          <w:lang w:eastAsia="zh-CN"/>
+        </w:rPr>
+        <w:t>seaborn</w:t>
+      </w:r>
+      <w:proofErr w:type="spellEnd"/>
+      <w:r>
+        <w:rPr>
+          <w:rFonts w:ascii="宋体" w:hAnsi="宋体" w:hint="eastAsia"/>
+          <w:lang w:eastAsia="zh-CN"/>
+        </w:rPr>
+        <w:t>。</w:t>
+      </w:r>
+      <w:r>
+        <w:rPr>
+          <w:rFonts w:ascii="宋体" w:hAnsi="宋体"/>
+          <w:lang w:eastAsia="zh-CN"/>
+        </w:rPr>
+        <w:t>显著性检验水准设定为 α=0.05。</w:t>
+      </w:r>
+    </w:p>
+    <w:p>
+      <w:pPr>
+        <w:pStyle w:val="2"/>
+        <w:rPr>
+          <w:lang w:eastAsia="zh-CN"/>
+        </w:rPr>
+      </w:pPr>
+      <w:r>
+        <w:rPr>
+          <w:lang w:eastAsia="zh-CN"/>
+        </w:rPr>
+        <w:t>提前开学对不同群体的多维影响分析</w:t>
+      </w:r>
+    </w:p>
+    <w:p>
+      <w:pPr>
+        <w:rPr>
+          <w:b/>
+          <w:bCs/>
+          <w:lang w:eastAsia="zh-CN"/>
+        </w:rPr>
+      </w:pPr>
+      <w:r>
+        <w:rPr>
+          <w:rFonts w:hint="eastAsia"/>
+          <w:b/>
+          <w:bCs/>
+          <w:lang w:eastAsia="zh-CN"/>
+        </w:rPr>
+        <w:t>数据皆为编造</w:t>
+      </w:r>
+    </w:p>
+    <w:p>
+      <w:pPr>
+        <w:pStyle w:val="3"/>
+        <w:rPr>
+          <w:lang w:eastAsia="zh-CN"/>
+        </w:rPr>
+      </w:pPr>
+      <w:r>
+        <w:rPr>
+          <w:lang w:eastAsia="zh-CN"/>
+        </w:rPr>
+        <w:t>对学生群体的影响：身心负荷加剧与行为模式强干预</w:t>
+      </w:r>
+    </w:p>
+    <w:p>
+      <w:pPr>
+        <w:rPr>
+          <w:lang w:eastAsia="zh-CN"/>
+        </w:rPr>
+      </w:pPr>
+      <w:r>
+        <w:rPr>
+          <w:rFonts w:hint="eastAsia"/>
+          <w:lang w:eastAsia="zh-CN"/>
+        </w:rPr>
+        <w:t>提前开学对学生群体的影响以负面效应为主，核心集中在心理健康、作息行为、学业应激、消费娱乐四个维度，具体量化结果如下：</w:t>
       </w:r>
     </w:p>
     <w:p>
@@ -1688,131 +2095,193 @@
         <w:pStyle w:val="afc"/>
         <w:numPr>
           <w:ilvl w:val="0"/>
-          <w:numId w:val="42"/>
+          <w:numId w:val="45"/>
         </w:numPr>
-        <w:autoSpaceDE/>
-        <w:autoSpaceDN/>
         <w:ind w:firstLineChars="0"/>
         <w:rPr>
-          <w:rFonts w:ascii="宋体" w:hAnsi="宋体" w:cs="宋体" w:hint="eastAsia"/>
-          <w:sz w:val="24"/>
-          <w:szCs w:val="24"/>
-          <w:lang w:eastAsia="zh-CN"/>
-        </w:rPr>
-      </w:pPr>
-      <w:r>
-        <w:rPr>
-          <w:rFonts w:ascii="宋体" w:hAnsi="宋体" w:cs="宋体"/>
-          <w:lang w:eastAsia="zh-CN"/>
-        </w:rPr>
-        <w:t>提前开学对教职工群体的负面影响具有普遍性，大幅加剧了职业负荷与职业倦怠，严重损害了教职工的</w:t>
-      </w:r>
-      <w:r>
-        <w:rPr>
-          <w:rFonts w:ascii="宋体" w:hAnsi="宋体" w:cs="宋体" w:hint="eastAsia"/>
-          <w:lang w:eastAsia="zh-CN"/>
-        </w:rPr>
-        <w:t>应有的</w:t>
-      </w:r>
-      <w:r>
-        <w:rPr>
-          <w:rFonts w:ascii="宋体" w:hAnsi="宋体" w:cs="宋体"/>
-          <w:lang w:eastAsia="zh-CN"/>
-        </w:rPr>
-        <w:t>休息</w:t>
-      </w:r>
-      <w:r>
-        <w:rPr>
-          <w:rFonts w:ascii="宋体" w:hAnsi="宋体" w:cs="宋体" w:hint="eastAsia"/>
-          <w:lang w:eastAsia="zh-CN"/>
-        </w:rPr>
-        <w:t>时间</w:t>
-      </w:r>
-      <w:r>
-        <w:rPr>
-          <w:rFonts w:ascii="宋体" w:hAnsi="宋体" w:cs="宋体" w:hint="eastAsia"/>
-          <w:lang w:eastAsia="zh-CN"/>
-        </w:rPr>
-        <w:t>。</w:t>
-      </w:r>
-    </w:p>
-    <w:p>
-      <w:pPr>
-        <w:autoSpaceDE/>
-        <w:autoSpaceDN/>
-        <w:rPr>
-          <w:rFonts w:ascii="宋体" w:hAnsi="宋体" w:cs="宋体" w:hint="eastAsia"/>
-          <w:sz w:val="24"/>
-          <w:szCs w:val="24"/>
-          <w:lang w:eastAsia="zh-CN"/>
-        </w:rPr>
-      </w:pPr>
-    </w:p>
-    <w:p>
-      <w:pPr>
-        <w:autoSpaceDE/>
-        <w:autoSpaceDN/>
-        <w:rPr>
-          <w:rFonts w:ascii="宋体" w:hAnsi="宋体" w:cs="宋体" w:hint="eastAsia"/>
-          <w:sz w:val="24"/>
-          <w:szCs w:val="24"/>
-          <w:lang w:eastAsia="zh-CN"/>
-        </w:rPr>
-      </w:pPr>
-    </w:p>
-    <w:p>
-      <w:pPr>
-        <w:pStyle w:val="1"/>
-        <w:autoSpaceDE/>
-        <w:autoSpaceDN/>
-      </w:pPr>
-      <w:r>
-        <w:lastRenderedPageBreak/>
-        <w:t xml:space="preserve">Discussion </w:t>
-      </w:r>
-      <w:r>
-        <w:rPr>
-          <w:rFonts w:hint="eastAsia"/>
-          <w:lang w:eastAsia="zh-CN"/>
-        </w:rPr>
-        <w:t xml:space="preserve">/ </w:t>
-      </w:r>
-      <w:r>
-        <w:rPr>
-          <w:rFonts w:hint="eastAsia"/>
-          <w:lang w:eastAsia="zh-CN"/>
-        </w:rPr>
-        <w:t>讨论</w:t>
-      </w:r>
-    </w:p>
-    <w:p>
-      <w:pPr>
-        <w:autoSpaceDE/>
-        <w:autoSpaceDN/>
-        <w:rPr>
-          <w:rFonts w:ascii="宋体" w:hAnsi="宋体" w:cs="宋体" w:hint="eastAsia"/>
-          <w:lang w:eastAsia="zh-CN"/>
-        </w:rPr>
-      </w:pPr>
-      <w:r>
-        <w:rPr>
-          <w:rFonts w:ascii="宋体" w:hAnsi="宋体" w:cs="宋体"/>
-          <w:lang w:eastAsia="zh-CN"/>
-        </w:rPr>
-        <w:t xml:space="preserve">  </w:t>
-      </w:r>
-    </w:p>
-    <w:p>
-      <w:pPr>
-        <w:autoSpaceDE/>
-        <w:autoSpaceDN/>
-        <w:rPr>
-          <w:rFonts w:ascii="宋体" w:hAnsi="宋体" w:cs="宋体" w:hint="eastAsia"/>
           <w:b/>
           <w:bCs/>
           <w:lang w:eastAsia="zh-CN"/>
         </w:rPr>
       </w:pPr>
+      <w:r>
+        <w:rPr>
+          <w:rFonts w:hint="eastAsia"/>
+          <w:b/>
+          <w:bCs/>
+          <w:lang w:eastAsia="zh-CN"/>
+        </w:rPr>
+        <w:t>心理健康与生理应激效应</w:t>
+      </w:r>
+    </w:p>
+    <w:p>
+      <w:pPr>
+        <w:pStyle w:val="afc"/>
+        <w:ind w:left="360" w:firstLineChars="0" w:firstLine="0"/>
+        <w:rPr>
+          <w:lang w:eastAsia="zh-CN"/>
+        </w:rPr>
+      </w:pPr>
+      <w:r>
+        <w:rPr>
+          <w:rFonts w:hint="eastAsia"/>
+          <w:lang w:eastAsia="zh-CN"/>
+        </w:rPr>
+        <w:t>焦虑自评量表（</w:t>
+      </w:r>
+      <w:r>
+        <w:rPr>
+          <w:rFonts w:hint="eastAsia"/>
+          <w:lang w:eastAsia="zh-CN"/>
+        </w:rPr>
+        <w:t>SAS</w:t>
+      </w:r>
+      <w:r>
+        <w:rPr>
+          <w:rFonts w:hint="eastAsia"/>
+          <w:lang w:eastAsia="zh-CN"/>
+        </w:rPr>
+        <w:t>）测评结果显示，提前开学学生的焦虑得分均值为</w:t>
+      </w:r>
+      <w:r>
+        <w:rPr>
+          <w:rFonts w:hint="eastAsia"/>
+          <w:lang w:eastAsia="zh-CN"/>
+        </w:rPr>
+        <w:t xml:space="preserve"> 58.72 </w:t>
+      </w:r>
+      <w:r>
+        <w:rPr>
+          <w:rFonts w:hint="eastAsia"/>
+          <w:lang w:eastAsia="zh-CN"/>
+        </w:rPr>
+        <w:t>分，显著高于正常开学群体的</w:t>
+      </w:r>
+      <w:r>
+        <w:rPr>
+          <w:rFonts w:hint="eastAsia"/>
+          <w:lang w:eastAsia="zh-CN"/>
+        </w:rPr>
+        <w:t xml:space="preserve"> 42.36 </w:t>
+      </w:r>
+      <w:r>
+        <w:rPr>
+          <w:rFonts w:hint="eastAsia"/>
+          <w:lang w:eastAsia="zh-CN"/>
+        </w:rPr>
+        <w:t>分（</w:t>
+      </w:r>
+      <w:r>
+        <w:rPr>
+          <w:rFonts w:hint="eastAsia"/>
+          <w:lang w:eastAsia="zh-CN"/>
+        </w:rPr>
+        <w:t>P&lt;0.01</w:t>
+      </w:r>
+      <w:r>
+        <w:rPr>
+          <w:rFonts w:hint="eastAsia"/>
+          <w:lang w:eastAsia="zh-CN"/>
+        </w:rPr>
+        <w:t>），达到轻度焦虑水平的学生占比</w:t>
+      </w:r>
+      <w:r>
+        <w:rPr>
+          <w:rFonts w:hint="eastAsia"/>
+          <w:lang w:eastAsia="zh-CN"/>
+        </w:rPr>
+        <w:t xml:space="preserve"> 68.47%</w:t>
+      </w:r>
+      <w:r>
+        <w:rPr>
+          <w:rFonts w:hint="eastAsia"/>
+          <w:lang w:eastAsia="zh-CN"/>
+        </w:rPr>
+        <w:t>，较正常</w:t>
+      </w:r>
+      <w:proofErr w:type="gramStart"/>
+      <w:r>
+        <w:rPr>
+          <w:rFonts w:hint="eastAsia"/>
+          <w:lang w:eastAsia="zh-CN"/>
+        </w:rPr>
+        <w:t>开学组</w:t>
+      </w:r>
+      <w:proofErr w:type="gramEnd"/>
+      <w:r>
+        <w:rPr>
+          <w:rFonts w:hint="eastAsia"/>
+          <w:lang w:eastAsia="zh-CN"/>
+        </w:rPr>
+        <w:t>高出</w:t>
+      </w:r>
+      <w:r>
+        <w:rPr>
+          <w:rFonts w:hint="eastAsia"/>
+          <w:lang w:eastAsia="zh-CN"/>
+        </w:rPr>
+        <w:t xml:space="preserve"> 42.19 </w:t>
+      </w:r>
+      <w:proofErr w:type="gramStart"/>
+      <w:r>
+        <w:rPr>
+          <w:rFonts w:hint="eastAsia"/>
+          <w:lang w:eastAsia="zh-CN"/>
+        </w:rPr>
+        <w:t>个</w:t>
+      </w:r>
+      <w:proofErr w:type="gramEnd"/>
+      <w:r>
+        <w:rPr>
+          <w:rFonts w:hint="eastAsia"/>
+          <w:lang w:eastAsia="zh-CN"/>
+        </w:rPr>
+        <w:t>百分点。其中，初中和高中毕业年级学生焦虑得分则更高，均值达</w:t>
+      </w:r>
+      <w:r>
+        <w:rPr>
+          <w:rFonts w:hint="eastAsia"/>
+          <w:lang w:eastAsia="zh-CN"/>
+        </w:rPr>
+        <w:t xml:space="preserve"> 67.83 </w:t>
+      </w:r>
+      <w:r>
+        <w:rPr>
+          <w:rFonts w:hint="eastAsia"/>
+          <w:lang w:eastAsia="zh-CN"/>
+        </w:rPr>
+        <w:t>分，已经达到了中度焦虑，显著高于</w:t>
+      </w:r>
+      <w:proofErr w:type="gramStart"/>
+      <w:r>
+        <w:rPr>
+          <w:rFonts w:hint="eastAsia"/>
+          <w:lang w:eastAsia="zh-CN"/>
+        </w:rPr>
+        <w:t>非毕业</w:t>
+      </w:r>
+      <w:proofErr w:type="gramEnd"/>
+      <w:r>
+        <w:rPr>
+          <w:rFonts w:hint="eastAsia"/>
+          <w:lang w:eastAsia="zh-CN"/>
+        </w:rPr>
+        <w:t>年级（</w:t>
+      </w:r>
+      <w:r>
+        <w:rPr>
+          <w:rFonts w:hint="eastAsia"/>
+          <w:lang w:eastAsia="zh-CN"/>
+        </w:rPr>
+        <w:t>P&lt;0.001</w:t>
+      </w:r>
+      <w:r>
+        <w:rPr>
+          <w:rFonts w:hint="eastAsia"/>
+          <w:lang w:eastAsia="zh-CN"/>
+        </w:rPr>
+        <w:t>）。</w:t>
+      </w:r>
       <w:r>
         <w:rPr>
           <w:rFonts w:ascii="宋体" w:hAnsi="宋体" w:cs="宋体" w:hint="eastAsia"/>
@@ -1820,17 +2289,9 @@
           <w:lang w:val="zh-CN" w:eastAsia="zh-CN"/>
         </w:rPr>
         <w:drawing>
-          <wp:anchor distT="0" distB="0" distL="114300" distR="114300" simplePos="0" relativeHeight="251659264" behindDoc="0" locked="0" layoutInCell="1" allowOverlap="1" wp14:anchorId="31AF409E" wp14:editId="5266AA7F">
-            <wp:simplePos x="0" y="0"/>
-            <wp:positionH relativeFrom="margin">
-              <wp:posOffset>4138023</wp:posOffset>
-            </wp:positionH>
-            <wp:positionV relativeFrom="paragraph">
-              <wp:posOffset>167458</wp:posOffset>
-            </wp:positionV>
-            <wp:extent cx="2175510" cy="2175510"/>
+          <wp:inline distT="0" distB="0" distL="0" distR="0" wp14:anchorId="15016653" wp14:editId="0D8EE160">
+            <wp:extent cx="2731169" cy="2731169"/>
             <wp:effectExtent l="0" t="0" r="0" b="0"/>
-            <wp:wrapTopAndBottom/>
             <wp:docPr id="3" name="图片 3" descr="图表, 条形图&#10;&#10;AI 生成的内容可能不正确。"/>
             <wp:cNvGraphicFramePr>
               <a:graphicFrameLocks xmlns:a="http://schemas.openxmlformats.org/drawingml/2006/main" noChangeAspect="1"/>
@@ -1851,7 +2312,7 @@
                   <pic:spPr>
                     <a:xfrm>
                       <a:off x="0" y="0"/>
-                      <a:ext cx="2175510" cy="2175510"/>
+                      <a:ext cx="2745147" cy="2745147"/>
                     </a:xfrm>
                     <a:prstGeom prst="rect">
                       <a:avLst/>
@@ -1860,849 +2321,128 @@
                 </pic:pic>
               </a:graphicData>
             </a:graphic>
-            <wp14:sizeRelH relativeFrom="margin">
-              <wp14:pctWidth>0</wp14:pctWidth>
-            </wp14:sizeRelH>
-            <wp14:sizeRelV relativeFrom="margin">
-              <wp14:pctHeight>0</wp14:pctHeight>
-            </wp14:sizeRelV>
-          </wp:anchor>
+          </wp:inline>
         </w:drawing>
-      </w:r>
-      <w:r>
-        <w:rPr>
-          <w:rFonts w:ascii="宋体" w:hAnsi="宋体" w:cs="宋体" w:hint="eastAsia"/>
-          <w:lang w:eastAsia="zh-CN"/>
-        </w:rPr>
-        <w:t>建议：</w:t>
-      </w:r>
-      <w:r>
-        <w:rPr>
-          <w:rFonts w:ascii="宋体" w:hAnsi="宋体" w:cs="宋体" w:hint="eastAsia"/>
-          <w:b/>
-          <w:bCs/>
-          <w:lang w:eastAsia="zh-CN"/>
-        </w:rPr>
-        <w:t>本节不具有任何负面导向</w:t>
-      </w:r>
-    </w:p>
-    <w:p>
-      <w:pPr>
-        <w:pStyle w:val="afc"/>
-        <w:numPr>
-          <w:ilvl w:val="0"/>
-          <w:numId w:val="41"/>
-        </w:numPr>
-        <w:autoSpaceDE/>
-        <w:autoSpaceDN/>
-        <w:ind w:firstLineChars="0"/>
-        <w:rPr>
-          <w:rFonts w:ascii="宋体" w:hAnsi="宋体" w:cs="宋体" w:hint="eastAsia"/>
-          <w:lang w:eastAsia="zh-CN"/>
-        </w:rPr>
-      </w:pPr>
-      <w:r>
-        <w:rPr>
-          <w:rFonts w:ascii="宋体" w:hAnsi="宋体" w:cs="宋体" w:hint="eastAsia"/>
-          <w:lang w:eastAsia="zh-CN"/>
-        </w:rPr>
-        <w:t>在规定开学时间时邀请学生、家长、教职工参与讨论。</w:t>
-      </w:r>
-      <w:r>
-        <w:rPr>
-          <w:rFonts w:ascii="宋体" w:hAnsi="宋体" w:cs="宋体"/>
-          <w:lang w:eastAsia="zh-CN"/>
-        </w:rPr>
-        <w:t>严禁学校擅自压缩假期、提前开学</w:t>
-      </w:r>
-      <w:r>
-        <w:rPr>
-          <w:rFonts w:ascii="宋体" w:hAnsi="宋体" w:cs="宋体" w:hint="eastAsia"/>
-          <w:lang w:eastAsia="zh-CN"/>
-        </w:rPr>
-        <w:t>。</w:t>
-      </w:r>
-    </w:p>
-    <w:p>
-      <w:pPr>
-        <w:pStyle w:val="afc"/>
-        <w:numPr>
-          <w:ilvl w:val="0"/>
-          <w:numId w:val="41"/>
-        </w:numPr>
-        <w:autoSpaceDE/>
-        <w:autoSpaceDN/>
-        <w:ind w:firstLineChars="0"/>
-        <w:rPr>
-          <w:rFonts w:ascii="宋体" w:hAnsi="宋体" w:cs="宋体" w:hint="eastAsia"/>
-          <w:lang w:eastAsia="zh-CN"/>
-        </w:rPr>
-      </w:pPr>
-      <w:r>
-        <w:rPr>
-          <w:rFonts w:ascii="宋体" w:hAnsi="宋体" w:cs="宋体"/>
-          <w:lang w:eastAsia="zh-CN"/>
-        </w:rPr>
-        <w:t>构建提前开学的缓冲与补偿</w:t>
-      </w:r>
-      <w:r>
-        <w:rPr>
-          <w:rFonts w:ascii="宋体" w:hAnsi="宋体" w:cs="宋体" w:hint="eastAsia"/>
-          <w:lang w:eastAsia="zh-CN"/>
-        </w:rPr>
-        <w:t>机制</w:t>
-      </w:r>
-      <w:r>
-        <w:rPr>
-          <w:rFonts w:ascii="宋体" w:hAnsi="宋体" w:cs="宋体"/>
-          <w:lang w:eastAsia="zh-CN"/>
-        </w:rPr>
-        <w:t>。针对确有特殊原因需提前开学的情况，学校需开设 1±</w:t>
-      </w:r>
-      <w:r>
-        <w:rPr>
-          <w:rFonts w:ascii="宋体" w:hAnsi="宋体" w:cs="宋体" w:hint="eastAsia"/>
-          <w:lang w:eastAsia="zh-CN"/>
-        </w:rPr>
-        <w:t>0.5</w:t>
-      </w:r>
-      <w:r>
-        <w:rPr>
-          <w:rFonts w:ascii="宋体" w:hAnsi="宋体" w:cs="宋体"/>
-          <w:lang w:eastAsia="zh-CN"/>
-        </w:rPr>
-        <w:t xml:space="preserve">周的 “开学适应缓冲期”，减少作业量与考试安排，同步开展学生心理疏导与教师休整保障；对提前开学的教职工，必须依法给予加班补贴，保障其合法权益。 </w:t>
-      </w:r>
-      <w:r>
-        <w:rPr>
-          <w:rFonts w:ascii="宋体" w:hAnsi="宋体" w:cs="宋体"/>
-          <w:lang w:eastAsia="zh-CN"/>
-        </w:rPr>
-        <w:t xml:space="preserve"> </w:t>
-      </w:r>
-    </w:p>
-    <w:p>
-      <w:pPr>
-        <w:pStyle w:val="afc"/>
-        <w:numPr>
-          <w:ilvl w:val="0"/>
-          <w:numId w:val="41"/>
-        </w:numPr>
-        <w:autoSpaceDE/>
-        <w:autoSpaceDN/>
-        <w:ind w:firstLineChars="0"/>
-        <w:rPr>
-          <w:rFonts w:ascii="宋体" w:hAnsi="宋体" w:cs="宋体" w:hint="eastAsia"/>
-          <w:lang w:eastAsia="zh-CN"/>
-        </w:rPr>
-      </w:pPr>
-      <w:r>
-        <w:rPr>
-          <w:rFonts w:ascii="宋体" w:hAnsi="宋体" w:cs="宋体"/>
-          <w:lang w:eastAsia="zh-CN"/>
-        </w:rPr>
-        <w:t>强化教</w:t>
-      </w:r>
-      <w:r>
-        <w:rPr>
-          <w:rFonts w:ascii="宋体" w:hAnsi="宋体" w:cs="宋体" w:hint="eastAsia"/>
-          <w:lang w:eastAsia="zh-CN"/>
-        </w:rPr>
-        <w:t>学</w:t>
-      </w:r>
-      <w:r>
-        <w:rPr>
-          <w:rFonts w:ascii="宋体" w:hAnsi="宋体" w:cs="宋体"/>
-          <w:lang w:eastAsia="zh-CN"/>
-        </w:rPr>
-        <w:t>的正向引导。坚决杜绝 “以压缩假期换学业成绩” 的功利化教育行为，将学生身心健康、综合素质发展纳入义务教育学校考核核心指标，从根源上遏制提前开学的非理性行为</w:t>
-      </w:r>
-      <w:r>
-        <w:rPr>
-          <w:rFonts w:ascii="宋体" w:hAnsi="宋体" w:cs="宋体"/>
-          <w:sz w:val="24"/>
-          <w:szCs w:val="24"/>
-          <w:lang w:eastAsia="zh-CN"/>
-        </w:rPr>
-        <w:t>。</w:t>
-      </w:r>
-    </w:p>
-    <w:p>
-      <w:pPr>
-        <w:pStyle w:val="References"/>
-        <w:numPr>
-          <w:ilvl w:val="0"/>
-          <w:numId w:val="0"/>
-        </w:numPr>
-        <w:autoSpaceDE/>
-        <w:autoSpaceDN/>
-        <w:ind w:left="360" w:hanging="360"/>
-        <w:rPr>
-          <w:lang w:eastAsia="zh-CN"/>
-        </w:rPr>
-      </w:pPr>
-    </w:p>
-    <w:p>
-      <w:pPr>
-        <w:pStyle w:val="1"/>
-        <w:rPr>
-          <w:lang w:eastAsia="zh-CN"/>
-        </w:rPr>
-      </w:pPr>
-      <w:r>
-        <w:rPr>
-          <w:rFonts w:hint="eastAsia"/>
-          <w:lang w:eastAsia="zh-CN"/>
-        </w:rPr>
-        <w:t>研究设计和数据来源</w:t>
-      </w:r>
-    </w:p>
-    <w:p>
-      <w:pPr>
-        <w:rPr>
-          <w:b/>
-          <w:bCs/>
-          <w:lang w:eastAsia="zh-CN"/>
-        </w:rPr>
-      </w:pPr>
-      <w:r>
-        <w:rPr>
-          <w:rFonts w:hint="eastAsia"/>
-          <w:b/>
-          <w:bCs/>
-          <w:lang w:eastAsia="zh-CN"/>
-        </w:rPr>
-        <w:t>数据皆为编造</w:t>
-      </w:r>
-    </w:p>
-    <w:p>
-      <w:pPr>
-        <w:pStyle w:val="afc"/>
-        <w:numPr>
-          <w:ilvl w:val="0"/>
-          <w:numId w:val="43"/>
-        </w:numPr>
-        <w:ind w:firstLineChars="0"/>
-        <w:rPr>
-          <w:b/>
-          <w:bCs/>
-          <w:lang w:eastAsia="zh-CN"/>
-        </w:rPr>
-      </w:pPr>
-      <w:r>
-        <w:rPr>
-          <w:rFonts w:hint="eastAsia"/>
-          <w:b/>
-          <w:bCs/>
-          <w:lang w:eastAsia="zh-CN"/>
-        </w:rPr>
-        <w:t>样本选择</w:t>
-      </w:r>
-    </w:p>
-    <w:p>
-      <w:pPr>
-        <w:pStyle w:val="afc"/>
-        <w:ind w:left="360" w:firstLineChars="0" w:firstLine="0"/>
-        <w:rPr>
-          <w:rFonts w:ascii="宋体" w:hAnsi="宋体" w:hint="eastAsia"/>
-          <w:lang w:eastAsia="zh-CN"/>
-        </w:rPr>
-      </w:pPr>
-      <w:r>
-        <w:rPr>
-          <w:rFonts w:ascii="宋体" w:hAnsi="宋体"/>
-          <w:lang w:eastAsia="zh-CN"/>
-        </w:rPr>
-        <w:t>本研究采用分层整群抽样方法</w:t>
-      </w:r>
-    </w:p>
-    <w:p>
-      <w:pPr>
-        <w:pStyle w:val="afc"/>
-        <w:ind w:left="360" w:firstLineChars="0" w:firstLine="0"/>
-        <w:rPr>
-          <w:rFonts w:ascii="宋体" w:hAnsi="宋体" w:hint="eastAsia"/>
-          <w:lang w:eastAsia="zh-CN"/>
-        </w:rPr>
-      </w:pPr>
-      <w:r>
-        <w:rPr>
-          <w:rFonts w:ascii="宋体" w:hAnsi="宋体"/>
-          <w:lang w:eastAsia="zh-CN"/>
-        </w:rPr>
-        <w:t>于 2026 年 1-2 月寒假期间，按照</w:t>
-      </w:r>
-      <w:r>
-        <w:rPr>
-          <w:rFonts w:ascii="宋体" w:hAnsi="宋体" w:hint="eastAsia"/>
-          <w:lang w:eastAsia="zh-CN"/>
-        </w:rPr>
-        <w:t>初中</w:t>
-      </w:r>
-      <w:r>
-        <w:rPr>
-          <w:rFonts w:ascii="宋体" w:hAnsi="宋体"/>
-          <w:lang w:eastAsia="zh-CN"/>
-        </w:rPr>
-        <w:t xml:space="preserve"> / </w:t>
-      </w:r>
-      <w:r>
-        <w:rPr>
-          <w:rFonts w:ascii="宋体" w:hAnsi="宋体" w:hint="eastAsia"/>
-          <w:lang w:eastAsia="zh-CN"/>
-        </w:rPr>
-        <w:t>高</w:t>
-      </w:r>
-      <w:r>
-        <w:rPr>
-          <w:rFonts w:ascii="宋体" w:hAnsi="宋体"/>
-          <w:lang w:eastAsia="zh-CN"/>
-        </w:rPr>
-        <w:t>中学段</w:t>
-      </w:r>
-      <w:r>
-        <w:rPr>
-          <w:rFonts w:ascii="宋体" w:hAnsi="宋体" w:hint="eastAsia"/>
-          <w:lang w:eastAsia="zh-CN"/>
-        </w:rPr>
-        <w:t>这一个</w:t>
-      </w:r>
-      <w:r>
-        <w:rPr>
-          <w:rFonts w:ascii="宋体" w:hAnsi="宋体" w:hint="eastAsia"/>
-          <w:lang w:eastAsia="zh-CN"/>
-        </w:rPr>
-        <w:t>维度划分。</w:t>
-      </w:r>
-      <w:r>
-        <w:rPr>
-          <w:rFonts w:ascii="宋体" w:hAnsi="宋体"/>
-          <w:lang w:eastAsia="zh-CN"/>
-        </w:rPr>
-        <w:t>抽取全国 3</w:t>
-      </w:r>
-      <w:r>
-        <w:rPr>
-          <w:rFonts w:ascii="宋体" w:hAnsi="宋体" w:hint="eastAsia"/>
-          <w:lang w:eastAsia="zh-CN"/>
-        </w:rPr>
-        <w:t>1</w:t>
-      </w:r>
-      <w:r>
-        <w:rPr>
-          <w:rFonts w:ascii="宋体" w:hAnsi="宋体"/>
-          <w:lang w:eastAsia="zh-CN"/>
-        </w:rPr>
-        <w:t xml:space="preserve"> </w:t>
-      </w:r>
-      <w:proofErr w:type="gramStart"/>
-      <w:r>
-        <w:rPr>
-          <w:rFonts w:ascii="宋体" w:hAnsi="宋体"/>
-          <w:lang w:eastAsia="zh-CN"/>
-        </w:rPr>
-        <w:t>个</w:t>
-      </w:r>
-      <w:proofErr w:type="gramEnd"/>
-      <w:r>
-        <w:rPr>
-          <w:rFonts w:ascii="宋体" w:hAnsi="宋体"/>
-          <w:lang w:eastAsia="zh-CN"/>
-        </w:rPr>
-        <w:t>省</w:t>
-      </w:r>
-      <w:r>
-        <w:rPr>
-          <w:rFonts w:ascii="宋体" w:hAnsi="宋体" w:hint="eastAsia"/>
-          <w:lang w:eastAsia="zh-CN"/>
-        </w:rPr>
-        <w:t>（不包括港澳台地区）</w:t>
-      </w:r>
-      <w:r>
-        <w:rPr>
-          <w:rFonts w:ascii="宋体" w:hAnsi="宋体" w:hint="eastAsia"/>
-          <w:lang w:eastAsia="zh-CN"/>
-        </w:rPr>
-        <w:t>207</w:t>
-      </w:r>
-      <w:r>
-        <w:rPr>
-          <w:rFonts w:ascii="宋体" w:hAnsi="宋体"/>
-          <w:lang w:eastAsia="zh-CN"/>
-        </w:rPr>
-        <w:t xml:space="preserve"> 所义务教育学校（</w:t>
-      </w:r>
-      <w:r>
-        <w:rPr>
-          <w:rFonts w:ascii="宋体" w:hAnsi="宋体" w:hint="eastAsia"/>
-          <w:lang w:eastAsia="zh-CN"/>
-        </w:rPr>
-        <w:t>初中103</w:t>
-      </w:r>
-      <w:r>
-        <w:rPr>
-          <w:rFonts w:ascii="宋体" w:hAnsi="宋体" w:hint="eastAsia"/>
-          <w:lang w:eastAsia="zh-CN"/>
-        </w:rPr>
-        <w:t>所</w:t>
-      </w:r>
-      <w:r>
-        <w:rPr>
-          <w:rFonts w:ascii="宋体" w:hAnsi="宋体"/>
-          <w:lang w:eastAsia="zh-CN"/>
-        </w:rPr>
-        <w:t>，</w:t>
-      </w:r>
-      <w:r>
-        <w:rPr>
-          <w:rFonts w:ascii="宋体" w:hAnsi="宋体" w:hint="eastAsia"/>
-          <w:lang w:eastAsia="zh-CN"/>
-        </w:rPr>
-        <w:t>高</w:t>
-      </w:r>
-      <w:r>
-        <w:rPr>
-          <w:rFonts w:ascii="宋体" w:hAnsi="宋体"/>
-          <w:lang w:eastAsia="zh-CN"/>
-        </w:rPr>
-        <w:t xml:space="preserve">中 </w:t>
-      </w:r>
-      <w:r>
-        <w:rPr>
-          <w:rFonts w:ascii="宋体" w:hAnsi="宋体" w:hint="eastAsia"/>
-          <w:lang w:eastAsia="zh-CN"/>
-        </w:rPr>
-        <w:t>104</w:t>
-      </w:r>
-      <w:r>
-        <w:rPr>
-          <w:rFonts w:ascii="宋体" w:hAnsi="宋体"/>
-          <w:lang w:eastAsia="zh-CN"/>
-        </w:rPr>
-        <w:t xml:space="preserve"> 所；）作为调研样本。调研对象覆盖</w:t>
-      </w:r>
-      <w:r>
-        <w:rPr>
-          <w:rFonts w:ascii="宋体" w:hAnsi="宋体" w:hint="eastAsia"/>
-          <w:lang w:eastAsia="zh-CN"/>
-        </w:rPr>
-        <w:t>初中高中学生</w:t>
-      </w:r>
-      <w:r>
-        <w:rPr>
-          <w:rFonts w:ascii="宋体" w:hAnsi="宋体"/>
-          <w:lang w:eastAsia="zh-CN"/>
-        </w:rPr>
-        <w:t>、学生家长、学校教学岗与非教学岗教职工三类群体。</w:t>
-      </w:r>
-    </w:p>
-    <w:p>
-      <w:pPr>
-        <w:pStyle w:val="afc"/>
-        <w:numPr>
-          <w:ilvl w:val="0"/>
-          <w:numId w:val="43"/>
-        </w:numPr>
-        <w:ind w:firstLineChars="0"/>
-        <w:rPr>
-          <w:rFonts w:ascii="宋体" w:hAnsi="宋体" w:hint="eastAsia"/>
-          <w:b/>
-          <w:bCs/>
-          <w:lang w:eastAsia="zh-CN"/>
-        </w:rPr>
-      </w:pPr>
-      <w:r>
-        <w:rPr>
-          <w:rFonts w:ascii="宋体" w:hAnsi="宋体" w:hint="eastAsia"/>
-          <w:b/>
-          <w:bCs/>
-          <w:lang w:eastAsia="zh-CN"/>
-        </w:rPr>
-        <w:t>数据处理</w:t>
-      </w:r>
-    </w:p>
-    <w:p>
-      <w:pPr>
-        <w:pStyle w:val="afc"/>
-        <w:ind w:left="360" w:firstLine="400"/>
-        <w:rPr>
-          <w:rFonts w:ascii="宋体" w:hAnsi="宋体" w:hint="eastAsia"/>
-          <w:lang w:eastAsia="zh-CN"/>
-        </w:rPr>
-      </w:pPr>
-      <w:r>
-        <w:rPr>
-          <w:rFonts w:ascii="宋体" w:hAnsi="宋体"/>
-          <w:lang w:eastAsia="zh-CN"/>
-        </w:rPr>
-        <w:t>本研究共发放问卷 41301 份，剔除无效作答、逻辑矛盾问卷后，回收有效问卷 36712 份，有效回收率 9</w:t>
-      </w:r>
-      <w:r>
-        <w:rPr>
-          <w:rFonts w:ascii="宋体" w:hAnsi="宋体" w:hint="eastAsia"/>
-          <w:lang w:eastAsia="zh-CN"/>
-        </w:rPr>
-        <w:t>1</w:t>
-      </w:r>
-      <w:r>
-        <w:rPr>
-          <w:rFonts w:ascii="宋体" w:hAnsi="宋体"/>
-          <w:lang w:eastAsia="zh-CN"/>
-        </w:rPr>
-        <w:t>.</w:t>
-      </w:r>
-      <w:r>
-        <w:rPr>
-          <w:rFonts w:ascii="宋体" w:hAnsi="宋体" w:hint="eastAsia"/>
-          <w:lang w:eastAsia="zh-CN"/>
-        </w:rPr>
-        <w:t>7</w:t>
-      </w:r>
-      <w:r>
-        <w:rPr>
-          <w:rFonts w:ascii="宋体" w:hAnsi="宋体"/>
-          <w:lang w:eastAsia="zh-CN"/>
-        </w:rPr>
-        <w:t xml:space="preserve">8%。同时辅以半结构化深度访谈，完成学生代表访谈 42 人、家长代表访谈 36 人、教职工代表访谈 28 人，质性资料与量化数据形成互证，确保研究结论的内部效度。数据处理采用 </w:t>
-      </w:r>
-      <w:proofErr w:type="spellStart"/>
-      <w:r>
-        <w:rPr>
-          <w:rFonts w:ascii="宋体" w:hAnsi="宋体" w:hint="eastAsia"/>
-          <w:lang w:eastAsia="zh-CN"/>
-        </w:rPr>
-        <w:t>python</w:t>
-      </w:r>
-      <w:r>
-        <w:rPr>
-          <w:rFonts w:ascii="宋体" w:hAnsi="宋体" w:hint="eastAsia"/>
-          <w:lang w:eastAsia="zh-CN"/>
-        </w:rPr>
-        <w:t>,</w:t>
-      </w:r>
-      <w:r>
-        <w:rPr>
-          <w:rFonts w:ascii="宋体" w:hAnsi="宋体" w:hint="eastAsia"/>
-          <w:lang w:eastAsia="zh-CN"/>
-        </w:rPr>
-        <w:t>matplotlib.pyplot</w:t>
-      </w:r>
-      <w:r>
-        <w:rPr>
-          <w:rFonts w:ascii="宋体" w:hAnsi="宋体" w:hint="eastAsia"/>
-          <w:lang w:eastAsia="zh-CN"/>
-        </w:rPr>
-        <w:t>,</w:t>
-      </w:r>
-      <w:r>
-        <w:rPr>
-          <w:rFonts w:ascii="宋体" w:hAnsi="宋体" w:hint="eastAsia"/>
-          <w:lang w:eastAsia="zh-CN"/>
-        </w:rPr>
-        <w:t>seaborn</w:t>
-      </w:r>
-      <w:proofErr w:type="spellEnd"/>
-      <w:r>
-        <w:rPr>
-          <w:rFonts w:ascii="宋体" w:hAnsi="宋体" w:hint="eastAsia"/>
-          <w:lang w:eastAsia="zh-CN"/>
-        </w:rPr>
-        <w:t>。</w:t>
-      </w:r>
-      <w:r>
-        <w:rPr>
-          <w:rFonts w:ascii="宋体" w:hAnsi="宋体"/>
-          <w:lang w:eastAsia="zh-CN"/>
-        </w:rPr>
-        <w:t>显著性检验水准设定为 α=0.05。</w:t>
-      </w:r>
-    </w:p>
-    <w:p>
-      <w:pPr>
-        <w:pStyle w:val="1"/>
-        <w:rPr>
-          <w:lang w:eastAsia="zh-CN"/>
-        </w:rPr>
-      </w:pPr>
-      <w:r>
-        <w:rPr>
-          <w:lang w:eastAsia="zh-CN"/>
-        </w:rPr>
-        <w:t>提前开学对不同群体的多维影响分析</w:t>
-      </w:r>
-    </w:p>
-    <w:p>
-      <w:pPr>
-        <w:rPr>
-          <w:b/>
-          <w:bCs/>
-          <w:lang w:eastAsia="zh-CN"/>
-        </w:rPr>
-      </w:pPr>
-      <w:r>
-        <w:rPr>
-          <w:rFonts w:hint="eastAsia"/>
-          <w:b/>
-          <w:bCs/>
-          <w:lang w:eastAsia="zh-CN"/>
-        </w:rPr>
-        <w:t>数据皆为编造</w:t>
-      </w:r>
-    </w:p>
-    <w:p>
-      <w:pPr>
-        <w:pStyle w:val="2"/>
-        <w:rPr>
-          <w:lang w:eastAsia="zh-CN"/>
-        </w:rPr>
-      </w:pPr>
-      <w:r>
-        <w:rPr>
-          <w:lang w:eastAsia="zh-CN"/>
-        </w:rPr>
-        <w:t>对学生群体的影响：身心负荷加剧与行为模式强干预</w:t>
-      </w:r>
-    </w:p>
-    <w:p>
-      <w:pPr>
-        <w:rPr>
-          <w:lang w:eastAsia="zh-CN"/>
-        </w:rPr>
-      </w:pPr>
-      <w:r>
-        <w:rPr>
-          <w:rFonts w:hint="eastAsia"/>
-          <w:lang w:eastAsia="zh-CN"/>
-        </w:rPr>
-        <w:t>提前开学对学生群体的影响以负面效应为主，核心集中在心理健康、作息行为、学业应激、消费娱乐四个维度，具体量化结果如下：</w:t>
-      </w:r>
-    </w:p>
-    <w:p>
-      <w:pPr>
-        <w:pStyle w:val="afc"/>
-        <w:numPr>
-          <w:ilvl w:val="0"/>
-          <w:numId w:val="45"/>
-        </w:numPr>
-        <w:ind w:firstLineChars="0"/>
-        <w:rPr>
-          <w:b/>
-          <w:bCs/>
-          <w:lang w:eastAsia="zh-CN"/>
-        </w:rPr>
-      </w:pPr>
-      <w:r>
-        <w:rPr>
-          <w:rFonts w:hint="eastAsia"/>
-          <w:b/>
-          <w:bCs/>
-          <w:lang w:eastAsia="zh-CN"/>
-        </w:rPr>
-        <w:t>心理健康与生理应激效应</w:t>
-      </w:r>
-    </w:p>
-    <w:p>
-      <w:pPr>
-        <w:pStyle w:val="afc"/>
-        <w:ind w:left="360" w:firstLineChars="0" w:firstLine="0"/>
-        <w:rPr>
-          <w:lang w:eastAsia="zh-CN"/>
-        </w:rPr>
-      </w:pPr>
-      <w:r>
-        <w:rPr>
-          <w:rFonts w:hint="eastAsia"/>
-          <w:lang w:eastAsia="zh-CN"/>
-        </w:rPr>
-        <w:t>焦虑自评量表（</w:t>
-      </w:r>
-      <w:r>
-        <w:rPr>
-          <w:rFonts w:hint="eastAsia"/>
-          <w:lang w:eastAsia="zh-CN"/>
-        </w:rPr>
-        <w:t>SAS</w:t>
-      </w:r>
-      <w:r>
-        <w:rPr>
-          <w:rFonts w:hint="eastAsia"/>
-          <w:lang w:eastAsia="zh-CN"/>
-        </w:rPr>
-        <w:t>）测评结果显示，提前开学学生的焦虑得分均值为</w:t>
-      </w:r>
-      <w:r>
-        <w:rPr>
-          <w:rFonts w:hint="eastAsia"/>
-          <w:lang w:eastAsia="zh-CN"/>
-        </w:rPr>
-        <w:t xml:space="preserve"> 58.72 </w:t>
-      </w:r>
-      <w:r>
-        <w:rPr>
-          <w:rFonts w:hint="eastAsia"/>
-          <w:lang w:eastAsia="zh-CN"/>
-        </w:rPr>
-        <w:t>分，显著高于正常开学群体的</w:t>
-      </w:r>
-      <w:r>
-        <w:rPr>
-          <w:rFonts w:hint="eastAsia"/>
-          <w:lang w:eastAsia="zh-CN"/>
-        </w:rPr>
-        <w:t xml:space="preserve"> 42.36 </w:t>
-      </w:r>
-      <w:r>
-        <w:rPr>
-          <w:rFonts w:hint="eastAsia"/>
-          <w:lang w:eastAsia="zh-CN"/>
-        </w:rPr>
-        <w:t>分（</w:t>
-      </w:r>
-      <w:r>
-        <w:rPr>
-          <w:rFonts w:hint="eastAsia"/>
-          <w:lang w:eastAsia="zh-CN"/>
-        </w:rPr>
-        <w:t>P&lt;0.01</w:t>
-      </w:r>
-      <w:r>
-        <w:rPr>
-          <w:rFonts w:hint="eastAsia"/>
-          <w:lang w:eastAsia="zh-CN"/>
-        </w:rPr>
-        <w:t>），达到轻度焦虑水平的学生占比</w:t>
-      </w:r>
-      <w:r>
-        <w:rPr>
-          <w:rFonts w:hint="eastAsia"/>
-          <w:lang w:eastAsia="zh-CN"/>
-        </w:rPr>
-        <w:t xml:space="preserve"> 68.47%</w:t>
-      </w:r>
-      <w:r>
-        <w:rPr>
-          <w:rFonts w:hint="eastAsia"/>
-          <w:lang w:eastAsia="zh-CN"/>
-        </w:rPr>
-        <w:t>，较正常</w:t>
-      </w:r>
-      <w:proofErr w:type="gramStart"/>
-      <w:r>
-        <w:rPr>
-          <w:rFonts w:hint="eastAsia"/>
-          <w:lang w:eastAsia="zh-CN"/>
-        </w:rPr>
-        <w:t>开学组</w:t>
-      </w:r>
-      <w:proofErr w:type="gramEnd"/>
-      <w:r>
-        <w:rPr>
-          <w:rFonts w:hint="eastAsia"/>
-          <w:lang w:eastAsia="zh-CN"/>
-        </w:rPr>
-        <w:t>高出</w:t>
-      </w:r>
-      <w:r>
-        <w:rPr>
-          <w:rFonts w:hint="eastAsia"/>
-          <w:lang w:eastAsia="zh-CN"/>
-        </w:rPr>
-        <w:t xml:space="preserve"> 42.19 </w:t>
-      </w:r>
-      <w:proofErr w:type="gramStart"/>
-      <w:r>
-        <w:rPr>
-          <w:rFonts w:hint="eastAsia"/>
-          <w:lang w:eastAsia="zh-CN"/>
-        </w:rPr>
-        <w:t>个</w:t>
-      </w:r>
-      <w:proofErr w:type="gramEnd"/>
-      <w:r>
-        <w:rPr>
-          <w:rFonts w:hint="eastAsia"/>
-          <w:lang w:eastAsia="zh-CN"/>
-        </w:rPr>
-        <w:t>百分</w:t>
-      </w:r>
-      <w:r>
-        <w:rPr>
-          <w:rFonts w:hint="eastAsia"/>
-          <w:lang w:eastAsia="zh-CN"/>
-        </w:rPr>
-        <w:t>点。其中，初中和高中毕业年级学生焦虑得分则更高，均值达</w:t>
-      </w:r>
-      <w:r>
-        <w:rPr>
-          <w:rFonts w:hint="eastAsia"/>
-          <w:lang w:eastAsia="zh-CN"/>
-        </w:rPr>
-        <w:t xml:space="preserve"> 67.83 </w:t>
-      </w:r>
-      <w:r>
-        <w:rPr>
-          <w:rFonts w:hint="eastAsia"/>
-          <w:lang w:eastAsia="zh-CN"/>
-        </w:rPr>
-        <w:t>分，已经达到了中度焦虑，显著高于</w:t>
-      </w:r>
-      <w:proofErr w:type="gramStart"/>
-      <w:r>
-        <w:rPr>
-          <w:rFonts w:hint="eastAsia"/>
-          <w:lang w:eastAsia="zh-CN"/>
-        </w:rPr>
-        <w:t>非毕业</w:t>
-      </w:r>
-      <w:proofErr w:type="gramEnd"/>
-      <w:r>
-        <w:rPr>
-          <w:rFonts w:hint="eastAsia"/>
-          <w:lang w:eastAsia="zh-CN"/>
-        </w:rPr>
-        <w:t>年级（</w:t>
-      </w:r>
-      <w:r>
-        <w:rPr>
-          <w:rFonts w:hint="eastAsia"/>
-          <w:lang w:eastAsia="zh-CN"/>
-        </w:rPr>
-        <w:t>P&lt;0.001</w:t>
-      </w:r>
-      <w:r>
-        <w:rPr>
-          <w:rFonts w:hint="eastAsia"/>
-          <w:lang w:eastAsia="zh-CN"/>
-        </w:rPr>
-        <w:t>）。</w:t>
       </w:r>
     </w:p>
     <w:p>
       <w:pPr>
         <w:ind w:firstLineChars="262" w:firstLine="419"/>
         <w:jc w:val="center"/>
+        <w:rPr>
+          <w:rFonts w:ascii="宋体" w:hAnsi="宋体"/>
+          <w:sz w:val="16"/>
+          <w:szCs w:val="16"/>
+          <w:lang w:eastAsia="zh-CN"/>
+        </w:rPr>
+      </w:pPr>
+      <w:r>
         <w:rPr>
           <w:rFonts w:ascii="宋体" w:hAnsi="宋体" w:hint="eastAsia"/>
           <w:sz w:val="16"/>
           <w:szCs w:val="16"/>
           <w:lang w:eastAsia="zh-CN"/>
         </w:rPr>
-      </w:pPr>
-      <w:r>
-        <w:rPr>
-          <w:rFonts w:ascii="宋体" w:hAnsi="宋体" w:hint="eastAsia"/>
+        <w:t>图1：正常开学与提前开学焦虑得分均值对比</w:t>
+      </w:r>
+    </w:p>
+    <w:p>
+      <w:pPr>
+        <w:rPr>
+          <w:rFonts w:ascii="宋体" w:hAnsi="宋体"/>
           <w:sz w:val="16"/>
           <w:szCs w:val="16"/>
           <w:lang w:eastAsia="zh-CN"/>
         </w:rPr>
-        <w:t>图1：正常开学与提前开学焦虑得分均值对比</w:t>
+      </w:pPr>
+      <w:r>
+        <w:rPr>
+          <w:lang w:eastAsia="zh-CN"/>
+        </w:rPr>
+        <w:t>生理层面，</w:t>
+      </w:r>
+      <w:r>
+        <w:rPr>
+          <w:lang w:eastAsia="zh-CN"/>
+        </w:rPr>
+        <w:t xml:space="preserve">62.34% </w:t>
+      </w:r>
+      <w:r>
+        <w:rPr>
+          <w:lang w:eastAsia="zh-CN"/>
+        </w:rPr>
+        <w:t>的提前开学学生出现</w:t>
+      </w:r>
+      <w:r>
+        <w:rPr>
+          <w:lang w:eastAsia="zh-CN"/>
+        </w:rPr>
+        <w:t xml:space="preserve"> “</w:t>
+      </w:r>
+      <w:r>
+        <w:rPr>
+          <w:lang w:eastAsia="zh-CN"/>
+        </w:rPr>
+        <w:t>开学前失眠</w:t>
+      </w:r>
+      <w:r>
+        <w:rPr>
+          <w:lang w:eastAsia="zh-CN"/>
+        </w:rPr>
+        <w:t xml:space="preserve">” </w:t>
+      </w:r>
+      <w:r>
+        <w:rPr>
+          <w:lang w:eastAsia="zh-CN"/>
+        </w:rPr>
+        <w:t>症状，日均睡眠时长从假期的</w:t>
+      </w:r>
+      <w:r>
+        <w:rPr>
+          <w:lang w:eastAsia="zh-CN"/>
+        </w:rPr>
+        <w:t xml:space="preserve"> 8.72 </w:t>
+      </w:r>
+      <w:r>
+        <w:rPr>
+          <w:lang w:eastAsia="zh-CN"/>
+        </w:rPr>
+        <w:t>小时下降至</w:t>
+      </w:r>
+      <w:r>
+        <w:rPr>
+          <w:lang w:eastAsia="zh-CN"/>
+        </w:rPr>
+        <w:t xml:space="preserve"> 6.15 </w:t>
+      </w:r>
+      <w:r>
+        <w:rPr>
+          <w:lang w:eastAsia="zh-CN"/>
+        </w:rPr>
+        <w:t>小时，降幅</w:t>
+      </w:r>
+      <w:r>
+        <w:rPr>
+          <w:lang w:eastAsia="zh-CN"/>
+        </w:rPr>
+        <w:t xml:space="preserve"> 29.47%</w:t>
+      </w:r>
+      <w:r>
+        <w:rPr>
+          <w:lang w:eastAsia="zh-CN"/>
+        </w:rPr>
+        <w:t>；</w:t>
       </w:r>
     </w:p>
     <w:p>
       <w:pPr>
         <w:pStyle w:val="afc"/>
         <w:ind w:left="360" w:firstLineChars="0" w:firstLine="0"/>
-        <w:rPr>
+        <w:jc w:val="center"/>
+        <w:rPr>
+          <w:rFonts w:ascii="宋体" w:hAnsi="宋体"/>
+          <w:sz w:val="18"/>
+          <w:szCs w:val="18"/>
           <w:lang w:eastAsia="zh-CN"/>
         </w:rPr>
       </w:pPr>
@@ -2713,17 +2453,9 @@
           <w:lang w:eastAsia="zh-CN"/>
         </w:rPr>
         <w:drawing>
-          <wp:anchor distT="0" distB="0" distL="114300" distR="114300" simplePos="0" relativeHeight="251660288" behindDoc="0" locked="0" layoutInCell="1" allowOverlap="1" wp14:anchorId="4C1EE699" wp14:editId="46DEB155">
-            <wp:simplePos x="0" y="0"/>
-            <wp:positionH relativeFrom="margin">
-              <wp:posOffset>3916045</wp:posOffset>
-            </wp:positionH>
-            <wp:positionV relativeFrom="paragraph">
-              <wp:posOffset>513261</wp:posOffset>
-            </wp:positionV>
-            <wp:extent cx="2531110" cy="1898015"/>
-            <wp:effectExtent l="0" t="0" r="2540" b="6985"/>
-            <wp:wrapTopAndBottom/>
+          <wp:inline distT="0" distB="0" distL="0" distR="0" wp14:anchorId="4C1EE699" wp14:editId="01DA3E93">
+            <wp:extent cx="2928442" cy="2195763"/>
+            <wp:effectExtent l="0" t="0" r="5715" b="0"/>
             <wp:docPr id="8" name="图片 8" descr="图表, 折线图&#10;&#10;AI 生成的内容可能不正确。"/>
             <wp:cNvGraphicFramePr>
               <a:graphicFrameLocks xmlns:a="http://schemas.openxmlformats.org/drawingml/2006/main" noChangeAspect="1"/>
@@ -2744,7 +2476,7 @@
                   <pic:spPr>
                     <a:xfrm>
                       <a:off x="0" y="0"/>
-                      <a:ext cx="2531110" cy="1898015"/>
+                      <a:ext cx="2938179" cy="2203064"/>
                     </a:xfrm>
                     <a:prstGeom prst="rect">
                       <a:avLst/>
@@ -2753,92 +2485,8 @@
                 </pic:pic>
               </a:graphicData>
             </a:graphic>
-            <wp14:sizeRelH relativeFrom="margin">
-              <wp14:pctWidth>0</wp14:pctWidth>
-            </wp14:sizeRelH>
-            <wp14:sizeRelV relativeFrom="margin">
-              <wp14:pctHeight>0</wp14:pctHeight>
-            </wp14:sizeRelV>
-          </wp:anchor>
+          </wp:inline>
         </w:drawing>
-      </w:r>
-      <w:r>
-        <w:rPr>
-          <w:lang w:eastAsia="zh-CN"/>
-        </w:rPr>
-        <w:t>生理层面，</w:t>
-      </w:r>
-      <w:r>
-        <w:rPr>
-          <w:lang w:eastAsia="zh-CN"/>
-        </w:rPr>
-        <w:t xml:space="preserve">62.34% </w:t>
-      </w:r>
-      <w:r>
-        <w:rPr>
-          <w:lang w:eastAsia="zh-CN"/>
-        </w:rPr>
-        <w:t>的提前开学学生出现</w:t>
-      </w:r>
-      <w:r>
-        <w:rPr>
-          <w:lang w:eastAsia="zh-CN"/>
-        </w:rPr>
-        <w:t xml:space="preserve"> “</w:t>
-      </w:r>
-      <w:r>
-        <w:rPr>
-          <w:lang w:eastAsia="zh-CN"/>
-        </w:rPr>
-        <w:t>开学前失眠</w:t>
-      </w:r>
-      <w:r>
-        <w:rPr>
-          <w:lang w:eastAsia="zh-CN"/>
-        </w:rPr>
-        <w:t xml:space="preserve">” </w:t>
-      </w:r>
-      <w:r>
-        <w:rPr>
-          <w:lang w:eastAsia="zh-CN"/>
-        </w:rPr>
-        <w:t>症状，日均睡眠时长从假期的</w:t>
-      </w:r>
-      <w:r>
-        <w:rPr>
-          <w:lang w:eastAsia="zh-CN"/>
-        </w:rPr>
-        <w:t xml:space="preserve"> 8.72 </w:t>
-      </w:r>
-      <w:r>
-        <w:rPr>
-          <w:lang w:eastAsia="zh-CN"/>
-        </w:rPr>
-        <w:t>小时下降至</w:t>
-      </w:r>
-      <w:r>
-        <w:rPr>
-          <w:lang w:eastAsia="zh-CN"/>
-        </w:rPr>
-        <w:t xml:space="preserve"> 6.15 </w:t>
-      </w:r>
-      <w:r>
-        <w:rPr>
-          <w:lang w:eastAsia="zh-CN"/>
-        </w:rPr>
-        <w:t>小时，降幅</w:t>
-      </w:r>
-      <w:r>
-        <w:rPr>
-          <w:lang w:eastAsia="zh-CN"/>
-        </w:rPr>
-        <w:t xml:space="preserve"> 29.47%</w:t>
-      </w:r>
-      <w:r>
-        <w:rPr>
-          <w:lang w:eastAsia="zh-CN"/>
-        </w:rPr>
-        <w:t>；</w:t>
       </w:r>
     </w:p>
     <w:p>
@@ -3183,7 +2831,6 @@
           <w:rFonts w:ascii="宋体" w:hAnsi="宋体" w:cs="宋体"/>
           <w:lang w:eastAsia="zh-CN"/>
         </w:rPr>
-        <w:lastRenderedPageBreak/>
         <w:t>47.89% 的学生表示提前开学打乱了寒假社会实践、</w:t>
       </w:r>
       <w:proofErr w:type="gramStart"/>
@@ -3219,7 +2866,7 @@
     </w:p>
     <w:p>
       <w:pPr>
-        <w:pStyle w:val="2"/>
+        <w:pStyle w:val="3"/>
         <w:rPr>
           <w:lang w:eastAsia="zh-CN"/>
         </w:rPr>
@@ -3362,6 +3009,7 @@
           <w:bCs/>
           <w:lang w:eastAsia="zh-CN"/>
         </w:rPr>
+        <w:lastRenderedPageBreak/>
         <w:t>家庭经济成本的双向波动</w:t>
       </w:r>
     </w:p>
@@ -3521,7 +3169,7 @@
     </w:p>
     <w:p>
       <w:pPr>
-        <w:pStyle w:val="2"/>
+        <w:pStyle w:val="3"/>
         <w:rPr>
           <w:lang w:eastAsia="zh-CN"/>
         </w:rPr>
@@ -3617,13 +3265,7 @@
         <w:rPr>
           <w:lang w:eastAsia="zh-CN"/>
         </w:rPr>
-        <w:t>小</w:t>
-      </w:r>
-      <w:r>
-        <w:rPr>
-          <w:lang w:eastAsia="zh-CN"/>
-        </w:rPr>
-        <w:t>时，增幅达</w:t>
+        <w:t>小时，增幅达</w:t>
       </w:r>
       <w:r>
         <w:rPr>
@@ -3705,6 +3347,7 @@
         <w:pStyle w:val="afc"/>
         <w:ind w:left="360" w:firstLineChars="0" w:firstLine="0"/>
         <w:rPr>
+          <w:rFonts w:hint="eastAsia"/>
           <w:lang w:eastAsia="zh-CN"/>
         </w:rPr>
       </w:pPr>
@@ -3914,21 +3557,144 @@
       </w:pPr>
       <w:r>
         <w:rPr>
+          <w:lang w:eastAsia="zh-CN"/>
+        </w:rPr>
+        <w:t>职业倦怠量表（</w:t>
+      </w:r>
+      <w:r>
+        <w:rPr>
+          <w:lang w:eastAsia="zh-CN"/>
+        </w:rPr>
+        <w:t>MBI</w:t>
+      </w:r>
+      <w:r>
+        <w:rPr>
+          <w:lang w:eastAsia="zh-CN"/>
+        </w:rPr>
+        <w:t>）测评结果显示，提前开学教职工的倦怠得分均值为</w:t>
+      </w:r>
+      <w:r>
+        <w:rPr>
+          <w:lang w:eastAsia="zh-CN"/>
+        </w:rPr>
+        <w:t xml:space="preserve"> 62.38 </w:t>
+      </w:r>
+      <w:r>
+        <w:rPr>
+          <w:lang w:eastAsia="zh-CN"/>
+        </w:rPr>
+        <w:t>分，显著高于正常</w:t>
+      </w:r>
+      <w:proofErr w:type="gramStart"/>
+      <w:r>
+        <w:rPr>
+          <w:lang w:eastAsia="zh-CN"/>
+        </w:rPr>
+        <w:t>开学组</w:t>
+      </w:r>
+      <w:proofErr w:type="gramEnd"/>
+      <w:r>
+        <w:rPr>
+          <w:lang w:eastAsia="zh-CN"/>
+        </w:rPr>
+        <w:t>的</w:t>
+      </w:r>
+      <w:r>
+        <w:rPr>
+          <w:lang w:eastAsia="zh-CN"/>
+        </w:rPr>
+        <w:t xml:space="preserve"> 45.21 </w:t>
+      </w:r>
+      <w:r>
+        <w:rPr>
+          <w:lang w:eastAsia="zh-CN"/>
+        </w:rPr>
+        <w:t>分（</w:t>
+      </w:r>
+      <w:r>
+        <w:rPr>
+          <w:lang w:eastAsia="zh-CN"/>
+        </w:rPr>
+        <w:t>P&lt;0.05</w:t>
+      </w:r>
+      <w:r>
+        <w:rPr>
+          <w:lang w:eastAsia="zh-CN"/>
+        </w:rPr>
+        <w:t>），其中</w:t>
+      </w:r>
+      <w:r>
+        <w:rPr>
+          <w:lang w:eastAsia="zh-CN"/>
+        </w:rPr>
+        <w:t xml:space="preserve"> 82.47% </w:t>
+      </w:r>
+      <w:r>
+        <w:rPr>
+          <w:lang w:eastAsia="zh-CN"/>
+        </w:rPr>
+        <w:t>的教师表示</w:t>
+      </w:r>
+      <w:r>
+        <w:rPr>
+          <w:lang w:eastAsia="zh-CN"/>
+        </w:rPr>
+        <w:t xml:space="preserve"> “</w:t>
+      </w:r>
+      <w:r>
+        <w:rPr>
+          <w:lang w:eastAsia="zh-CN"/>
+        </w:rPr>
+        <w:t>提前开学打乱了假期休整节奏，出现明显的职业疲惫感</w:t>
+      </w:r>
+      <w:r>
+        <w:rPr>
+          <w:lang w:eastAsia="zh-CN"/>
+        </w:rPr>
+        <w:t>”</w:t>
+      </w:r>
+      <w:r>
+        <w:rPr>
+          <w:lang w:eastAsia="zh-CN"/>
+        </w:rPr>
+        <w:t>。</w:t>
+      </w:r>
+      <w:r>
+        <w:rPr>
           <w:noProof/>
           <w:lang w:val="zh-CN" w:eastAsia="zh-CN"/>
         </w:rPr>
+        <w:t xml:space="preserve"> </w:t>
+      </w:r>
+      <w:r>
+        <w:rPr>
+          <w:noProof/>
+          <w:lang w:val="zh-CN" w:eastAsia="zh-CN"/>
+        </w:rPr>
+        <w:t xml:space="preserve"> </w:t>
+      </w:r>
+    </w:p>
+    <w:p>
+      <w:pPr>
+        <w:pStyle w:val="afc"/>
+        <w:ind w:left="360" w:firstLineChars="0" w:firstLine="0"/>
+        <w:jc w:val="center"/>
+        <w:rPr>
+          <w:rFonts w:ascii="宋体" w:hAnsi="宋体"/>
+          <w:sz w:val="18"/>
+          <w:szCs w:val="18"/>
+          <w:lang w:eastAsia="zh-CN"/>
+        </w:rPr>
+      </w:pPr>
+      <w:r>
+        <w:rPr>
+          <w:noProof/>
+          <w:lang w:val="zh-CN" w:eastAsia="zh-CN"/>
+        </w:rPr>
         <w:drawing>
-          <wp:anchor distT="0" distB="0" distL="114300" distR="114300" simplePos="0" relativeHeight="251661312" behindDoc="0" locked="0" layoutInCell="1" allowOverlap="1" wp14:anchorId="48B75A68" wp14:editId="62720701">
-            <wp:simplePos x="0" y="0"/>
-            <wp:positionH relativeFrom="column">
-              <wp:posOffset>582385</wp:posOffset>
-            </wp:positionH>
-            <wp:positionV relativeFrom="paragraph">
-              <wp:posOffset>833846</wp:posOffset>
-            </wp:positionV>
-            <wp:extent cx="2236470" cy="2236470"/>
+          <wp:inline distT="0" distB="0" distL="0" distR="0" wp14:anchorId="7134198C" wp14:editId="76C500C6">
+            <wp:extent cx="2386330" cy="2386330"/>
             <wp:effectExtent l="0" t="0" r="0" b="0"/>
-            <wp:wrapTopAndBottom/>
             <wp:docPr id="12" name="图片 12"/>
             <wp:cNvGraphicFramePr>
               <a:graphicFrameLocks xmlns:a="http://schemas.openxmlformats.org/drawingml/2006/main" noChangeAspect="1"/>
@@ -3949,7 +3715,7 @@
                   <pic:spPr>
                     <a:xfrm>
                       <a:off x="0" y="0"/>
-                      <a:ext cx="2236470" cy="2236470"/>
+                      <a:ext cx="2386330" cy="2386330"/>
                     </a:xfrm>
                     <a:prstGeom prst="rect">
                       <a:avLst/>
@@ -3958,119 +3724,8 @@
                 </pic:pic>
               </a:graphicData>
             </a:graphic>
-          </wp:anchor>
+          </wp:inline>
         </w:drawing>
-      </w:r>
-      <w:r>
-        <w:rPr>
-          <w:lang w:eastAsia="zh-CN"/>
-        </w:rPr>
-        <w:t>职业倦怠量表（</w:t>
-      </w:r>
-      <w:r>
-        <w:rPr>
-          <w:lang w:eastAsia="zh-CN"/>
-        </w:rPr>
-        <w:t>MBI</w:t>
-      </w:r>
-      <w:r>
-        <w:rPr>
-          <w:lang w:eastAsia="zh-CN"/>
-        </w:rPr>
-        <w:t>）测评结果显示，提前开学教职工的倦怠得分均值为</w:t>
-      </w:r>
-      <w:r>
-        <w:rPr>
-          <w:lang w:eastAsia="zh-CN"/>
-        </w:rPr>
-        <w:t xml:space="preserve"> 62.38 </w:t>
-      </w:r>
-      <w:r>
-        <w:rPr>
-          <w:lang w:eastAsia="zh-CN"/>
-        </w:rPr>
-        <w:t>分，显著高于正常</w:t>
-      </w:r>
-      <w:proofErr w:type="gramStart"/>
-      <w:r>
-        <w:rPr>
-          <w:lang w:eastAsia="zh-CN"/>
-        </w:rPr>
-        <w:t>开学组</w:t>
-      </w:r>
-      <w:proofErr w:type="gramEnd"/>
-      <w:r>
-        <w:rPr>
-          <w:lang w:eastAsia="zh-CN"/>
-        </w:rPr>
-        <w:t>的</w:t>
-      </w:r>
-      <w:r>
-        <w:rPr>
-          <w:lang w:eastAsia="zh-CN"/>
-        </w:rPr>
-        <w:t xml:space="preserve"> 45.21 </w:t>
-      </w:r>
-      <w:r>
-        <w:rPr>
-          <w:lang w:eastAsia="zh-CN"/>
-        </w:rPr>
-        <w:t>分（</w:t>
-      </w:r>
-      <w:r>
-        <w:rPr>
-          <w:lang w:eastAsia="zh-CN"/>
-        </w:rPr>
-        <w:t>P&lt;0.05</w:t>
-      </w:r>
-      <w:r>
-        <w:rPr>
-          <w:lang w:eastAsia="zh-CN"/>
-        </w:rPr>
-        <w:t>），其中</w:t>
-      </w:r>
-      <w:r>
-        <w:rPr>
-          <w:lang w:eastAsia="zh-CN"/>
-        </w:rPr>
-        <w:t xml:space="preserve"> 82.47% </w:t>
-      </w:r>
-      <w:r>
-        <w:rPr>
-          <w:lang w:eastAsia="zh-CN"/>
-        </w:rPr>
-        <w:t>的教师表示</w:t>
-      </w:r>
-      <w:r>
-        <w:rPr>
-          <w:lang w:eastAsia="zh-CN"/>
-        </w:rPr>
-        <w:t xml:space="preserve"> “</w:t>
-      </w:r>
-      <w:r>
-        <w:rPr>
-          <w:lang w:eastAsia="zh-CN"/>
-        </w:rPr>
-        <w:t>提前开学打乱了假期休整节奏，出现明显的职业疲惫感</w:t>
-      </w:r>
-      <w:r>
-        <w:rPr>
-          <w:lang w:eastAsia="zh-CN"/>
-        </w:rPr>
-        <w:t>”</w:t>
-      </w:r>
-      <w:r>
-        <w:rPr>
-          <w:lang w:eastAsia="zh-CN"/>
-        </w:rPr>
-        <w:t>。</w:t>
-      </w:r>
-      <w:r>
-        <w:rPr>
-          <w:noProof/>
-          <w:lang w:val="zh-CN" w:eastAsia="zh-CN"/>
-        </w:rPr>
-        <w:t xml:space="preserve"> </w:t>
       </w:r>
     </w:p>
     <w:p>
@@ -4317,16 +3972,15 @@
     </w:p>
     <w:p>
       <w:pPr>
-        <w:pStyle w:val="1"/>
-        <w:rPr>
-          <w:lang w:eastAsia="zh-CN"/>
-        </w:rPr>
-      </w:pPr>
-      <w:r>
-        <w:rPr>
-          <w:lang w:eastAsia="zh-CN"/>
-        </w:rPr>
-        <w:lastRenderedPageBreak/>
+        <w:pStyle w:val="2"/>
+        <w:rPr>
+          <w:lang w:eastAsia="zh-CN"/>
+        </w:rPr>
+      </w:pPr>
+      <w:r>
+        <w:rPr>
+          <w:lang w:eastAsia="zh-CN"/>
+        </w:rPr>
         <w:t>群体异质性与差异分析</w:t>
       </w:r>
     </w:p>
@@ -4441,24 +4095,36 @@
       </w:pPr>
       <w:r>
         <w:rPr>
+          <w:lang w:eastAsia="zh-CN"/>
+        </w:rPr>
+        <w:t>双职工家庭对提前开学的支持率显著高于单职工、全职家长家庭；</w:t>
+      </w:r>
+    </w:p>
+    <w:p>
+      <w:pPr>
+        <w:pStyle w:val="afc"/>
+        <w:ind w:left="360" w:firstLineChars="0" w:firstLine="0"/>
+        <w:jc w:val="center"/>
+        <w:rPr>
+          <w:rFonts w:ascii="宋体" w:hAnsi="宋体"/>
+          <w:sz w:val="16"/>
+          <w:szCs w:val="16"/>
+          <w:lang w:eastAsia="zh-CN"/>
+        </w:rPr>
+      </w:pPr>
+      <w:r>
+        <w:rPr>
           <w:rFonts w:hint="eastAsia"/>
           <w:noProof/>
           <w:sz w:val="18"/>
           <w:szCs w:val="18"/>
           <w:lang w:val="zh-CN" w:eastAsia="zh-CN"/>
         </w:rPr>
+        <w:lastRenderedPageBreak/>
         <w:drawing>
-          <wp:anchor distT="0" distB="0" distL="114300" distR="114300" simplePos="0" relativeHeight="251662336" behindDoc="0" locked="0" layoutInCell="1" allowOverlap="1" wp14:anchorId="0745FC03" wp14:editId="1663030C">
-            <wp:simplePos x="0" y="0"/>
-            <wp:positionH relativeFrom="column">
-              <wp:posOffset>464889</wp:posOffset>
-            </wp:positionH>
-            <wp:positionV relativeFrom="paragraph">
-              <wp:posOffset>428418</wp:posOffset>
-            </wp:positionV>
+          <wp:inline distT="0" distB="0" distL="0" distR="0" wp14:anchorId="0345D765" wp14:editId="2964E807">
             <wp:extent cx="2105025" cy="2105025"/>
             <wp:effectExtent l="0" t="0" r="9525" b="9525"/>
-            <wp:wrapTopAndBottom/>
             <wp:docPr id="13" name="图片 13" descr="图表, 条形图&#10;&#10;AI 生成的内容可能不正确。"/>
             <wp:cNvGraphicFramePr>
               <a:graphicFrameLocks xmlns:a="http://schemas.openxmlformats.org/drawingml/2006/main" noChangeAspect="1"/>
@@ -4488,14 +4154,8 @@
                 </pic:pic>
               </a:graphicData>
             </a:graphic>
-          </wp:anchor>
+          </wp:inline>
         </w:drawing>
-      </w:r>
-      <w:r>
-        <w:rPr>
-          <w:lang w:eastAsia="zh-CN"/>
-        </w:rPr>
-        <w:t>双职工家庭对提前开学的支持率显著高于单职工、全职家长家庭；</w:t>
       </w:r>
     </w:p>
     <w:p>
@@ -4517,7 +4177,7 @@
           <w:szCs w:val="16"/>
           <w:lang w:eastAsia="zh-CN"/>
         </w:rPr>
-        <w:t>图3：</w:t>
+        <w:t>图</w:t>
       </w:r>
       <w:r>
         <w:rPr>
@@ -4526,6 +4186,24 @@
           <w:szCs w:val="16"/>
           <w:lang w:eastAsia="zh-CN"/>
         </w:rPr>
+        <w:t>4</w:t>
+      </w:r>
+      <w:r>
+        <w:rPr>
+          <w:rFonts w:ascii="宋体" w:hAnsi="宋体" w:hint="eastAsia"/>
+          <w:sz w:val="16"/>
+          <w:szCs w:val="16"/>
+          <w:lang w:eastAsia="zh-CN"/>
+        </w:rPr>
+        <w:t>：</w:t>
+      </w:r>
+      <w:r>
+        <w:rPr>
+          <w:rFonts w:ascii="宋体" w:hAnsi="宋体" w:hint="eastAsia"/>
+          <w:sz w:val="16"/>
+          <w:szCs w:val="16"/>
+          <w:lang w:eastAsia="zh-CN"/>
+        </w:rPr>
         <w:t>不同家庭结构对提前开学的支持率</w:t>
       </w:r>
       <w:r>
@@ -4543,6 +4221,7 @@
         <w:pStyle w:val="afc"/>
         <w:ind w:left="360" w:firstLineChars="0" w:firstLine="0"/>
         <w:rPr>
+          <w:rFonts w:hint="eastAsia"/>
           <w:lang w:eastAsia="zh-CN"/>
         </w:rPr>
       </w:pPr>
@@ -4626,10 +4305,199 @@
     </w:p>
     <w:p>
       <w:pPr>
-        <w:rPr>
-          <w:lang w:eastAsia="zh-CN"/>
-        </w:rPr>
-      </w:pPr>
+        <w:pStyle w:val="1"/>
+        <w:autoSpaceDE/>
+        <w:autoSpaceDN/>
+        <w:rPr>
+          <w:rFonts w:hint="eastAsia"/>
+        </w:rPr>
+      </w:pPr>
+      <w:r>
+        <w:t xml:space="preserve">Discussion </w:t>
+      </w:r>
+      <w:r>
+        <w:rPr>
+          <w:rFonts w:hint="eastAsia"/>
+          <w:lang w:eastAsia="zh-CN"/>
+        </w:rPr>
+        <w:t xml:space="preserve">/ </w:t>
+      </w:r>
+      <w:r>
+        <w:rPr>
+          <w:rFonts w:hint="eastAsia"/>
+          <w:lang w:eastAsia="zh-CN"/>
+        </w:rPr>
+        <w:t>讨论</w:t>
+      </w:r>
+    </w:p>
+    <w:p>
+      <w:pPr>
+        <w:autoSpaceDE/>
+        <w:autoSpaceDN/>
+        <w:rPr>
+          <w:rFonts w:ascii="宋体" w:hAnsi="宋体" w:cs="宋体" w:hint="eastAsia"/>
+          <w:b/>
+          <w:bCs/>
+          <w:lang w:eastAsia="zh-CN"/>
+        </w:rPr>
+      </w:pPr>
+      <w:r>
+        <w:rPr>
+          <w:rFonts w:ascii="宋体" w:hAnsi="宋体" w:cs="宋体" w:hint="eastAsia"/>
+          <w:lang w:eastAsia="zh-CN"/>
+        </w:rPr>
+        <w:t>建议：</w:t>
+      </w:r>
+      <w:r>
+        <w:rPr>
+          <w:rFonts w:ascii="宋体" w:hAnsi="宋体" w:cs="宋体" w:hint="eastAsia"/>
+          <w:b/>
+          <w:bCs/>
+          <w:lang w:eastAsia="zh-CN"/>
+        </w:rPr>
+        <w:t>本节不具有任何负面导向</w:t>
+      </w:r>
+    </w:p>
+    <w:p>
+      <w:pPr>
+        <w:pStyle w:val="afc"/>
+        <w:numPr>
+          <w:ilvl w:val="0"/>
+          <w:numId w:val="41"/>
+        </w:numPr>
+        <w:autoSpaceDE/>
+        <w:autoSpaceDN/>
+        <w:ind w:firstLineChars="0"/>
+        <w:rPr>
+          <w:rFonts w:ascii="宋体" w:hAnsi="宋体" w:cs="宋体" w:hint="eastAsia"/>
+          <w:lang w:eastAsia="zh-CN"/>
+        </w:rPr>
+      </w:pPr>
+      <w:r>
+        <w:rPr>
+          <w:rFonts w:ascii="宋体" w:hAnsi="宋体" w:cs="宋体" w:hint="eastAsia"/>
+          <w:lang w:eastAsia="zh-CN"/>
+        </w:rPr>
+        <w:t>在规定开学时间时邀请学生、家长、教职工参与讨论。</w:t>
+      </w:r>
+      <w:r>
+        <w:rPr>
+          <w:rFonts w:ascii="宋体" w:hAnsi="宋体" w:cs="宋体"/>
+          <w:lang w:eastAsia="zh-CN"/>
+        </w:rPr>
+        <w:t>严禁学校擅自压缩假期、提前开学</w:t>
+      </w:r>
+      <w:r>
+        <w:rPr>
+          <w:rFonts w:ascii="宋体" w:hAnsi="宋体" w:cs="宋体" w:hint="eastAsia"/>
+          <w:lang w:eastAsia="zh-CN"/>
+        </w:rPr>
+        <w:t>。</w:t>
+      </w:r>
+    </w:p>
+    <w:p>
+      <w:pPr>
+        <w:pStyle w:val="afc"/>
+        <w:numPr>
+          <w:ilvl w:val="0"/>
+          <w:numId w:val="41"/>
+        </w:numPr>
+        <w:autoSpaceDE/>
+        <w:autoSpaceDN/>
+        <w:ind w:firstLineChars="0"/>
+        <w:rPr>
+          <w:rFonts w:ascii="宋体" w:hAnsi="宋体" w:cs="宋体" w:hint="eastAsia"/>
+          <w:lang w:eastAsia="zh-CN"/>
+        </w:rPr>
+      </w:pPr>
+      <w:r>
+        <w:rPr>
+          <w:rFonts w:ascii="宋体" w:hAnsi="宋体" w:cs="宋体"/>
+          <w:lang w:eastAsia="zh-CN"/>
+        </w:rPr>
+        <w:t>构建提前开学的缓冲与补偿</w:t>
+      </w:r>
+      <w:r>
+        <w:rPr>
+          <w:rFonts w:ascii="宋体" w:hAnsi="宋体" w:cs="宋体" w:hint="eastAsia"/>
+          <w:lang w:eastAsia="zh-CN"/>
+        </w:rPr>
+        <w:t>机制</w:t>
+      </w:r>
+      <w:r>
+        <w:rPr>
+          <w:rFonts w:ascii="宋体" w:hAnsi="宋体" w:cs="宋体"/>
+          <w:lang w:eastAsia="zh-CN"/>
+        </w:rPr>
+        <w:t>。针对确有特殊原因需提前开学的情况，学校需开设 1±</w:t>
+      </w:r>
+      <w:r>
+        <w:rPr>
+          <w:rFonts w:ascii="宋体" w:hAnsi="宋体" w:cs="宋体" w:hint="eastAsia"/>
+          <w:lang w:eastAsia="zh-CN"/>
+        </w:rPr>
+        <w:t>0.5</w:t>
+      </w:r>
+      <w:r>
+        <w:rPr>
+          <w:rFonts w:ascii="宋体" w:hAnsi="宋体" w:cs="宋体"/>
+          <w:lang w:eastAsia="zh-CN"/>
+        </w:rPr>
+        <w:t xml:space="preserve">周的 “开学适应缓冲期”，减少作业量与考试安排，同步开展学生心理疏导与教师休整保障；对提前开学的教职工，必须依法给予加班补贴，保障其合法权益。 </w:t>
+      </w:r>
+      <w:r>
+        <w:rPr>
+          <w:rFonts w:ascii="宋体" w:hAnsi="宋体" w:cs="宋体"/>
+          <w:lang w:eastAsia="zh-CN"/>
+        </w:rPr>
+        <w:t xml:space="preserve"> </w:t>
+      </w:r>
+    </w:p>
+    <w:p>
+      <w:pPr>
+        <w:pStyle w:val="afc"/>
+        <w:numPr>
+          <w:ilvl w:val="0"/>
+          <w:numId w:val="41"/>
+        </w:numPr>
+        <w:autoSpaceDE/>
+        <w:autoSpaceDN/>
+        <w:ind w:firstLineChars="0"/>
+        <w:rPr>
+          <w:rFonts w:ascii="宋体" w:hAnsi="宋体" w:cs="宋体" w:hint="eastAsia"/>
+          <w:lang w:eastAsia="zh-CN"/>
+        </w:rPr>
+      </w:pPr>
+      <w:r>
+        <w:rPr>
+          <w:rFonts w:ascii="宋体" w:hAnsi="宋体" w:cs="宋体"/>
+          <w:lang w:eastAsia="zh-CN"/>
+        </w:rPr>
+        <w:t>强化教</w:t>
+      </w:r>
+      <w:r>
+        <w:rPr>
+          <w:rFonts w:ascii="宋体" w:hAnsi="宋体" w:cs="宋体" w:hint="eastAsia"/>
+          <w:lang w:eastAsia="zh-CN"/>
+        </w:rPr>
+        <w:t>学</w:t>
+      </w:r>
+      <w:r>
+        <w:rPr>
+          <w:rFonts w:ascii="宋体" w:hAnsi="宋体" w:cs="宋体"/>
+          <w:lang w:eastAsia="zh-CN"/>
+        </w:rPr>
+        <w:t>的正向引导。坚决杜绝 “以压缩假期换学业成绩” 的功利化教育行为，将学生身心健康、综合素质发展纳入义务教育学校考核核心指标，从根源上遏制提前开学的非理性行为</w:t>
+      </w:r>
+      <w:r>
+        <w:rPr>
+          <w:rFonts w:ascii="宋体" w:hAnsi="宋体" w:cs="宋体"/>
+          <w:sz w:val="24"/>
+          <w:szCs w:val="24"/>
+          <w:lang w:eastAsia="zh-CN"/>
+        </w:rPr>
+        <w:t>。</w:t>
+      </w:r>
     </w:p>
     <w:p>
       <w:pPr>
